--- a/Strutur BAB II final.docx
+++ b/Strutur BAB II final.docx
@@ -1518,35 +1518,19 @@
         <w:rPr>
           <w:lang w:val="en-ID" w:eastAsia="en-ID"/>
         </w:rPr>
-        <w:t xml:space="preserve">. ([Human Skin Detection Using RGB, HSV and </w:t>
-      </w:r>
-      <w:proofErr w:type="spellStart"/>
-      <w:r>
-        <w:rPr>
-          <w:lang w:val="en-ID" w:eastAsia="en-ID"/>
-        </w:rPr>
-        <w:t>YCbCr</w:t>
-      </w:r>
-      <w:proofErr w:type="spellEnd"/>
-      <w:r>
-        <w:rPr>
-          <w:lang w:val="en-ID" w:eastAsia="en-ID"/>
-        </w:rPr>
-        <w:t xml:space="preserve"> </w:t>
-      </w:r>
-      <w:proofErr w:type="spellStart"/>
-      <w:r>
-        <w:rPr>
-          <w:lang w:val="en-ID" w:eastAsia="en-ID"/>
-        </w:rPr>
-        <w:t>Color</w:t>
-      </w:r>
-      <w:proofErr w:type="spellEnd"/>
-      <w:r>
-        <w:rPr>
-          <w:lang w:val="en-ID" w:eastAsia="en-ID"/>
-        </w:rPr>
-        <w:t xml:space="preserve"> Models]) </w:t>
+        <w:t xml:space="preserve">. </w:t>
+      </w:r>
+      <w:r>
+        <w:rPr>
+          <w:lang w:val="en-ID" w:eastAsia="en-ID"/>
+        </w:rPr>
+        <w:t>[1]</w:t>
+      </w:r>
+      <w:r>
+        <w:rPr>
+          <w:lang w:val="en-ID" w:eastAsia="en-ID"/>
+        </w:rPr>
+        <w:t xml:space="preserve"> </w:t>
       </w:r>
       <w:proofErr w:type="spellStart"/>
       <w:r>
@@ -2192,35 +2176,13 @@
         <w:rPr>
           <w:lang w:val="en-ID" w:eastAsia="en-ID"/>
         </w:rPr>
-        <w:t xml:space="preserve">. ([Human Skin Detection Using RGB, HSV and </w:t>
-      </w:r>
-      <w:proofErr w:type="spellStart"/>
-      <w:r>
-        <w:rPr>
-          <w:lang w:val="en-ID" w:eastAsia="en-ID"/>
-        </w:rPr>
-        <w:t>YCbCr</w:t>
-      </w:r>
-      <w:proofErr w:type="spellEnd"/>
-      <w:r>
-        <w:rPr>
-          <w:lang w:val="en-ID" w:eastAsia="en-ID"/>
-        </w:rPr>
-        <w:t xml:space="preserve"> </w:t>
-      </w:r>
-      <w:proofErr w:type="spellStart"/>
-      <w:r>
-        <w:rPr>
-          <w:lang w:val="en-ID" w:eastAsia="en-ID"/>
-        </w:rPr>
-        <w:t>Color</w:t>
-      </w:r>
-      <w:proofErr w:type="spellEnd"/>
-      <w:r>
-        <w:rPr>
-          <w:lang w:val="en-ID" w:eastAsia="en-ID"/>
-        </w:rPr>
-        <w:t xml:space="preserve"> Models])</w:t>
+        <w:t xml:space="preserve">. </w:t>
+      </w:r>
+      <w:r>
+        <w:rPr>
+          <w:lang w:val="en-ID" w:eastAsia="en-ID"/>
+        </w:rPr>
+        <w:t>[1]</w:t>
       </w:r>
     </w:p>
     <w:p>
@@ -2760,21 +2722,19 @@
         <w:rPr>
           <w:lang w:val="en-ID" w:eastAsia="en-ID"/>
         </w:rPr>
-        <w:t xml:space="preserve">). ([Real Time Skin </w:t>
-      </w:r>
-      <w:proofErr w:type="spellStart"/>
-      <w:r>
-        <w:rPr>
-          <w:lang w:val="en-ID" w:eastAsia="en-ID"/>
-        </w:rPr>
-        <w:t>Color</w:t>
-      </w:r>
-      <w:proofErr w:type="spellEnd"/>
-      <w:r>
-        <w:rPr>
-          <w:lang w:val="en-ID" w:eastAsia="en-ID"/>
-        </w:rPr>
-        <w:t xml:space="preserve"> Detection Based on Adaptive HSV Thresholding]) </w:t>
+        <w:t xml:space="preserve">). </w:t>
+      </w:r>
+      <w:r>
+        <w:rPr>
+          <w:lang w:val="en-ID" w:eastAsia="en-ID"/>
+        </w:rPr>
+        <w:t>[2]</w:t>
+      </w:r>
+      <w:r>
+        <w:rPr>
+          <w:lang w:val="en-ID" w:eastAsia="en-ID"/>
+        </w:rPr>
+        <w:t xml:space="preserve"> </w:t>
       </w:r>
       <w:proofErr w:type="spellStart"/>
       <w:r>
@@ -3362,21 +3322,19 @@
         <w:rPr>
           <w:lang w:val="en-ID" w:eastAsia="en-ID"/>
         </w:rPr>
-        <w:t xml:space="preserve">. ([Real Time Skin </w:t>
-      </w:r>
-      <w:proofErr w:type="spellStart"/>
-      <w:r>
-        <w:rPr>
-          <w:lang w:val="en-ID" w:eastAsia="en-ID"/>
-        </w:rPr>
-        <w:t>Color</w:t>
-      </w:r>
-      <w:proofErr w:type="spellEnd"/>
-      <w:r>
-        <w:rPr>
-          <w:lang w:val="en-ID" w:eastAsia="en-ID"/>
-        </w:rPr>
-        <w:t xml:space="preserve"> Detection Based on Adaptive HSV Thresholding]) </w:t>
+        <w:t xml:space="preserve">. </w:t>
+      </w:r>
+      <w:r>
+        <w:rPr>
+          <w:lang w:val="en-ID" w:eastAsia="en-ID"/>
+        </w:rPr>
+        <w:t>[2]</w:t>
+      </w:r>
+      <w:r>
+        <w:rPr>
+          <w:lang w:val="en-ID" w:eastAsia="en-ID"/>
+        </w:rPr>
+        <w:t xml:space="preserve"> </w:t>
       </w:r>
       <w:proofErr w:type="spellStart"/>
       <w:r>
@@ -3946,35 +3904,19 @@
         <w:rPr>
           <w:lang w:val="en-ID" w:eastAsia="en-ID"/>
         </w:rPr>
-        <w:t xml:space="preserve">. ([Human Skin Detection Using RGB, HSV and </w:t>
-      </w:r>
-      <w:proofErr w:type="spellStart"/>
-      <w:r>
-        <w:rPr>
-          <w:lang w:val="en-ID" w:eastAsia="en-ID"/>
-        </w:rPr>
-        <w:t>YCbCr</w:t>
-      </w:r>
-      <w:proofErr w:type="spellEnd"/>
-      <w:r>
-        <w:rPr>
-          <w:lang w:val="en-ID" w:eastAsia="en-ID"/>
-        </w:rPr>
-        <w:t xml:space="preserve"> </w:t>
-      </w:r>
-      <w:proofErr w:type="spellStart"/>
-      <w:r>
-        <w:rPr>
-          <w:lang w:val="en-ID" w:eastAsia="en-ID"/>
-        </w:rPr>
-        <w:t>Color</w:t>
-      </w:r>
-      <w:proofErr w:type="spellEnd"/>
-      <w:r>
-        <w:rPr>
-          <w:lang w:val="en-ID" w:eastAsia="en-ID"/>
-        </w:rPr>
-        <w:t xml:space="preserve"> Models]) </w:t>
+        <w:t xml:space="preserve">. </w:t>
+      </w:r>
+      <w:r>
+        <w:rPr>
+          <w:lang w:val="en-ID" w:eastAsia="en-ID"/>
+        </w:rPr>
+        <w:t>[1]</w:t>
+      </w:r>
+      <w:r>
+        <w:rPr>
+          <w:lang w:val="en-ID" w:eastAsia="en-ID"/>
+        </w:rPr>
+        <w:t xml:space="preserve"> </w:t>
       </w:r>
       <w:proofErr w:type="spellStart"/>
       <w:r>
@@ -4422,35 +4364,19 @@
         <w:rPr>
           <w:lang w:val="en-ID" w:eastAsia="en-ID"/>
         </w:rPr>
-        <w:t xml:space="preserve">. ([Human Skin Detection Using RGB, HSV and </w:t>
-      </w:r>
-      <w:proofErr w:type="spellStart"/>
-      <w:r>
-        <w:rPr>
-          <w:lang w:val="en-ID" w:eastAsia="en-ID"/>
-        </w:rPr>
-        <w:t>YCbCr</w:t>
-      </w:r>
-      <w:proofErr w:type="spellEnd"/>
-      <w:r>
-        <w:rPr>
-          <w:lang w:val="en-ID" w:eastAsia="en-ID"/>
-        </w:rPr>
-        <w:t xml:space="preserve"> </w:t>
-      </w:r>
-      <w:proofErr w:type="spellStart"/>
-      <w:r>
-        <w:rPr>
-          <w:lang w:val="en-ID" w:eastAsia="en-ID"/>
-        </w:rPr>
-        <w:t>Color</w:t>
-      </w:r>
-      <w:proofErr w:type="spellEnd"/>
-      <w:r>
-        <w:rPr>
-          <w:lang w:val="en-ID" w:eastAsia="en-ID"/>
-        </w:rPr>
-        <w:t xml:space="preserve"> Models]) Pada </w:t>
+        <w:t xml:space="preserve">. </w:t>
+      </w:r>
+      <w:r>
+        <w:rPr>
+          <w:lang w:val="en-ID" w:eastAsia="en-ID"/>
+        </w:rPr>
+        <w:t>[1]</w:t>
+      </w:r>
+      <w:r>
+        <w:rPr>
+          <w:lang w:val="en-ID" w:eastAsia="en-ID"/>
+        </w:rPr>
+        <w:t xml:space="preserve"> Pada </w:t>
       </w:r>
       <w:proofErr w:type="spellStart"/>
       <w:r>
@@ -4513,7 +4439,6 @@
         <w:rPr>
           <w:lang w:val="en-ID" w:eastAsia="en-ID"/>
         </w:rPr>
-        <w:lastRenderedPageBreak/>
         <w:t>warna</w:t>
       </w:r>
       <w:proofErr w:type="spellEnd"/>
@@ -5068,6 +4993,7 @@
         <w:rPr>
           <w:lang w:val="en-ID" w:eastAsia="en-ID"/>
         </w:rPr>
+        <w:lastRenderedPageBreak/>
         <w:t>segmentasi</w:t>
       </w:r>
       <w:proofErr w:type="spellEnd"/>
@@ -5397,21 +5323,19 @@
         <w:rPr>
           <w:lang w:val="en-ID" w:eastAsia="en-ID"/>
         </w:rPr>
-        <w:t xml:space="preserve">. ([Real Time Skin </w:t>
-      </w:r>
-      <w:proofErr w:type="spellStart"/>
-      <w:r>
-        <w:rPr>
-          <w:lang w:val="en-ID" w:eastAsia="en-ID"/>
-        </w:rPr>
-        <w:t>Color</w:t>
-      </w:r>
-      <w:proofErr w:type="spellEnd"/>
-      <w:r>
-        <w:rPr>
-          <w:lang w:val="en-ID" w:eastAsia="en-ID"/>
-        </w:rPr>
-        <w:t xml:space="preserve"> Detection Based on Adaptive HSV Thresholding]) </w:t>
+        <w:t xml:space="preserve">. </w:t>
+      </w:r>
+      <w:r>
+        <w:rPr>
+          <w:lang w:val="en-ID" w:eastAsia="en-ID"/>
+        </w:rPr>
+        <w:t>[2]</w:t>
+      </w:r>
+      <w:r>
+        <w:rPr>
+          <w:lang w:val="en-ID" w:eastAsia="en-ID"/>
+        </w:rPr>
+        <w:t xml:space="preserve"> </w:t>
       </w:r>
       <w:proofErr w:type="spellStart"/>
       <w:r>
@@ -6335,35 +6259,19 @@
         <w:rPr>
           <w:lang w:val="en-ID" w:eastAsia="en-ID"/>
         </w:rPr>
-        <w:t>. ([</w:t>
-      </w:r>
-      <w:proofErr w:type="spellStart"/>
-      <w:r>
-        <w:rPr>
-          <w:lang w:val="en-ID" w:eastAsia="en-ID"/>
-        </w:rPr>
-        <w:t>Color</w:t>
-      </w:r>
-      <w:proofErr w:type="spellEnd"/>
-      <w:r>
-        <w:rPr>
-          <w:lang w:val="en-ID" w:eastAsia="en-ID"/>
-        </w:rPr>
-        <w:t xml:space="preserve"> Feature Based Dominant </w:t>
-      </w:r>
-      <w:proofErr w:type="spellStart"/>
-      <w:r>
-        <w:rPr>
-          <w:lang w:val="en-ID" w:eastAsia="en-ID"/>
-        </w:rPr>
-        <w:t>Color</w:t>
-      </w:r>
-      <w:proofErr w:type="spellEnd"/>
-      <w:r>
-        <w:rPr>
-          <w:lang w:val="en-ID" w:eastAsia="en-ID"/>
-        </w:rPr>
-        <w:t xml:space="preserve"> Extraction]) </w:t>
+        <w:t xml:space="preserve">. </w:t>
+      </w:r>
+      <w:r>
+        <w:rPr>
+          <w:lang w:val="en-ID" w:eastAsia="en-ID"/>
+        </w:rPr>
+        <w:t>[3]</w:t>
+      </w:r>
+      <w:r>
+        <w:rPr>
+          <w:lang w:val="en-ID" w:eastAsia="en-ID"/>
+        </w:rPr>
+        <w:t xml:space="preserve"> </w:t>
       </w:r>
       <w:proofErr w:type="spellStart"/>
       <w:r>
@@ -6657,35 +6565,19 @@
         <w:rPr>
           <w:lang w:val="en-ID" w:eastAsia="en-ID"/>
         </w:rPr>
-        <w:t>. ([</w:t>
-      </w:r>
-      <w:proofErr w:type="spellStart"/>
-      <w:r>
-        <w:rPr>
-          <w:lang w:val="en-ID" w:eastAsia="en-ID"/>
-        </w:rPr>
-        <w:t>Color</w:t>
-      </w:r>
-      <w:proofErr w:type="spellEnd"/>
-      <w:r>
-        <w:rPr>
-          <w:lang w:val="en-ID" w:eastAsia="en-ID"/>
-        </w:rPr>
-        <w:t xml:space="preserve"> Feature Based Dominant </w:t>
-      </w:r>
-      <w:proofErr w:type="spellStart"/>
-      <w:r>
-        <w:rPr>
-          <w:lang w:val="en-ID" w:eastAsia="en-ID"/>
-        </w:rPr>
-        <w:t>Color</w:t>
-      </w:r>
-      <w:proofErr w:type="spellEnd"/>
-      <w:r>
-        <w:rPr>
-          <w:lang w:val="en-ID" w:eastAsia="en-ID"/>
-        </w:rPr>
-        <w:t xml:space="preserve"> Extraction]) </w:t>
+        <w:t xml:space="preserve">. </w:t>
+      </w:r>
+      <w:r>
+        <w:rPr>
+          <w:lang w:val="en-ID" w:eastAsia="en-ID"/>
+        </w:rPr>
+        <w:t>[3]</w:t>
+      </w:r>
+      <w:r>
+        <w:rPr>
+          <w:lang w:val="en-ID" w:eastAsia="en-ID"/>
+        </w:rPr>
+        <w:t xml:space="preserve"> </w:t>
       </w:r>
       <w:proofErr w:type="spellStart"/>
       <w:r>
@@ -7959,77 +7851,37 @@
         <w:rPr>
           <w:lang w:val="en-ID" w:eastAsia="en-ID"/>
         </w:rPr>
-        <w:t xml:space="preserve">. ([Human Skin Detection Using RGB, HSV and </w:t>
-      </w:r>
-      <w:proofErr w:type="spellStart"/>
-      <w:r>
-        <w:rPr>
-          <w:lang w:val="en-ID" w:eastAsia="en-ID"/>
-        </w:rPr>
-        <w:t>YCbCr</w:t>
-      </w:r>
-      <w:proofErr w:type="spellEnd"/>
-      <w:r>
-        <w:rPr>
-          <w:lang w:val="en-ID" w:eastAsia="en-ID"/>
-        </w:rPr>
-        <w:t xml:space="preserve"> </w:t>
-      </w:r>
-      <w:proofErr w:type="spellStart"/>
-      <w:r>
-        <w:rPr>
-          <w:lang w:val="en-ID" w:eastAsia="en-ID"/>
-        </w:rPr>
-        <w:t>Color</w:t>
-      </w:r>
-      <w:proofErr w:type="spellEnd"/>
-      <w:r>
-        <w:rPr>
-          <w:lang w:val="en-ID" w:eastAsia="en-ID"/>
-        </w:rPr>
-        <w:t xml:space="preserve"> Models]) ([Real Time Skin </w:t>
-      </w:r>
-      <w:proofErr w:type="spellStart"/>
-      <w:r>
-        <w:rPr>
-          <w:lang w:val="en-ID" w:eastAsia="en-ID"/>
-        </w:rPr>
-        <w:t>Color</w:t>
-      </w:r>
-      <w:proofErr w:type="spellEnd"/>
-      <w:r>
-        <w:rPr>
-          <w:lang w:val="en-ID" w:eastAsia="en-ID"/>
-        </w:rPr>
-        <w:t xml:space="preserve"> Detection Based on Adaptive HSV Thresholding]) ([</w:t>
-      </w:r>
-      <w:proofErr w:type="spellStart"/>
-      <w:r>
-        <w:rPr>
-          <w:lang w:val="en-ID" w:eastAsia="en-ID"/>
-        </w:rPr>
-        <w:t>Color</w:t>
-      </w:r>
-      <w:proofErr w:type="spellEnd"/>
-      <w:r>
-        <w:rPr>
-          <w:lang w:val="en-ID" w:eastAsia="en-ID"/>
-        </w:rPr>
-        <w:t xml:space="preserve"> Feature Based Dominant </w:t>
-      </w:r>
-      <w:proofErr w:type="spellStart"/>
-      <w:r>
-        <w:rPr>
-          <w:lang w:val="en-ID" w:eastAsia="en-ID"/>
-        </w:rPr>
-        <w:t>Color</w:t>
-      </w:r>
-      <w:proofErr w:type="spellEnd"/>
-      <w:r>
-        <w:rPr>
-          <w:lang w:val="en-ID" w:eastAsia="en-ID"/>
-        </w:rPr>
-        <w:t xml:space="preserve"> Extraction])</w:t>
+        <w:t xml:space="preserve">. </w:t>
+      </w:r>
+      <w:r>
+        <w:rPr>
+          <w:lang w:val="en-ID" w:eastAsia="en-ID"/>
+        </w:rPr>
+        <w:t>[1]</w:t>
+      </w:r>
+      <w:r>
+        <w:rPr>
+          <w:lang w:val="en-ID" w:eastAsia="en-ID"/>
+        </w:rPr>
+        <w:t xml:space="preserve"> </w:t>
+      </w:r>
+      <w:r>
+        <w:rPr>
+          <w:lang w:val="en-ID" w:eastAsia="en-ID"/>
+        </w:rPr>
+        <w:t>[2]</w:t>
+      </w:r>
+      <w:r>
+        <w:rPr>
+          <w:lang w:val="en-ID" w:eastAsia="en-ID"/>
+        </w:rPr>
+        <w:t xml:space="preserve"> </w:t>
+      </w:r>
+      <w:r>
+        <w:rPr>
+          <w:lang w:val="en-ID" w:eastAsia="en-ID"/>
+        </w:rPr>
+        <w:t>[3]</w:t>
       </w:r>
     </w:p>
     <w:p>
@@ -9199,7 +9051,19 @@
         <w:rPr>
           <w:lang w:val="en-ID"/>
         </w:rPr>
-        <w:t xml:space="preserve">. ([A Unified Formulation of k-Means, Fuzzy c-Means and Gaussian Mixture Model by the Kolmogorov–Nagumo Average]) </w:t>
+        <w:t xml:space="preserve">. </w:t>
+      </w:r>
+      <w:r>
+        <w:rPr>
+          <w:lang w:val="en-ID"/>
+        </w:rPr>
+        <w:t>[4]</w:t>
+      </w:r>
+      <w:r>
+        <w:rPr>
+          <w:lang w:val="en-ID"/>
+        </w:rPr>
+        <w:t xml:space="preserve"> </w:t>
       </w:r>
       <w:proofErr w:type="spellStart"/>
       <w:r>
@@ -9220,7 +9084,6 @@
         <w:rPr>
           <w:lang w:val="en-ID"/>
         </w:rPr>
-        <w:lastRenderedPageBreak/>
         <w:t>sudut</w:t>
       </w:r>
       <w:proofErr w:type="spellEnd"/>
@@ -10034,21 +9897,19 @@
         <w:rPr>
           <w:lang w:val="en-ID"/>
         </w:rPr>
-        <w:t>). ([</w:t>
-      </w:r>
-      <w:proofErr w:type="spellStart"/>
-      <w:r>
-        <w:rPr>
-          <w:lang w:val="en-ID"/>
-        </w:rPr>
-        <w:t>Color</w:t>
-      </w:r>
-      <w:proofErr w:type="spellEnd"/>
-      <w:r>
-        <w:rPr>
-          <w:lang w:val="en-ID"/>
-        </w:rPr>
-        <w:t xml:space="preserve"> Features Based Flower Image Segmentation Using K-Means and Fuzzy C-Means]) </w:t>
+        <w:t xml:space="preserve">). </w:t>
+      </w:r>
+      <w:r>
+        <w:rPr>
+          <w:lang w:val="en-ID"/>
+        </w:rPr>
+        <w:t>[5]</w:t>
+      </w:r>
+      <w:r>
+        <w:rPr>
+          <w:lang w:val="en-ID"/>
+        </w:rPr>
+        <w:t xml:space="preserve"> </w:t>
       </w:r>
       <w:proofErr w:type="spellStart"/>
       <w:r>
@@ -10425,6 +10286,7 @@
         <w:rPr>
           <w:lang w:val="en-ID"/>
         </w:rPr>
+        <w:lastRenderedPageBreak/>
         <w:t>tingkat</w:t>
       </w:r>
       <w:proofErr w:type="spellEnd"/>
@@ -10474,21 +10336,19 @@
         <w:rPr>
           <w:lang w:val="en-ID"/>
         </w:rPr>
-        <w:t>. ([</w:t>
-      </w:r>
-      <w:proofErr w:type="spellStart"/>
-      <w:r>
-        <w:rPr>
-          <w:lang w:val="en-ID"/>
-        </w:rPr>
-        <w:t>Color</w:t>
-      </w:r>
-      <w:proofErr w:type="spellEnd"/>
-      <w:r>
-        <w:rPr>
-          <w:lang w:val="en-ID"/>
-        </w:rPr>
-        <w:t xml:space="preserve"> Features Based Flower Image Segmentation Using K-Means and Fuzzy C-Means]) </w:t>
+        <w:t xml:space="preserve">. </w:t>
+      </w:r>
+      <w:r>
+        <w:rPr>
+          <w:lang w:val="en-ID"/>
+        </w:rPr>
+        <w:t>[5]</w:t>
+      </w:r>
+      <w:r>
+        <w:rPr>
+          <w:lang w:val="en-ID"/>
+        </w:rPr>
+        <w:t xml:space="preserve"> </w:t>
       </w:r>
       <w:proofErr w:type="spellStart"/>
       <w:r>
@@ -11076,21 +10936,19 @@
         <w:rPr>
           <w:lang w:val="en-ID"/>
         </w:rPr>
-        <w:t>. ([</w:t>
-      </w:r>
-      <w:proofErr w:type="spellStart"/>
-      <w:r>
-        <w:rPr>
-          <w:lang w:val="en-ID"/>
-        </w:rPr>
-        <w:t>Color</w:t>
-      </w:r>
-      <w:proofErr w:type="spellEnd"/>
-      <w:r>
-        <w:rPr>
-          <w:lang w:val="en-ID"/>
-        </w:rPr>
-        <w:t xml:space="preserve"> Features Based Flower Image Segmentation Using K-Means and Fuzzy C-Means]) Hasil </w:t>
+        <w:t xml:space="preserve">. </w:t>
+      </w:r>
+      <w:r>
+        <w:rPr>
+          <w:lang w:val="en-ID"/>
+        </w:rPr>
+        <w:t>[5]</w:t>
+      </w:r>
+      <w:r>
+        <w:rPr>
+          <w:lang w:val="en-ID"/>
+        </w:rPr>
+        <w:t xml:space="preserve"> Hasil </w:t>
       </w:r>
       <w:proofErr w:type="spellStart"/>
       <w:r>
@@ -11864,35 +11722,19 @@
         <w:rPr>
           <w:lang w:val="en-ID"/>
         </w:rPr>
-        <w:t>. ([</w:t>
-      </w:r>
-      <w:proofErr w:type="spellStart"/>
-      <w:r>
-        <w:rPr>
-          <w:lang w:val="en-ID"/>
-        </w:rPr>
-        <w:t>Color</w:t>
-      </w:r>
-      <w:proofErr w:type="spellEnd"/>
-      <w:r>
-        <w:rPr>
-          <w:lang w:val="en-ID"/>
-        </w:rPr>
-        <w:t xml:space="preserve"> Feature Based Dominant </w:t>
-      </w:r>
-      <w:proofErr w:type="spellStart"/>
-      <w:r>
-        <w:rPr>
-          <w:lang w:val="en-ID"/>
-        </w:rPr>
-        <w:t>Color</w:t>
-      </w:r>
-      <w:proofErr w:type="spellEnd"/>
-      <w:r>
-        <w:rPr>
-          <w:lang w:val="en-ID"/>
-        </w:rPr>
-        <w:t xml:space="preserve"> Extraction]) </w:t>
+        <w:t xml:space="preserve">. </w:t>
+      </w:r>
+      <w:r>
+        <w:rPr>
+          <w:lang w:val="en-ID"/>
+        </w:rPr>
+        <w:t>[3]</w:t>
+      </w:r>
+      <w:r>
+        <w:rPr>
+          <w:lang w:val="en-ID"/>
+        </w:rPr>
+        <w:t xml:space="preserve"> </w:t>
       </w:r>
       <w:proofErr w:type="spellStart"/>
       <w:r>
@@ -12200,35 +12042,19 @@
         <w:rPr>
           <w:lang w:val="en-ID"/>
         </w:rPr>
-        <w:t>. ([</w:t>
-      </w:r>
-      <w:proofErr w:type="spellStart"/>
-      <w:r>
-        <w:rPr>
-          <w:lang w:val="en-ID"/>
-        </w:rPr>
-        <w:t>Color</w:t>
-      </w:r>
-      <w:proofErr w:type="spellEnd"/>
-      <w:r>
-        <w:rPr>
-          <w:lang w:val="en-ID"/>
-        </w:rPr>
-        <w:t xml:space="preserve"> Feature Based Dominant </w:t>
-      </w:r>
-      <w:proofErr w:type="spellStart"/>
-      <w:r>
-        <w:rPr>
-          <w:lang w:val="en-ID"/>
-        </w:rPr>
-        <w:t>Color</w:t>
-      </w:r>
-      <w:proofErr w:type="spellEnd"/>
-      <w:r>
-        <w:rPr>
-          <w:lang w:val="en-ID"/>
-        </w:rPr>
-        <w:t xml:space="preserve"> Extraction]) </w:t>
+        <w:t xml:space="preserve">. </w:t>
+      </w:r>
+      <w:r>
+        <w:rPr>
+          <w:lang w:val="en-ID"/>
+        </w:rPr>
+        <w:t>[3]</w:t>
+      </w:r>
+      <w:r>
+        <w:rPr>
+          <w:lang w:val="en-ID"/>
+        </w:rPr>
+        <w:t xml:space="preserve"> </w:t>
       </w:r>
       <w:proofErr w:type="spellStart"/>
       <w:r>
@@ -13064,7 +12890,19 @@
         <w:rPr>
           <w:lang w:val="en-ID"/>
         </w:rPr>
-        <w:t xml:space="preserve">. ([Unsupervised K-Means Clustering Algorithm]) </w:t>
+        <w:t xml:space="preserve">. </w:t>
+      </w:r>
+      <w:r>
+        <w:rPr>
+          <w:lang w:val="en-ID"/>
+        </w:rPr>
+        <w:t>[6]</w:t>
+      </w:r>
+      <w:r>
+        <w:rPr>
+          <w:lang w:val="en-ID"/>
+        </w:rPr>
+        <w:t xml:space="preserve"> </w:t>
       </w:r>
       <w:proofErr w:type="spellStart"/>
       <w:r>
@@ -13288,7 +13126,19 @@
         <w:rPr>
           <w:lang w:val="en-ID"/>
         </w:rPr>
-        <w:t xml:space="preserve"> parameter. ([Unsupervised K-Means Clustering Algorithm]) </w:t>
+        <w:t xml:space="preserve"> parameter. </w:t>
+      </w:r>
+      <w:r>
+        <w:rPr>
+          <w:lang w:val="en-ID"/>
+        </w:rPr>
+        <w:t>[6]</w:t>
+      </w:r>
+      <w:r>
+        <w:rPr>
+          <w:lang w:val="en-ID"/>
+        </w:rPr>
+        <w:t xml:space="preserve"> </w:t>
       </w:r>
       <w:proofErr w:type="spellStart"/>
       <w:r>
@@ -13919,7 +13769,6 @@
         <w:rPr>
           <w:lang w:val="en-ID"/>
         </w:rPr>
-        <w:lastRenderedPageBreak/>
         <w:t>dengan</w:t>
       </w:r>
       <w:proofErr w:type="spellEnd"/>
@@ -14039,7 +13888,19 @@
         <w:rPr>
           <w:lang w:val="en-ID"/>
         </w:rPr>
-        <w:t xml:space="preserve"> kernel. ([Three-Way Clustering Based on Digital Image Processing]) </w:t>
+        <w:t xml:space="preserve"> kernel. </w:t>
+      </w:r>
+      <w:r>
+        <w:rPr>
+          <w:lang w:val="en-ID"/>
+        </w:rPr>
+        <w:t>[7]</w:t>
+      </w:r>
+      <w:r>
+        <w:rPr>
+          <w:lang w:val="en-ID"/>
+        </w:rPr>
+        <w:t xml:space="preserve"> </w:t>
       </w:r>
       <w:proofErr w:type="spellStart"/>
       <w:r>
@@ -14389,7 +14250,19 @@
         <w:rPr>
           <w:lang w:val="en-ID"/>
         </w:rPr>
-        <w:t xml:space="preserve">). ([Three-Way Clustering Based on Digital Image Processing]) </w:t>
+        <w:t xml:space="preserve">). </w:t>
+      </w:r>
+      <w:r>
+        <w:rPr>
+          <w:lang w:val="en-ID"/>
+        </w:rPr>
+        <w:t>[7]</w:t>
+      </w:r>
+      <w:r>
+        <w:rPr>
+          <w:lang w:val="en-ID"/>
+        </w:rPr>
+        <w:t xml:space="preserve"> </w:t>
       </w:r>
       <w:proofErr w:type="spellStart"/>
       <w:r>
@@ -14599,7 +14472,19 @@
         <w:rPr>
           <w:lang w:val="en-ID"/>
         </w:rPr>
-        <w:t xml:space="preserve"> blurring dan sharpening. ([Three-Way Clustering Based on Digital Image Processing]) </w:t>
+        <w:t xml:space="preserve"> blurring dan sharpening. </w:t>
+      </w:r>
+      <w:r>
+        <w:rPr>
+          <w:lang w:val="en-ID"/>
+        </w:rPr>
+        <w:t>[7]</w:t>
+      </w:r>
+      <w:r>
+        <w:rPr>
+          <w:lang w:val="en-ID"/>
+        </w:rPr>
+        <w:t xml:space="preserve"> </w:t>
       </w:r>
       <w:proofErr w:type="spellStart"/>
       <w:r>
@@ -15552,6 +15437,7 @@
         <w:rPr>
           <w:lang w:val="en-ID"/>
         </w:rPr>
+        <w:lastRenderedPageBreak/>
         <w:t>inisialisasi</w:t>
       </w:r>
       <w:proofErr w:type="spellEnd"/>
@@ -15755,49 +15641,61 @@
         <w:rPr>
           <w:lang w:val="en-ID"/>
         </w:rPr>
-        <w:t>. ([</w:t>
-      </w:r>
-      <w:proofErr w:type="spellStart"/>
-      <w:r>
-        <w:rPr>
-          <w:lang w:val="en-ID"/>
-        </w:rPr>
-        <w:t>Color</w:t>
-      </w:r>
-      <w:proofErr w:type="spellEnd"/>
-      <w:r>
-        <w:rPr>
-          <w:lang w:val="en-ID"/>
-        </w:rPr>
-        <w:t xml:space="preserve"> Features Based Flower Image Segmentation Using K-Means and Fuzzy C-Means]) ([</w:t>
-      </w:r>
-      <w:proofErr w:type="spellStart"/>
-      <w:r>
-        <w:rPr>
-          <w:lang w:val="en-ID"/>
-        </w:rPr>
-        <w:t>Color</w:t>
-      </w:r>
-      <w:proofErr w:type="spellEnd"/>
-      <w:r>
-        <w:rPr>
-          <w:lang w:val="en-ID"/>
-        </w:rPr>
-        <w:t xml:space="preserve"> Feature Based Dominant </w:t>
-      </w:r>
-      <w:proofErr w:type="spellStart"/>
-      <w:r>
-        <w:rPr>
-          <w:lang w:val="en-ID"/>
-        </w:rPr>
-        <w:t>Color</w:t>
-      </w:r>
-      <w:proofErr w:type="spellEnd"/>
-      <w:r>
-        <w:rPr>
-          <w:lang w:val="en-ID"/>
-        </w:rPr>
-        <w:t xml:space="preserve"> Extraction]) ([Unsupervised K-Means Clustering Algorithm]) ([A Unified Formulation of k-Means, Fuzzy c-Means and Gaussian Mixture Model by the Kolmogorov–Nagumo Average]) ([Three-Way Clustering Based on Digital Image Processing])</w:t>
+        <w:t xml:space="preserve">. </w:t>
+      </w:r>
+      <w:r>
+        <w:rPr>
+          <w:lang w:val="en-ID"/>
+        </w:rPr>
+        <w:t>[5]</w:t>
+      </w:r>
+      <w:r>
+        <w:rPr>
+          <w:lang w:val="en-ID"/>
+        </w:rPr>
+        <w:t xml:space="preserve"> </w:t>
+      </w:r>
+      <w:r>
+        <w:rPr>
+          <w:lang w:val="en-ID"/>
+        </w:rPr>
+        <w:t>[3]</w:t>
+      </w:r>
+      <w:r>
+        <w:rPr>
+          <w:lang w:val="en-ID"/>
+        </w:rPr>
+        <w:t xml:space="preserve"> </w:t>
+      </w:r>
+      <w:r>
+        <w:rPr>
+          <w:lang w:val="en-ID"/>
+        </w:rPr>
+        <w:t>[6]</w:t>
+      </w:r>
+      <w:r>
+        <w:rPr>
+          <w:lang w:val="en-ID"/>
+        </w:rPr>
+        <w:t xml:space="preserve"> </w:t>
+      </w:r>
+      <w:r>
+        <w:rPr>
+          <w:lang w:val="en-ID"/>
+        </w:rPr>
+        <w:t>[4]</w:t>
+      </w:r>
+      <w:r>
+        <w:rPr>
+          <w:lang w:val="en-ID"/>
+        </w:rPr>
+        <w:t xml:space="preserve"> </w:t>
+      </w:r>
+      <w:r>
+        <w:rPr>
+          <w:lang w:val="en-ID"/>
+        </w:rPr>
+        <w:t>[7]</w:t>
       </w:r>
     </w:p>
     <w:p>
@@ -17952,7 +17850,15 @@
           <w:szCs w:val="24"/>
           <w:lang w:val="en-ID"/>
         </w:rPr>
-        <w:t>. ([THE APPLICATION OF COLOR PSYCHOLOGY IN FASHION DESIGN])</w:t>
+        <w:t xml:space="preserve">. </w:t>
+      </w:r>
+      <w:r>
+        <w:rPr>
+          <w:rFonts w:cs="Times New Roman"/>
+          <w:szCs w:val="24"/>
+          <w:lang w:val="en-ID"/>
+        </w:rPr>
+        <w:t>[8]</w:t>
       </w:r>
     </w:p>
     <w:p>
@@ -19071,7 +18977,6 @@
           <w:szCs w:val="24"/>
           <w:lang w:val="en-ID"/>
         </w:rPr>
-        <w:lastRenderedPageBreak/>
         <w:t>young and middle-aged</w:t>
       </w:r>
       <w:r>
@@ -19098,7 +19003,15 @@
           <w:szCs w:val="24"/>
           <w:lang w:val="en-ID"/>
         </w:rPr>
-        <w:t xml:space="preserve"> 3). ([THE APPLICATION OF COLOR PSYCHOLOGY IN FASHION DESIGN])</w:t>
+        <w:t xml:space="preserve"> 3). </w:t>
+      </w:r>
+      <w:r>
+        <w:rPr>
+          <w:rFonts w:cs="Times New Roman"/>
+          <w:szCs w:val="24"/>
+          <w:lang w:val="en-ID"/>
+        </w:rPr>
+        <w:t>[8]</w:t>
       </w:r>
     </w:p>
     <w:p>
@@ -20135,7 +20048,15 @@
           <w:szCs w:val="24"/>
           <w:lang w:val="en-ID"/>
         </w:rPr>
-        <w:t>. ([THE APPLICATION OF COLOR PSYCHOLOGY IN FASHION DESIGN])</w:t>
+        <w:t xml:space="preserve">. </w:t>
+      </w:r>
+      <w:r>
+        <w:rPr>
+          <w:rFonts w:cs="Times New Roman"/>
+          <w:szCs w:val="24"/>
+          <w:lang w:val="en-ID"/>
+        </w:rPr>
+        <w:t>[8]</w:t>
       </w:r>
     </w:p>
     <w:p>
@@ -21108,25 +21029,23 @@
           <w:szCs w:val="24"/>
           <w:lang w:val="en-ID"/>
         </w:rPr>
-        <w:t>. ([</w:t>
-      </w:r>
-      <w:proofErr w:type="spellStart"/>
-      <w:r>
-        <w:rPr>
-          <w:rFonts w:cs="Times New Roman"/>
-          <w:szCs w:val="24"/>
-          <w:lang w:val="en-ID"/>
-        </w:rPr>
-        <w:t>Color</w:t>
-      </w:r>
-      <w:proofErr w:type="spellEnd"/>
-      <w:r>
-        <w:rPr>
-          <w:rFonts w:cs="Times New Roman"/>
-          <w:szCs w:val="24"/>
-          <w:lang w:val="en-ID"/>
-        </w:rPr>
-        <w:t xml:space="preserve"> Models in Image Processing: A Review and Experimental Comparison]) </w:t>
+        <w:t xml:space="preserve">. </w:t>
+      </w:r>
+      <w:r>
+        <w:rPr>
+          <w:rFonts w:cs="Times New Roman"/>
+          <w:szCs w:val="24"/>
+          <w:lang w:val="en-ID"/>
+        </w:rPr>
+        <w:t>[9]</w:t>
+      </w:r>
+      <w:r>
+        <w:rPr>
+          <w:rFonts w:cs="Times New Roman"/>
+          <w:szCs w:val="24"/>
+          <w:lang w:val="en-ID"/>
+        </w:rPr>
+        <w:t xml:space="preserve"> </w:t>
       </w:r>
       <w:proofErr w:type="spellStart"/>
       <w:r>
@@ -21612,25 +21531,15 @@
           <w:szCs w:val="24"/>
           <w:lang w:val="en-ID"/>
         </w:rPr>
-        <w:t xml:space="preserve"> statis. ([</w:t>
-      </w:r>
-      <w:proofErr w:type="spellStart"/>
-      <w:r>
-        <w:rPr>
-          <w:rFonts w:cs="Times New Roman"/>
-          <w:szCs w:val="24"/>
-          <w:lang w:val="en-ID"/>
-        </w:rPr>
-        <w:t>Color</w:t>
-      </w:r>
-      <w:proofErr w:type="spellEnd"/>
-      <w:r>
-        <w:rPr>
-          <w:rFonts w:cs="Times New Roman"/>
-          <w:szCs w:val="24"/>
-          <w:lang w:val="en-ID"/>
-        </w:rPr>
-        <w:t xml:space="preserve"> Models in Image Processing: A Review and Experimental Comparison])</w:t>
+        <w:t xml:space="preserve"> statis. </w:t>
+      </w:r>
+      <w:r>
+        <w:rPr>
+          <w:rFonts w:cs="Times New Roman"/>
+          <w:szCs w:val="24"/>
+          <w:lang w:val="en-ID"/>
+        </w:rPr>
+        <w:t>[9]</w:t>
       </w:r>
     </w:p>
     <w:p>
@@ -22139,25 +22048,23 @@
           <w:szCs w:val="24"/>
           <w:lang w:val="en-ID"/>
         </w:rPr>
-        <w:t>. ([</w:t>
-      </w:r>
-      <w:proofErr w:type="spellStart"/>
-      <w:r>
-        <w:rPr>
-          <w:rFonts w:cs="Times New Roman"/>
-          <w:szCs w:val="24"/>
-          <w:lang w:val="en-ID"/>
-        </w:rPr>
-        <w:t>Color</w:t>
-      </w:r>
-      <w:proofErr w:type="spellEnd"/>
-      <w:r>
-        <w:rPr>
-          <w:rFonts w:cs="Times New Roman"/>
-          <w:szCs w:val="24"/>
-          <w:lang w:val="en-ID"/>
-        </w:rPr>
-        <w:t xml:space="preserve"> Models in Image Processing: A Review and Experimental Comparison]) </w:t>
+        <w:t xml:space="preserve">. </w:t>
+      </w:r>
+      <w:r>
+        <w:rPr>
+          <w:rFonts w:cs="Times New Roman"/>
+          <w:szCs w:val="24"/>
+          <w:lang w:val="en-ID"/>
+        </w:rPr>
+        <w:t>[9]</w:t>
+      </w:r>
+      <w:r>
+        <w:rPr>
+          <w:rFonts w:cs="Times New Roman"/>
+          <w:szCs w:val="24"/>
+          <w:lang w:val="en-ID"/>
+        </w:rPr>
+        <w:t xml:space="preserve"> </w:t>
       </w:r>
       <w:proofErr w:type="spellStart"/>
       <w:r>
@@ -22301,7 +22208,16 @@
           <w:szCs w:val="24"/>
           <w:lang w:val="en-ID"/>
         </w:rPr>
-        <w:t xml:space="preserve"> pada fashion: </w:t>
+        <w:t xml:space="preserve"> pada </w:t>
+      </w:r>
+      <w:r>
+        <w:rPr>
+          <w:rFonts w:cs="Times New Roman"/>
+          <w:szCs w:val="24"/>
+          <w:lang w:val="en-ID"/>
+        </w:rPr>
+        <w:lastRenderedPageBreak/>
+        <w:t xml:space="preserve">fashion: </w:t>
       </w:r>
       <w:proofErr w:type="spellStart"/>
       <w:r>
@@ -23562,25 +23478,23 @@
           <w:szCs w:val="24"/>
           <w:lang w:val="en-ID"/>
         </w:rPr>
-        <w:t xml:space="preserve">. ([Real Time Skin </w:t>
-      </w:r>
-      <w:proofErr w:type="spellStart"/>
-      <w:r>
-        <w:rPr>
-          <w:rFonts w:cs="Times New Roman"/>
-          <w:szCs w:val="24"/>
-          <w:lang w:val="en-ID"/>
-        </w:rPr>
-        <w:t>Color</w:t>
-      </w:r>
-      <w:proofErr w:type="spellEnd"/>
-      <w:r>
-        <w:rPr>
-          <w:rFonts w:cs="Times New Roman"/>
-          <w:szCs w:val="24"/>
-          <w:lang w:val="en-ID"/>
-        </w:rPr>
-        <w:t xml:space="preserve"> Detection Based on Adaptive HSV Thresholding]) </w:t>
+        <w:t xml:space="preserve">. </w:t>
+      </w:r>
+      <w:r>
+        <w:rPr>
+          <w:rFonts w:cs="Times New Roman"/>
+          <w:szCs w:val="24"/>
+          <w:lang w:val="en-ID"/>
+        </w:rPr>
+        <w:t>[2]</w:t>
+      </w:r>
+      <w:r>
+        <w:rPr>
+          <w:rFonts w:cs="Times New Roman"/>
+          <w:szCs w:val="24"/>
+          <w:lang w:val="en-ID"/>
+        </w:rPr>
+        <w:t xml:space="preserve"> </w:t>
       </w:r>
       <w:proofErr w:type="spellStart"/>
       <w:r>
@@ -24634,7 +24548,21 @@
           <w:rFonts w:cs="Times New Roman"/>
           <w:szCs w:val="24"/>
         </w:rPr>
-        <w:t xml:space="preserve">. ([THE APPLICATION OF COLOR PSYCHOLOGY IN FASHION DESIGN]) Pada </w:t>
+        <w:t xml:space="preserve">. </w:t>
+      </w:r>
+      <w:r>
+        <w:rPr>
+          <w:rFonts w:cs="Times New Roman"/>
+          <w:szCs w:val="24"/>
+        </w:rPr>
+        <w:t>[8]</w:t>
+      </w:r>
+      <w:r>
+        <w:rPr>
+          <w:rFonts w:cs="Times New Roman"/>
+          <w:szCs w:val="24"/>
+        </w:rPr>
+        <w:t xml:space="preserve"> Pada </w:t>
       </w:r>
       <w:proofErr w:type="spellStart"/>
       <w:r>
@@ -25154,7 +25082,6 @@
           <w:rFonts w:cs="Times New Roman"/>
           <w:szCs w:val="24"/>
         </w:rPr>
-        <w:lastRenderedPageBreak/>
         <w:t>warna</w:t>
       </w:r>
       <w:proofErr w:type="spellEnd"/>
@@ -25611,7 +25538,21 @@
           <w:rFonts w:cs="Times New Roman"/>
           <w:szCs w:val="24"/>
         </w:rPr>
-        <w:t xml:space="preserve">. ([Color Models in Image Processing: A Review and Experimental Comparison]) </w:t>
+        <w:t xml:space="preserve">. </w:t>
+      </w:r>
+      <w:r>
+        <w:rPr>
+          <w:rFonts w:cs="Times New Roman"/>
+          <w:szCs w:val="24"/>
+        </w:rPr>
+        <w:t>[9]</w:t>
+      </w:r>
+      <w:r>
+        <w:rPr>
+          <w:rFonts w:cs="Times New Roman"/>
+          <w:szCs w:val="24"/>
+        </w:rPr>
+        <w:t xml:space="preserve"> </w:t>
       </w:r>
       <w:proofErr w:type="spellStart"/>
       <w:r>
@@ -26107,7 +26048,21 @@
           <w:rFonts w:cs="Times New Roman"/>
           <w:szCs w:val="24"/>
         </w:rPr>
-        <w:t xml:space="preserve">. ([Real Time Skin Color Detection Based on Adaptive HSV Thresholding]) Oleh </w:t>
+        <w:t xml:space="preserve">. </w:t>
+      </w:r>
+      <w:r>
+        <w:rPr>
+          <w:rFonts w:cs="Times New Roman"/>
+          <w:szCs w:val="24"/>
+        </w:rPr>
+        <w:t>[2]</w:t>
+      </w:r>
+      <w:r>
+        <w:rPr>
+          <w:rFonts w:cs="Times New Roman"/>
+          <w:szCs w:val="24"/>
+        </w:rPr>
+        <w:t xml:space="preserve"> Oleh </w:t>
       </w:r>
       <w:proofErr w:type="spellStart"/>
       <w:r>
@@ -27754,25 +27709,15 @@
           <w:szCs w:val="24"/>
           <w:lang w:val="en-ID"/>
         </w:rPr>
-        <w:t>. ([</w:t>
-      </w:r>
-      <w:proofErr w:type="spellStart"/>
-      <w:r>
-        <w:rPr>
-          <w:rFonts w:cs="Times New Roman"/>
-          <w:szCs w:val="24"/>
-          <w:lang w:val="en-ID"/>
-        </w:rPr>
-        <w:t>Color</w:t>
-      </w:r>
-      <w:proofErr w:type="spellEnd"/>
-      <w:r>
-        <w:rPr>
-          <w:rFonts w:cs="Times New Roman"/>
-          <w:szCs w:val="24"/>
-          <w:lang w:val="en-ID"/>
-        </w:rPr>
-        <w:t xml:space="preserve"> Models in Image Processing: A Review and Experimental Comparison])</w:t>
+        <w:t xml:space="preserve">. </w:t>
+      </w:r>
+      <w:r>
+        <w:rPr>
+          <w:rFonts w:cs="Times New Roman"/>
+          <w:szCs w:val="24"/>
+          <w:lang w:val="en-ID"/>
+        </w:rPr>
+        <w:t>[9]</w:t>
       </w:r>
     </w:p>
     <w:p>
@@ -28323,25 +28268,23 @@
           <w:szCs w:val="24"/>
           <w:lang w:val="en-ID"/>
         </w:rPr>
-        <w:t xml:space="preserve"> sRGB, Adobe RGB, CIELAB). ([</w:t>
-      </w:r>
-      <w:proofErr w:type="spellStart"/>
-      <w:r>
-        <w:rPr>
-          <w:rFonts w:cs="Times New Roman"/>
-          <w:szCs w:val="24"/>
-          <w:lang w:val="en-ID"/>
-        </w:rPr>
-        <w:t>Color</w:t>
-      </w:r>
-      <w:proofErr w:type="spellEnd"/>
-      <w:r>
-        <w:rPr>
-          <w:rFonts w:cs="Times New Roman"/>
-          <w:szCs w:val="24"/>
-          <w:lang w:val="en-ID"/>
-        </w:rPr>
-        <w:t xml:space="preserve"> Models in Image Processing: A Review and Experimental Comparison]) </w:t>
+        <w:t xml:space="preserve"> sRGB, Adobe RGB, CIELAB). </w:t>
+      </w:r>
+      <w:r>
+        <w:rPr>
+          <w:rFonts w:cs="Times New Roman"/>
+          <w:szCs w:val="24"/>
+          <w:lang w:val="en-ID"/>
+        </w:rPr>
+        <w:t>[9]</w:t>
+      </w:r>
+      <w:r>
+        <w:rPr>
+          <w:rFonts w:cs="Times New Roman"/>
+          <w:szCs w:val="24"/>
+          <w:lang w:val="en-ID"/>
+        </w:rPr>
+        <w:t xml:space="preserve"> </w:t>
       </w:r>
       <w:proofErr w:type="spellStart"/>
       <w:r>
@@ -29206,7 +29149,16 @@
           <w:szCs w:val="24"/>
           <w:lang w:val="en-ID"/>
         </w:rPr>
-        <w:t xml:space="preserve"> pada dua dataset yang </w:t>
+        <w:t xml:space="preserve"> pada dua </w:t>
+      </w:r>
+      <w:r>
+        <w:rPr>
+          <w:rFonts w:cs="Times New Roman"/>
+          <w:szCs w:val="24"/>
+          <w:lang w:val="en-ID"/>
+        </w:rPr>
+        <w:lastRenderedPageBreak/>
+        <w:t xml:space="preserve">dataset yang </w:t>
       </w:r>
       <w:proofErr w:type="spellStart"/>
       <w:r>
@@ -29368,25 +29320,23 @@
           <w:szCs w:val="24"/>
           <w:lang w:val="en-ID"/>
         </w:rPr>
-        <w:t xml:space="preserve"> real-time. ([Real Time Skin </w:t>
-      </w:r>
-      <w:proofErr w:type="spellStart"/>
-      <w:r>
-        <w:rPr>
-          <w:rFonts w:cs="Times New Roman"/>
-          <w:szCs w:val="24"/>
-          <w:lang w:val="en-ID"/>
-        </w:rPr>
-        <w:t>Color</w:t>
-      </w:r>
-      <w:proofErr w:type="spellEnd"/>
-      <w:r>
-        <w:rPr>
-          <w:rFonts w:cs="Times New Roman"/>
-          <w:szCs w:val="24"/>
-          <w:lang w:val="en-ID"/>
-        </w:rPr>
-        <w:t xml:space="preserve"> Detection Based on Adaptive HSV Thresholding]) Hasil </w:t>
+        <w:t xml:space="preserve"> real-time. </w:t>
+      </w:r>
+      <w:r>
+        <w:rPr>
+          <w:rFonts w:cs="Times New Roman"/>
+          <w:szCs w:val="24"/>
+          <w:lang w:val="en-ID"/>
+        </w:rPr>
+        <w:t>[2]</w:t>
+      </w:r>
+      <w:r>
+        <w:rPr>
+          <w:rFonts w:cs="Times New Roman"/>
+          <w:szCs w:val="24"/>
+          <w:lang w:val="en-ID"/>
+        </w:rPr>
+        <w:t xml:space="preserve"> Hasil </w:t>
       </w:r>
       <w:proofErr w:type="spellStart"/>
       <w:r>
@@ -30413,25 +30363,23 @@
           <w:szCs w:val="24"/>
           <w:lang w:val="en-ID"/>
         </w:rPr>
-        <w:t>. ([</w:t>
-      </w:r>
-      <w:proofErr w:type="spellStart"/>
-      <w:r>
-        <w:rPr>
-          <w:rFonts w:cs="Times New Roman"/>
-          <w:szCs w:val="24"/>
-          <w:lang w:val="en-ID"/>
-        </w:rPr>
-        <w:t>Color</w:t>
-      </w:r>
-      <w:proofErr w:type="spellEnd"/>
-      <w:r>
-        <w:rPr>
-          <w:rFonts w:cs="Times New Roman"/>
-          <w:szCs w:val="24"/>
-          <w:lang w:val="en-ID"/>
-        </w:rPr>
-        <w:t xml:space="preserve"> Features Based Flower Image Segmentation Using K-Means and Fuzzy C-Means]) </w:t>
+        <w:t xml:space="preserve">. </w:t>
+      </w:r>
+      <w:r>
+        <w:rPr>
+          <w:rFonts w:cs="Times New Roman"/>
+          <w:szCs w:val="24"/>
+          <w:lang w:val="en-ID"/>
+        </w:rPr>
+        <w:t>[5]</w:t>
+      </w:r>
+      <w:r>
+        <w:rPr>
+          <w:rFonts w:cs="Times New Roman"/>
+          <w:szCs w:val="24"/>
+          <w:lang w:val="en-ID"/>
+        </w:rPr>
+        <w:t xml:space="preserve"> </w:t>
       </w:r>
       <w:proofErr w:type="spellStart"/>
       <w:r>
@@ -31045,7 +30993,6 @@
           <w:szCs w:val="24"/>
           <w:lang w:val="en-ID"/>
         </w:rPr>
-        <w:lastRenderedPageBreak/>
         <w:t>Selain</w:t>
       </w:r>
       <w:proofErr w:type="spellEnd"/>
@@ -31703,43 +31650,23 @@
           <w:szCs w:val="24"/>
           <w:lang w:val="en-ID"/>
         </w:rPr>
-        <w:t>. ([</w:t>
-      </w:r>
-      <w:proofErr w:type="spellStart"/>
-      <w:r>
-        <w:rPr>
-          <w:rFonts w:cs="Times New Roman"/>
-          <w:szCs w:val="24"/>
-          <w:lang w:val="en-ID"/>
-        </w:rPr>
-        <w:t>Color</w:t>
-      </w:r>
-      <w:proofErr w:type="spellEnd"/>
-      <w:r>
-        <w:rPr>
-          <w:rFonts w:cs="Times New Roman"/>
-          <w:szCs w:val="24"/>
-          <w:lang w:val="en-ID"/>
-        </w:rPr>
-        <w:t xml:space="preserve"> Feature Based Dominant </w:t>
-      </w:r>
-      <w:proofErr w:type="spellStart"/>
-      <w:r>
-        <w:rPr>
-          <w:rFonts w:cs="Times New Roman"/>
-          <w:szCs w:val="24"/>
-          <w:lang w:val="en-ID"/>
-        </w:rPr>
-        <w:t>Color</w:t>
-      </w:r>
-      <w:proofErr w:type="spellEnd"/>
-      <w:r>
-        <w:rPr>
-          <w:rFonts w:cs="Times New Roman"/>
-          <w:szCs w:val="24"/>
-          <w:lang w:val="en-ID"/>
-        </w:rPr>
-        <w:t xml:space="preserve"> Extraction]) </w:t>
+        <w:t xml:space="preserve">. </w:t>
+      </w:r>
+      <w:r>
+        <w:rPr>
+          <w:rFonts w:cs="Times New Roman"/>
+          <w:szCs w:val="24"/>
+          <w:lang w:val="en-ID"/>
+        </w:rPr>
+        <w:t>[3]</w:t>
+      </w:r>
+      <w:r>
+        <w:rPr>
+          <w:rFonts w:cs="Times New Roman"/>
+          <w:szCs w:val="24"/>
+          <w:lang w:val="en-ID"/>
+        </w:rPr>
+        <w:t xml:space="preserve"> </w:t>
       </w:r>
       <w:proofErr w:type="spellStart"/>
       <w:r>
@@ -32866,97 +32793,63 @@
           <w:szCs w:val="24"/>
           <w:lang w:val="en-ID"/>
         </w:rPr>
-        <w:t>. ([</w:t>
-      </w:r>
-      <w:proofErr w:type="spellStart"/>
-      <w:r>
-        <w:rPr>
-          <w:rFonts w:cs="Times New Roman"/>
-          <w:szCs w:val="24"/>
-          <w:lang w:val="en-ID"/>
-        </w:rPr>
-        <w:t>Color</w:t>
-      </w:r>
-      <w:proofErr w:type="spellEnd"/>
-      <w:r>
-        <w:rPr>
-          <w:rFonts w:cs="Times New Roman"/>
-          <w:szCs w:val="24"/>
-          <w:lang w:val="en-ID"/>
-        </w:rPr>
-        <w:t xml:space="preserve"> Models in Image Processing: A Review and Experimental Comparison]) ([Real Time Skin </w:t>
-      </w:r>
-      <w:proofErr w:type="spellStart"/>
-      <w:r>
-        <w:rPr>
-          <w:rFonts w:cs="Times New Roman"/>
-          <w:szCs w:val="24"/>
-          <w:lang w:val="en-ID"/>
-        </w:rPr>
-        <w:t>Color</w:t>
-      </w:r>
-      <w:proofErr w:type="spellEnd"/>
-      <w:r>
-        <w:rPr>
-          <w:rFonts w:cs="Times New Roman"/>
-          <w:szCs w:val="24"/>
-          <w:lang w:val="en-ID"/>
-        </w:rPr>
-        <w:t xml:space="preserve"> Detection Based on Adaptive HSV Thresholding]) ([</w:t>
-      </w:r>
-      <w:proofErr w:type="spellStart"/>
-      <w:r>
-        <w:rPr>
-          <w:rFonts w:cs="Times New Roman"/>
-          <w:szCs w:val="24"/>
-          <w:lang w:val="en-ID"/>
-        </w:rPr>
-        <w:t>Color</w:t>
-      </w:r>
-      <w:proofErr w:type="spellEnd"/>
-      <w:r>
-        <w:rPr>
-          <w:rFonts w:cs="Times New Roman"/>
-          <w:szCs w:val="24"/>
-          <w:lang w:val="en-ID"/>
-        </w:rPr>
-        <w:t xml:space="preserve"> Features Based Flower Image Segmentation Using K-Means and Fuzzy C-Means]) ([</w:t>
-      </w:r>
-      <w:proofErr w:type="spellStart"/>
-      <w:r>
-        <w:rPr>
-          <w:rFonts w:cs="Times New Roman"/>
-          <w:szCs w:val="24"/>
-          <w:lang w:val="en-ID"/>
-        </w:rPr>
-        <w:t>Color</w:t>
-      </w:r>
-      <w:proofErr w:type="spellEnd"/>
-      <w:r>
-        <w:rPr>
-          <w:rFonts w:cs="Times New Roman"/>
-          <w:szCs w:val="24"/>
-          <w:lang w:val="en-ID"/>
-        </w:rPr>
-        <w:t xml:space="preserve"> Feature Based Dominant </w:t>
-      </w:r>
-      <w:proofErr w:type="spellStart"/>
-      <w:r>
-        <w:rPr>
-          <w:rFonts w:cs="Times New Roman"/>
-          <w:szCs w:val="24"/>
-          <w:lang w:val="en-ID"/>
-        </w:rPr>
-        <w:t>Color</w:t>
-      </w:r>
-      <w:proofErr w:type="spellEnd"/>
-      <w:r>
-        <w:rPr>
-          <w:rFonts w:cs="Times New Roman"/>
-          <w:szCs w:val="24"/>
-          <w:lang w:val="en-ID"/>
-        </w:rPr>
-        <w:t xml:space="preserve"> Extraction])</w:t>
+        <w:t xml:space="preserve">. </w:t>
+      </w:r>
+      <w:r>
+        <w:rPr>
+          <w:rFonts w:cs="Times New Roman"/>
+          <w:szCs w:val="24"/>
+          <w:lang w:val="en-ID"/>
+        </w:rPr>
+        <w:t>[9]</w:t>
+      </w:r>
+      <w:r>
+        <w:rPr>
+          <w:rFonts w:cs="Times New Roman"/>
+          <w:szCs w:val="24"/>
+          <w:lang w:val="en-ID"/>
+        </w:rPr>
+        <w:t xml:space="preserve"> </w:t>
+      </w:r>
+      <w:r>
+        <w:rPr>
+          <w:rFonts w:cs="Times New Roman"/>
+          <w:szCs w:val="24"/>
+          <w:lang w:val="en-ID"/>
+        </w:rPr>
+        <w:t>[2]</w:t>
+      </w:r>
+      <w:r>
+        <w:rPr>
+          <w:rFonts w:cs="Times New Roman"/>
+          <w:szCs w:val="24"/>
+          <w:lang w:val="en-ID"/>
+        </w:rPr>
+        <w:t xml:space="preserve"> </w:t>
+      </w:r>
+      <w:r>
+        <w:rPr>
+          <w:rFonts w:cs="Times New Roman"/>
+          <w:szCs w:val="24"/>
+          <w:lang w:val="en-ID"/>
+        </w:rPr>
+        <w:t>[5]</w:t>
+      </w:r>
+      <w:r>
+        <w:rPr>
+          <w:rFonts w:cs="Times New Roman"/>
+          <w:szCs w:val="24"/>
+          <w:lang w:val="en-ID"/>
+        </w:rPr>
+        <w:t xml:space="preserve"> </w:t>
+      </w:r>
+      <w:r>
+        <w:rPr>
+          <w:rFonts w:cs="Times New Roman"/>
+          <w:szCs w:val="24"/>
+          <w:lang w:val="en-ID"/>
+        </w:rPr>
+        <w:t>[3]</w:t>
       </w:r>
     </w:p>
     <w:p>
@@ -34245,43 +34138,31 @@
           <w:szCs w:val="24"/>
           <w:lang w:val="en-ID"/>
         </w:rPr>
-        <w:t>. ([</w:t>
-      </w:r>
-      <w:proofErr w:type="spellStart"/>
-      <w:r>
-        <w:rPr>
-          <w:rFonts w:cs="Times New Roman"/>
-          <w:szCs w:val="24"/>
-          <w:lang w:val="en-ID"/>
-        </w:rPr>
-        <w:t>Color</w:t>
-      </w:r>
-      <w:proofErr w:type="spellEnd"/>
-      <w:r>
-        <w:rPr>
-          <w:rFonts w:cs="Times New Roman"/>
-          <w:szCs w:val="24"/>
-          <w:lang w:val="en-ID"/>
-        </w:rPr>
-        <w:t xml:space="preserve"> Models in Image Processing: A Review and Experimental Comparison]) ([Real Time Skin </w:t>
-      </w:r>
-      <w:proofErr w:type="spellStart"/>
-      <w:r>
-        <w:rPr>
-          <w:rFonts w:cs="Times New Roman"/>
-          <w:szCs w:val="24"/>
-          <w:lang w:val="en-ID"/>
-        </w:rPr>
-        <w:t>Color</w:t>
-      </w:r>
-      <w:proofErr w:type="spellEnd"/>
-      <w:r>
-        <w:rPr>
-          <w:rFonts w:cs="Times New Roman"/>
-          <w:szCs w:val="24"/>
-          <w:lang w:val="en-ID"/>
-        </w:rPr>
-        <w:t xml:space="preserve"> Detection Based on Adaptive HSV Thresholding])</w:t>
+        <w:t xml:space="preserve">. </w:t>
+      </w:r>
+      <w:r>
+        <w:rPr>
+          <w:rFonts w:cs="Times New Roman"/>
+          <w:szCs w:val="24"/>
+          <w:lang w:val="en-ID"/>
+        </w:rPr>
+        <w:t>[9]</w:t>
+      </w:r>
+      <w:r>
+        <w:rPr>
+          <w:rFonts w:cs="Times New Roman"/>
+          <w:szCs w:val="24"/>
+          <w:lang w:val="en-ID"/>
+        </w:rPr>
+        <w:t xml:space="preserve"> </w:t>
+      </w:r>
+      <w:r>
+        <w:rPr>
+          <w:rFonts w:cs="Times New Roman"/>
+          <w:szCs w:val="24"/>
+          <w:lang w:val="en-ID"/>
+        </w:rPr>
+        <w:t>[2]</w:t>
       </w:r>
     </w:p>
     <w:p>
@@ -35285,61 +35166,31 @@
           <w:szCs w:val="24"/>
           <w:lang w:val="en-ID"/>
         </w:rPr>
-        <w:t xml:space="preserve">. ([Human Skin Detection Using RGB, HSV and </w:t>
-      </w:r>
-      <w:proofErr w:type="spellStart"/>
-      <w:r>
-        <w:rPr>
-          <w:rFonts w:cs="Times New Roman"/>
-          <w:szCs w:val="24"/>
-          <w:lang w:val="en-ID"/>
-        </w:rPr>
-        <w:t>YCbCr</w:t>
-      </w:r>
-      <w:proofErr w:type="spellEnd"/>
-      <w:r>
-        <w:rPr>
-          <w:rFonts w:cs="Times New Roman"/>
-          <w:szCs w:val="24"/>
-          <w:lang w:val="en-ID"/>
-        </w:rPr>
-        <w:t xml:space="preserve"> </w:t>
-      </w:r>
-      <w:proofErr w:type="spellStart"/>
-      <w:r>
-        <w:rPr>
-          <w:rFonts w:cs="Times New Roman"/>
-          <w:szCs w:val="24"/>
-          <w:lang w:val="en-ID"/>
-        </w:rPr>
-        <w:t>Color</w:t>
-      </w:r>
-      <w:proofErr w:type="spellEnd"/>
-      <w:r>
-        <w:rPr>
-          <w:rFonts w:cs="Times New Roman"/>
-          <w:szCs w:val="24"/>
-          <w:lang w:val="en-ID"/>
-        </w:rPr>
-        <w:t xml:space="preserve"> Models]) ([Real Time Skin </w:t>
-      </w:r>
-      <w:proofErr w:type="spellStart"/>
-      <w:r>
-        <w:rPr>
-          <w:rFonts w:cs="Times New Roman"/>
-          <w:szCs w:val="24"/>
-          <w:lang w:val="en-ID"/>
-        </w:rPr>
-        <w:t>Color</w:t>
-      </w:r>
-      <w:proofErr w:type="spellEnd"/>
-      <w:r>
-        <w:rPr>
-          <w:rFonts w:cs="Times New Roman"/>
-          <w:szCs w:val="24"/>
-          <w:lang w:val="en-ID"/>
-        </w:rPr>
-        <w:t xml:space="preserve"> Detection Based on Adaptive HSV Thresholding])</w:t>
+        <w:t xml:space="preserve">. </w:t>
+      </w:r>
+      <w:r>
+        <w:rPr>
+          <w:rFonts w:cs="Times New Roman"/>
+          <w:szCs w:val="24"/>
+          <w:lang w:val="en-ID"/>
+        </w:rPr>
+        <w:t>[1]</w:t>
+      </w:r>
+      <w:r>
+        <w:rPr>
+          <w:rFonts w:cs="Times New Roman"/>
+          <w:szCs w:val="24"/>
+          <w:lang w:val="en-ID"/>
+        </w:rPr>
+        <w:t xml:space="preserve"> </w:t>
+      </w:r>
+      <w:r>
+        <w:rPr>
+          <w:rFonts w:cs="Times New Roman"/>
+          <w:szCs w:val="24"/>
+          <w:lang w:val="en-ID"/>
+        </w:rPr>
+        <w:t>[2]</w:t>
       </w:r>
     </w:p>
     <w:p>
@@ -36045,6 +35896,7 @@
           <w:szCs w:val="24"/>
           <w:lang w:val="en-ID"/>
         </w:rPr>
+        <w:lastRenderedPageBreak/>
         <w:t>berhenti</w:t>
       </w:r>
       <w:proofErr w:type="spellEnd"/>
@@ -36412,25 +36264,15 @@
           <w:szCs w:val="24"/>
           <w:lang w:val="en-ID"/>
         </w:rPr>
-        <w:t xml:space="preserve">. ([Real Time Skin </w:t>
-      </w:r>
-      <w:proofErr w:type="spellStart"/>
-      <w:r>
-        <w:rPr>
-          <w:rFonts w:cs="Times New Roman"/>
-          <w:szCs w:val="24"/>
-          <w:lang w:val="en-ID"/>
-        </w:rPr>
-        <w:t>Color</w:t>
-      </w:r>
-      <w:proofErr w:type="spellEnd"/>
-      <w:r>
-        <w:rPr>
-          <w:rFonts w:cs="Times New Roman"/>
-          <w:szCs w:val="24"/>
-          <w:lang w:val="en-ID"/>
-        </w:rPr>
-        <w:t xml:space="preserve"> Detection Based on Adaptive HSV Thresholding])</w:t>
+        <w:t xml:space="preserve">. </w:t>
+      </w:r>
+      <w:r>
+        <w:rPr>
+          <w:rFonts w:cs="Times New Roman"/>
+          <w:szCs w:val="24"/>
+          <w:lang w:val="en-ID"/>
+        </w:rPr>
+        <w:t>[2]</w:t>
       </w:r>
     </w:p>
     <w:p>
@@ -36936,7 +36778,6 @@
           <w:szCs w:val="24"/>
           <w:lang w:val="en-ID"/>
         </w:rPr>
-        <w:lastRenderedPageBreak/>
         <w:t>warna</w:t>
       </w:r>
       <w:proofErr w:type="spellEnd"/>
@@ -37370,25 +37211,15 @@
           <w:szCs w:val="24"/>
           <w:lang w:val="en-ID"/>
         </w:rPr>
-        <w:t>. ([</w:t>
-      </w:r>
-      <w:proofErr w:type="spellStart"/>
-      <w:r>
-        <w:rPr>
-          <w:rFonts w:cs="Times New Roman"/>
-          <w:szCs w:val="24"/>
-          <w:lang w:val="en-ID"/>
-        </w:rPr>
-        <w:t>Color</w:t>
-      </w:r>
-      <w:proofErr w:type="spellEnd"/>
-      <w:r>
-        <w:rPr>
-          <w:rFonts w:cs="Times New Roman"/>
-          <w:szCs w:val="24"/>
-          <w:lang w:val="en-ID"/>
-        </w:rPr>
-        <w:t xml:space="preserve"> Features Based Flower Image Segmentation Using K-Means and Fuzzy C-Means])</w:t>
+        <w:t xml:space="preserve">. </w:t>
+      </w:r>
+      <w:r>
+        <w:rPr>
+          <w:rFonts w:cs="Times New Roman"/>
+          <w:szCs w:val="24"/>
+          <w:lang w:val="en-ID"/>
+        </w:rPr>
+        <w:t>[5]</w:t>
       </w:r>
     </w:p>
     <w:p>
@@ -38811,7 +38642,15 @@
           <w:szCs w:val="24"/>
           <w:lang w:val="en-ID"/>
         </w:rPr>
-        <w:t>. ([Unsupervised K-Means Clustering Algorithm])</w:t>
+        <w:t xml:space="preserve">. </w:t>
+      </w:r>
+      <w:r>
+        <w:rPr>
+          <w:rFonts w:cs="Times New Roman"/>
+          <w:szCs w:val="24"/>
+          <w:lang w:val="en-ID"/>
+        </w:rPr>
+        <w:t>[6]</w:t>
       </w:r>
     </w:p>
     <w:p>
@@ -39994,43 +39833,15 @@
           <w:szCs w:val="24"/>
           <w:lang w:val="en-ID"/>
         </w:rPr>
-        <w:t>. ([</w:t>
-      </w:r>
-      <w:proofErr w:type="spellStart"/>
-      <w:r>
-        <w:rPr>
-          <w:rFonts w:cs="Times New Roman"/>
-          <w:szCs w:val="24"/>
-          <w:lang w:val="en-ID"/>
-        </w:rPr>
-        <w:t>Color</w:t>
-      </w:r>
-      <w:proofErr w:type="spellEnd"/>
-      <w:r>
-        <w:rPr>
-          <w:rFonts w:cs="Times New Roman"/>
-          <w:szCs w:val="24"/>
-          <w:lang w:val="en-ID"/>
-        </w:rPr>
-        <w:t xml:space="preserve"> Feature Based Dominant </w:t>
-      </w:r>
-      <w:proofErr w:type="spellStart"/>
-      <w:r>
-        <w:rPr>
-          <w:rFonts w:cs="Times New Roman"/>
-          <w:szCs w:val="24"/>
-          <w:lang w:val="en-ID"/>
-        </w:rPr>
-        <w:t>Color</w:t>
-      </w:r>
-      <w:proofErr w:type="spellEnd"/>
-      <w:r>
-        <w:rPr>
-          <w:rFonts w:cs="Times New Roman"/>
-          <w:szCs w:val="24"/>
-          <w:lang w:val="en-ID"/>
-        </w:rPr>
-        <w:t xml:space="preserve"> Extraction])</w:t>
+        <w:t xml:space="preserve">. </w:t>
+      </w:r>
+      <w:r>
+        <w:rPr>
+          <w:rFonts w:cs="Times New Roman"/>
+          <w:szCs w:val="24"/>
+          <w:lang w:val="en-ID"/>
+        </w:rPr>
+        <w:t>[3]</w:t>
       </w:r>
     </w:p>
     <w:p>
@@ -40356,7 +40167,6 @@
         <w:rPr>
           <w:rFonts w:cs="Times New Roman"/>
           <w:szCs w:val="24"/>
-          <w:lang w:val="en-ID"/>
         </w:rPr>
         <w:t>Literatur</w:t>
       </w:r>
@@ -40365,52 +40175,14 @@
         <w:rPr>
           <w:rFonts w:cs="Times New Roman"/>
           <w:szCs w:val="24"/>
-          <w:lang w:val="en-ID"/>
-        </w:rPr>
-        <w:t xml:space="preserve"> </w:t>
-      </w:r>
-      <w:proofErr w:type="spellStart"/>
-      <w:r>
-        <w:rPr>
-          <w:rFonts w:cs="Times New Roman"/>
-          <w:szCs w:val="24"/>
-          <w:lang w:val="en-ID"/>
-        </w:rPr>
-        <w:t>deteksi</w:t>
-      </w:r>
-      <w:proofErr w:type="spellEnd"/>
-      <w:r>
-        <w:rPr>
-          <w:rFonts w:cs="Times New Roman"/>
-          <w:szCs w:val="24"/>
-          <w:lang w:val="en-ID"/>
-        </w:rPr>
-        <w:t xml:space="preserve"> </w:t>
-      </w:r>
-      <w:proofErr w:type="spellStart"/>
-      <w:r>
-        <w:rPr>
-          <w:rFonts w:cs="Times New Roman"/>
-          <w:szCs w:val="24"/>
-          <w:lang w:val="en-ID"/>
-        </w:rPr>
-        <w:t>kulit</w:t>
-      </w:r>
-      <w:proofErr w:type="spellEnd"/>
-      <w:r>
-        <w:rPr>
-          <w:rFonts w:cs="Times New Roman"/>
-          <w:szCs w:val="24"/>
-          <w:lang w:val="en-ID"/>
-        </w:rPr>
-        <w:t xml:space="preserve"> </w:t>
-      </w:r>
-      <w:proofErr w:type="spellStart"/>
-      <w:r>
-        <w:rPr>
-          <w:rFonts w:cs="Times New Roman"/>
-          <w:szCs w:val="24"/>
-          <w:lang w:val="en-ID"/>
+        </w:rPr>
+        <w:t xml:space="preserve"> </w:t>
+      </w:r>
+      <w:proofErr w:type="spellStart"/>
+      <w:r>
+        <w:rPr>
+          <w:rFonts w:cs="Times New Roman"/>
+          <w:szCs w:val="24"/>
         </w:rPr>
         <w:t>memperlihatkan</w:t>
       </w:r>
@@ -40419,16 +40191,14 @@
         <w:rPr>
           <w:rFonts w:cs="Times New Roman"/>
           <w:szCs w:val="24"/>
-          <w:lang w:val="en-ID"/>
-        </w:rPr>
-        <w:t xml:space="preserve"> </w:t>
-      </w:r>
-      <w:proofErr w:type="spellStart"/>
-      <w:r>
-        <w:rPr>
-          <w:rFonts w:cs="Times New Roman"/>
-          <w:szCs w:val="24"/>
-          <w:lang w:val="en-ID"/>
+        </w:rPr>
+        <w:t xml:space="preserve"> </w:t>
+      </w:r>
+      <w:proofErr w:type="spellStart"/>
+      <w:r>
+        <w:rPr>
+          <w:rFonts w:cs="Times New Roman"/>
+          <w:szCs w:val="24"/>
         </w:rPr>
         <w:t>bahwa</w:t>
       </w:r>
@@ -40437,25 +40207,22 @@
         <w:rPr>
           <w:rFonts w:cs="Times New Roman"/>
           <w:szCs w:val="24"/>
-          <w:lang w:val="en-ID"/>
-        </w:rPr>
-        <w:t xml:space="preserve"> </w:t>
-      </w:r>
-      <w:proofErr w:type="spellStart"/>
-      <w:r>
-        <w:rPr>
-          <w:rFonts w:cs="Times New Roman"/>
-          <w:szCs w:val="24"/>
-          <w:lang w:val="en-ID"/>
-        </w:rPr>
-        <w:t>pembanding</w:t>
-      </w:r>
-      <w:proofErr w:type="spellEnd"/>
-      <w:r>
-        <w:rPr>
-          <w:rFonts w:cs="Times New Roman"/>
-          <w:szCs w:val="24"/>
-          <w:lang w:val="en-ID"/>
+        </w:rPr>
+        <w:t xml:space="preserve"> </w:t>
+      </w:r>
+      <w:proofErr w:type="spellStart"/>
+      <w:r>
+        <w:rPr>
+          <w:rFonts w:cs="Times New Roman"/>
+          <w:szCs w:val="24"/>
+        </w:rPr>
+        <w:t>metode</w:t>
+      </w:r>
+      <w:proofErr w:type="spellEnd"/>
+      <w:r>
+        <w:rPr>
+          <w:rFonts w:cs="Times New Roman"/>
+          <w:szCs w:val="24"/>
         </w:rPr>
         <w:t xml:space="preserve"> </w:t>
       </w:r>
@@ -40465,7 +40232,22 @@
           <w:i/>
           <w:iCs/>
           <w:szCs w:val="24"/>
-          <w:lang w:val="en-ID"/>
+        </w:rPr>
+        <w:t>machine learning</w:t>
+      </w:r>
+      <w:r>
+        <w:rPr>
+          <w:rFonts w:cs="Times New Roman"/>
+          <w:szCs w:val="24"/>
+        </w:rPr>
+        <w:t xml:space="preserve"> dan </w:t>
+      </w:r>
+      <w:r>
+        <w:rPr>
+          <w:rFonts w:cs="Times New Roman"/>
+          <w:i/>
+          <w:iCs/>
+          <w:szCs w:val="24"/>
         </w:rPr>
         <w:t>deep learning</w:t>
       </w:r>
@@ -40473,52 +40255,46 @@
         <w:rPr>
           <w:rFonts w:cs="Times New Roman"/>
           <w:szCs w:val="24"/>
-          <w:lang w:val="en-ID"/>
-        </w:rPr>
-        <w:t xml:space="preserve"> </w:t>
-      </w:r>
-      <w:proofErr w:type="spellStart"/>
-      <w:r>
-        <w:rPr>
-          <w:rFonts w:cs="Times New Roman"/>
-          <w:szCs w:val="24"/>
-          <w:lang w:val="en-ID"/>
-        </w:rPr>
-        <w:t>dapat</w:t>
-      </w:r>
-      <w:proofErr w:type="spellEnd"/>
-      <w:r>
-        <w:rPr>
-          <w:rFonts w:cs="Times New Roman"/>
-          <w:szCs w:val="24"/>
-          <w:lang w:val="en-ID"/>
-        </w:rPr>
-        <w:t xml:space="preserve"> </w:t>
-      </w:r>
-      <w:proofErr w:type="spellStart"/>
-      <w:r>
-        <w:rPr>
-          <w:rFonts w:cs="Times New Roman"/>
-          <w:szCs w:val="24"/>
-          <w:lang w:val="en-ID"/>
-        </w:rPr>
-        <w:t>memberikan</w:t>
-      </w:r>
-      <w:proofErr w:type="spellEnd"/>
-      <w:r>
-        <w:rPr>
-          <w:rFonts w:cs="Times New Roman"/>
-          <w:szCs w:val="24"/>
-          <w:lang w:val="en-ID"/>
-        </w:rPr>
-        <w:t xml:space="preserve"> </w:t>
-      </w:r>
-      <w:proofErr w:type="spellStart"/>
-      <w:r>
-        <w:rPr>
-          <w:rFonts w:cs="Times New Roman"/>
-          <w:szCs w:val="24"/>
-          <w:lang w:val="en-ID"/>
+        </w:rPr>
+        <w:t xml:space="preserve"> </w:t>
+      </w:r>
+      <w:proofErr w:type="spellStart"/>
+      <w:r>
+        <w:rPr>
+          <w:rFonts w:cs="Times New Roman"/>
+          <w:szCs w:val="24"/>
+        </w:rPr>
+        <w:t>memang</w:t>
+      </w:r>
+      <w:proofErr w:type="spellEnd"/>
+      <w:r>
+        <w:rPr>
+          <w:rFonts w:cs="Times New Roman"/>
+          <w:szCs w:val="24"/>
+        </w:rPr>
+        <w:t xml:space="preserve"> </w:t>
+      </w:r>
+      <w:proofErr w:type="spellStart"/>
+      <w:r>
+        <w:rPr>
+          <w:rFonts w:cs="Times New Roman"/>
+          <w:szCs w:val="24"/>
+        </w:rPr>
+        <w:t>menawarkan</w:t>
+      </w:r>
+      <w:proofErr w:type="spellEnd"/>
+      <w:r>
+        <w:rPr>
+          <w:rFonts w:cs="Times New Roman"/>
+          <w:szCs w:val="24"/>
+        </w:rPr>
+        <w:t xml:space="preserve"> </w:t>
+      </w:r>
+      <w:proofErr w:type="spellStart"/>
+      <w:r>
+        <w:rPr>
+          <w:rFonts w:cs="Times New Roman"/>
+          <w:szCs w:val="24"/>
         </w:rPr>
         <w:t>performa</w:t>
       </w:r>
@@ -40527,16 +40303,1278 @@
         <w:rPr>
           <w:rFonts w:cs="Times New Roman"/>
           <w:szCs w:val="24"/>
-          <w:lang w:val="en-ID"/>
-        </w:rPr>
-        <w:t xml:space="preserve"> </w:t>
-      </w:r>
-      <w:proofErr w:type="spellStart"/>
-      <w:r>
-        <w:rPr>
-          <w:rFonts w:cs="Times New Roman"/>
-          <w:szCs w:val="24"/>
-          <w:lang w:val="en-ID"/>
+        </w:rPr>
+        <w:t xml:space="preserve"> </w:t>
+      </w:r>
+      <w:proofErr w:type="spellStart"/>
+      <w:r>
+        <w:rPr>
+          <w:rFonts w:cs="Times New Roman"/>
+          <w:szCs w:val="24"/>
+        </w:rPr>
+        <w:t>klasifikasi</w:t>
+      </w:r>
+      <w:proofErr w:type="spellEnd"/>
+      <w:r>
+        <w:rPr>
+          <w:rFonts w:cs="Times New Roman"/>
+          <w:szCs w:val="24"/>
+        </w:rPr>
+        <w:t xml:space="preserve"> yang sangat </w:t>
+      </w:r>
+      <w:proofErr w:type="spellStart"/>
+      <w:r>
+        <w:rPr>
+          <w:rFonts w:cs="Times New Roman"/>
+          <w:szCs w:val="24"/>
+        </w:rPr>
+        <w:t>tinggi</w:t>
+      </w:r>
+      <w:proofErr w:type="spellEnd"/>
+      <w:r>
+        <w:rPr>
+          <w:rFonts w:cs="Times New Roman"/>
+          <w:szCs w:val="24"/>
+        </w:rPr>
+        <w:t xml:space="preserve"> pada </w:t>
+      </w:r>
+      <w:proofErr w:type="spellStart"/>
+      <w:r>
+        <w:rPr>
+          <w:rFonts w:cs="Times New Roman"/>
+          <w:szCs w:val="24"/>
+        </w:rPr>
+        <w:t>berbagai</w:t>
+      </w:r>
+      <w:proofErr w:type="spellEnd"/>
+      <w:r>
+        <w:rPr>
+          <w:rFonts w:cs="Times New Roman"/>
+          <w:szCs w:val="24"/>
+        </w:rPr>
+        <w:t xml:space="preserve"> domain </w:t>
+      </w:r>
+      <w:proofErr w:type="spellStart"/>
+      <w:r>
+        <w:rPr>
+          <w:rFonts w:cs="Times New Roman"/>
+          <w:szCs w:val="24"/>
+        </w:rPr>
+        <w:t>analisis</w:t>
+      </w:r>
+      <w:proofErr w:type="spellEnd"/>
+      <w:r>
+        <w:rPr>
+          <w:rFonts w:cs="Times New Roman"/>
+          <w:szCs w:val="24"/>
+        </w:rPr>
+        <w:t xml:space="preserve"> visual yang </w:t>
+      </w:r>
+      <w:proofErr w:type="spellStart"/>
+      <w:r>
+        <w:rPr>
+          <w:rFonts w:cs="Times New Roman"/>
+          <w:szCs w:val="24"/>
+        </w:rPr>
+        <w:t>kompleks</w:t>
+      </w:r>
+      <w:proofErr w:type="spellEnd"/>
+      <w:r>
+        <w:rPr>
+          <w:rFonts w:cs="Times New Roman"/>
+          <w:szCs w:val="24"/>
+        </w:rPr>
+        <w:t xml:space="preserve"> [10], [11]. </w:t>
+      </w:r>
+      <w:proofErr w:type="spellStart"/>
+      <w:r>
+        <w:rPr>
+          <w:rFonts w:cs="Times New Roman"/>
+          <w:szCs w:val="24"/>
+        </w:rPr>
+        <w:t>Namun</w:t>
+      </w:r>
+      <w:proofErr w:type="spellEnd"/>
+      <w:r>
+        <w:rPr>
+          <w:rFonts w:cs="Times New Roman"/>
+          <w:szCs w:val="24"/>
+        </w:rPr>
+        <w:t xml:space="preserve">, </w:t>
+      </w:r>
+      <w:proofErr w:type="spellStart"/>
+      <w:r>
+        <w:rPr>
+          <w:rFonts w:cs="Times New Roman"/>
+          <w:szCs w:val="24"/>
+        </w:rPr>
+        <w:t>pendekatan</w:t>
+      </w:r>
+      <w:proofErr w:type="spellEnd"/>
+      <w:r>
+        <w:rPr>
+          <w:rFonts w:cs="Times New Roman"/>
+          <w:szCs w:val="24"/>
+        </w:rPr>
+        <w:t xml:space="preserve"> ML/DL </w:t>
+      </w:r>
+      <w:proofErr w:type="spellStart"/>
+      <w:r>
+        <w:rPr>
+          <w:rFonts w:cs="Times New Roman"/>
+          <w:szCs w:val="24"/>
+        </w:rPr>
+        <w:t>memiliki</w:t>
+      </w:r>
+      <w:proofErr w:type="spellEnd"/>
+      <w:r>
+        <w:rPr>
+          <w:rFonts w:cs="Times New Roman"/>
+          <w:szCs w:val="24"/>
+        </w:rPr>
+        <w:t xml:space="preserve"> </w:t>
+      </w:r>
+      <w:proofErr w:type="spellStart"/>
+      <w:r>
+        <w:rPr>
+          <w:rFonts w:cs="Times New Roman"/>
+          <w:szCs w:val="24"/>
+        </w:rPr>
+        <w:t>kompensasi</w:t>
+      </w:r>
+      <w:proofErr w:type="spellEnd"/>
+      <w:r>
+        <w:rPr>
+          <w:rFonts w:cs="Times New Roman"/>
+          <w:szCs w:val="24"/>
+        </w:rPr>
+        <w:t xml:space="preserve"> </w:t>
+      </w:r>
+      <w:proofErr w:type="spellStart"/>
+      <w:r>
+        <w:rPr>
+          <w:rFonts w:cs="Times New Roman"/>
+          <w:szCs w:val="24"/>
+        </w:rPr>
+        <w:t>teknis</w:t>
+      </w:r>
+      <w:proofErr w:type="spellEnd"/>
+      <w:r>
+        <w:rPr>
+          <w:rFonts w:cs="Times New Roman"/>
+          <w:szCs w:val="24"/>
+        </w:rPr>
+        <w:t xml:space="preserve"> yang </w:t>
+      </w:r>
+      <w:proofErr w:type="spellStart"/>
+      <w:r>
+        <w:rPr>
+          <w:rFonts w:cs="Times New Roman"/>
+          <w:szCs w:val="24"/>
+        </w:rPr>
+        <w:t>signifikan</w:t>
+      </w:r>
+      <w:proofErr w:type="spellEnd"/>
+      <w:r>
+        <w:rPr>
+          <w:rFonts w:cs="Times New Roman"/>
+          <w:szCs w:val="24"/>
+        </w:rPr>
+        <w:t xml:space="preserve">. Waktu </w:t>
+      </w:r>
+      <w:proofErr w:type="spellStart"/>
+      <w:r>
+        <w:rPr>
+          <w:rFonts w:cs="Times New Roman"/>
+          <w:szCs w:val="24"/>
+        </w:rPr>
+        <w:t>komputasi</w:t>
+      </w:r>
+      <w:proofErr w:type="spellEnd"/>
+      <w:r>
+        <w:rPr>
+          <w:rFonts w:cs="Times New Roman"/>
+          <w:szCs w:val="24"/>
+        </w:rPr>
+        <w:t xml:space="preserve"> dan </w:t>
+      </w:r>
+      <w:proofErr w:type="spellStart"/>
+      <w:r>
+        <w:rPr>
+          <w:rFonts w:cs="Times New Roman"/>
+          <w:szCs w:val="24"/>
+        </w:rPr>
+        <w:t>kebutuhan</w:t>
+      </w:r>
+      <w:proofErr w:type="spellEnd"/>
+      <w:r>
+        <w:rPr>
+          <w:rFonts w:cs="Times New Roman"/>
+          <w:szCs w:val="24"/>
+        </w:rPr>
+        <w:t xml:space="preserve"> </w:t>
+      </w:r>
+      <w:proofErr w:type="spellStart"/>
+      <w:r>
+        <w:rPr>
+          <w:rFonts w:cs="Times New Roman"/>
+          <w:szCs w:val="24"/>
+        </w:rPr>
+        <w:t>sumber</w:t>
+      </w:r>
+      <w:proofErr w:type="spellEnd"/>
+      <w:r>
+        <w:rPr>
+          <w:rFonts w:cs="Times New Roman"/>
+          <w:szCs w:val="24"/>
+        </w:rPr>
+        <w:t xml:space="preserve"> </w:t>
+      </w:r>
+      <w:proofErr w:type="spellStart"/>
+      <w:r>
+        <w:rPr>
+          <w:rFonts w:cs="Times New Roman"/>
+          <w:szCs w:val="24"/>
+        </w:rPr>
+        <w:t>daya</w:t>
+      </w:r>
+      <w:proofErr w:type="spellEnd"/>
+      <w:r>
+        <w:rPr>
+          <w:rFonts w:cs="Times New Roman"/>
+          <w:szCs w:val="24"/>
+        </w:rPr>
+        <w:t xml:space="preserve"> pada </w:t>
+      </w:r>
+      <w:proofErr w:type="spellStart"/>
+      <w:r>
+        <w:rPr>
+          <w:rFonts w:cs="Times New Roman"/>
+          <w:szCs w:val="24"/>
+        </w:rPr>
+        <w:t>arsitektur</w:t>
+      </w:r>
+      <w:proofErr w:type="spellEnd"/>
+      <w:r>
+        <w:rPr>
+          <w:rFonts w:cs="Times New Roman"/>
+          <w:szCs w:val="24"/>
+        </w:rPr>
+        <w:t xml:space="preserve"> </w:t>
+      </w:r>
+      <w:r>
+        <w:rPr>
+          <w:rFonts w:cs="Times New Roman"/>
+          <w:i/>
+          <w:iCs/>
+          <w:szCs w:val="24"/>
+        </w:rPr>
+        <w:t>deep learning</w:t>
+      </w:r>
+      <w:r>
+        <w:rPr>
+          <w:rFonts w:cs="Times New Roman"/>
+          <w:szCs w:val="24"/>
+        </w:rPr>
+        <w:t xml:space="preserve"> </w:t>
+      </w:r>
+      <w:proofErr w:type="spellStart"/>
+      <w:r>
+        <w:rPr>
+          <w:rFonts w:cs="Times New Roman"/>
+          <w:szCs w:val="24"/>
+        </w:rPr>
+        <w:t>jauh</w:t>
+      </w:r>
+      <w:proofErr w:type="spellEnd"/>
+      <w:r>
+        <w:rPr>
+          <w:rFonts w:cs="Times New Roman"/>
+          <w:szCs w:val="24"/>
+        </w:rPr>
+        <w:t xml:space="preserve"> </w:t>
+      </w:r>
+      <w:proofErr w:type="spellStart"/>
+      <w:r>
+        <w:rPr>
+          <w:rFonts w:cs="Times New Roman"/>
+          <w:szCs w:val="24"/>
+        </w:rPr>
+        <w:t>melebihi</w:t>
+      </w:r>
+      <w:proofErr w:type="spellEnd"/>
+      <w:r>
+        <w:rPr>
+          <w:rFonts w:cs="Times New Roman"/>
+          <w:szCs w:val="24"/>
+        </w:rPr>
+        <w:t xml:space="preserve"> </w:t>
+      </w:r>
+      <w:proofErr w:type="spellStart"/>
+      <w:r>
+        <w:rPr>
+          <w:rFonts w:cs="Times New Roman"/>
+          <w:szCs w:val="24"/>
+        </w:rPr>
+        <w:t>pendekatan</w:t>
+      </w:r>
+      <w:proofErr w:type="spellEnd"/>
+      <w:r>
+        <w:rPr>
+          <w:rFonts w:cs="Times New Roman"/>
+          <w:szCs w:val="24"/>
+        </w:rPr>
+        <w:t xml:space="preserve"> </w:t>
+      </w:r>
+      <w:proofErr w:type="spellStart"/>
+      <w:r>
+        <w:rPr>
+          <w:rFonts w:cs="Times New Roman"/>
+          <w:szCs w:val="24"/>
+        </w:rPr>
+        <w:t>ringan</w:t>
+      </w:r>
+      <w:proofErr w:type="spellEnd"/>
+      <w:r>
+        <w:rPr>
+          <w:rFonts w:cs="Times New Roman"/>
+          <w:szCs w:val="24"/>
+        </w:rPr>
+        <w:t xml:space="preserve"> </w:t>
+      </w:r>
+      <w:proofErr w:type="spellStart"/>
+      <w:r>
+        <w:rPr>
+          <w:rFonts w:cs="Times New Roman"/>
+          <w:szCs w:val="24"/>
+        </w:rPr>
+        <w:t>berbasis</w:t>
+      </w:r>
+      <w:proofErr w:type="spellEnd"/>
+      <w:r>
+        <w:rPr>
+          <w:rFonts w:cs="Times New Roman"/>
+          <w:szCs w:val="24"/>
+        </w:rPr>
+        <w:t xml:space="preserve"> </w:t>
+      </w:r>
+      <w:proofErr w:type="spellStart"/>
+      <w:r>
+        <w:rPr>
+          <w:rFonts w:cs="Times New Roman"/>
+          <w:szCs w:val="24"/>
+        </w:rPr>
+        <w:t>ambang</w:t>
+      </w:r>
+      <w:proofErr w:type="spellEnd"/>
+      <w:r>
+        <w:rPr>
+          <w:rFonts w:cs="Times New Roman"/>
+          <w:szCs w:val="24"/>
+        </w:rPr>
+        <w:t xml:space="preserve"> </w:t>
+      </w:r>
+      <w:proofErr w:type="spellStart"/>
+      <w:r>
+        <w:rPr>
+          <w:rFonts w:cs="Times New Roman"/>
+          <w:szCs w:val="24"/>
+        </w:rPr>
+        <w:t>adaptif</w:t>
+      </w:r>
+      <w:proofErr w:type="spellEnd"/>
+      <w:r>
+        <w:rPr>
+          <w:rFonts w:cs="Times New Roman"/>
+          <w:szCs w:val="24"/>
+        </w:rPr>
+        <w:t xml:space="preserve"> </w:t>
+      </w:r>
+      <w:proofErr w:type="spellStart"/>
+      <w:r>
+        <w:rPr>
+          <w:rFonts w:cs="Times New Roman"/>
+          <w:szCs w:val="24"/>
+        </w:rPr>
+        <w:t>atau</w:t>
+      </w:r>
+      <w:proofErr w:type="spellEnd"/>
+      <w:r>
+        <w:rPr>
+          <w:rFonts w:cs="Times New Roman"/>
+          <w:szCs w:val="24"/>
+        </w:rPr>
+        <w:t xml:space="preserve"> </w:t>
+      </w:r>
+      <w:r>
+        <w:rPr>
+          <w:rFonts w:cs="Times New Roman"/>
+          <w:i/>
+          <w:iCs/>
+          <w:szCs w:val="24"/>
+        </w:rPr>
+        <w:t>clustering</w:t>
+      </w:r>
+      <w:r>
+        <w:rPr>
+          <w:rFonts w:cs="Times New Roman"/>
+          <w:szCs w:val="24"/>
+        </w:rPr>
+        <w:t xml:space="preserve"> [2], [10]. </w:t>
+      </w:r>
+      <w:proofErr w:type="spellStart"/>
+      <w:r>
+        <w:rPr>
+          <w:rFonts w:cs="Times New Roman"/>
+          <w:szCs w:val="24"/>
+        </w:rPr>
+        <w:t>Lebih</w:t>
+      </w:r>
+      <w:proofErr w:type="spellEnd"/>
+      <w:r>
+        <w:rPr>
+          <w:rFonts w:cs="Times New Roman"/>
+          <w:szCs w:val="24"/>
+        </w:rPr>
+        <w:t xml:space="preserve"> </w:t>
+      </w:r>
+      <w:proofErr w:type="spellStart"/>
+      <w:r>
+        <w:rPr>
+          <w:rFonts w:cs="Times New Roman"/>
+          <w:szCs w:val="24"/>
+        </w:rPr>
+        <w:t>lanjut</w:t>
+      </w:r>
+      <w:proofErr w:type="spellEnd"/>
+      <w:r>
+        <w:rPr>
+          <w:rFonts w:cs="Times New Roman"/>
+          <w:szCs w:val="24"/>
+        </w:rPr>
+        <w:t xml:space="preserve">, </w:t>
+      </w:r>
+      <w:proofErr w:type="spellStart"/>
+      <w:r>
+        <w:rPr>
+          <w:rFonts w:cs="Times New Roman"/>
+          <w:szCs w:val="24"/>
+        </w:rPr>
+        <w:t>performa</w:t>
+      </w:r>
+      <w:proofErr w:type="spellEnd"/>
+      <w:r>
+        <w:rPr>
+          <w:rFonts w:cs="Times New Roman"/>
+          <w:szCs w:val="24"/>
+        </w:rPr>
+        <w:t xml:space="preserve"> </w:t>
+      </w:r>
+      <w:proofErr w:type="spellStart"/>
+      <w:r>
+        <w:rPr>
+          <w:rFonts w:cs="Times New Roman"/>
+          <w:szCs w:val="24"/>
+        </w:rPr>
+        <w:t>analisis</w:t>
+      </w:r>
+      <w:proofErr w:type="spellEnd"/>
+      <w:r>
+        <w:rPr>
+          <w:rFonts w:cs="Times New Roman"/>
+          <w:szCs w:val="24"/>
+        </w:rPr>
+        <w:t xml:space="preserve"> </w:t>
+      </w:r>
+      <w:proofErr w:type="spellStart"/>
+      <w:r>
+        <w:rPr>
+          <w:rFonts w:cs="Times New Roman"/>
+          <w:szCs w:val="24"/>
+        </w:rPr>
+        <w:t>citra</w:t>
+      </w:r>
+      <w:proofErr w:type="spellEnd"/>
+      <w:r>
+        <w:rPr>
+          <w:rFonts w:cs="Times New Roman"/>
+          <w:szCs w:val="24"/>
+        </w:rPr>
+        <w:t xml:space="preserve"> </w:t>
+      </w:r>
+      <w:proofErr w:type="spellStart"/>
+      <w:r>
+        <w:rPr>
+          <w:rFonts w:cs="Times New Roman"/>
+          <w:szCs w:val="24"/>
+        </w:rPr>
+        <w:t>berbasis</w:t>
+      </w:r>
+      <w:proofErr w:type="spellEnd"/>
+      <w:r>
+        <w:rPr>
+          <w:rFonts w:cs="Times New Roman"/>
+          <w:szCs w:val="24"/>
+        </w:rPr>
+        <w:t xml:space="preserve"> </w:t>
+      </w:r>
+      <w:r>
+        <w:rPr>
+          <w:rFonts w:cs="Times New Roman"/>
+          <w:i/>
+          <w:iCs/>
+          <w:szCs w:val="24"/>
+        </w:rPr>
+        <w:t>machine learning</w:t>
+      </w:r>
+      <w:r>
+        <w:rPr>
+          <w:rFonts w:cs="Times New Roman"/>
+          <w:szCs w:val="24"/>
+        </w:rPr>
+        <w:t xml:space="preserve"> </w:t>
+      </w:r>
+      <w:proofErr w:type="spellStart"/>
+      <w:r>
+        <w:rPr>
+          <w:rFonts w:cs="Times New Roman"/>
+          <w:szCs w:val="24"/>
+        </w:rPr>
+        <w:t>terbukti</w:t>
+      </w:r>
+      <w:proofErr w:type="spellEnd"/>
+      <w:r>
+        <w:rPr>
+          <w:rFonts w:cs="Times New Roman"/>
+          <w:szCs w:val="24"/>
+        </w:rPr>
+        <w:t xml:space="preserve"> sangat </w:t>
+      </w:r>
+      <w:proofErr w:type="spellStart"/>
+      <w:r>
+        <w:rPr>
+          <w:rFonts w:cs="Times New Roman"/>
+          <w:szCs w:val="24"/>
+        </w:rPr>
+        <w:t>bergantung</w:t>
+      </w:r>
+      <w:proofErr w:type="spellEnd"/>
+      <w:r>
+        <w:rPr>
+          <w:rFonts w:cs="Times New Roman"/>
+          <w:szCs w:val="24"/>
+        </w:rPr>
+        <w:t xml:space="preserve"> pada </w:t>
+      </w:r>
+      <w:proofErr w:type="spellStart"/>
+      <w:r>
+        <w:rPr>
+          <w:rFonts w:cs="Times New Roman"/>
+          <w:szCs w:val="24"/>
+        </w:rPr>
+        <w:t>metrik</w:t>
+      </w:r>
+      <w:proofErr w:type="spellEnd"/>
+      <w:r>
+        <w:rPr>
+          <w:rFonts w:cs="Times New Roman"/>
+          <w:szCs w:val="24"/>
+        </w:rPr>
+        <w:t xml:space="preserve"> </w:t>
+      </w:r>
+      <w:proofErr w:type="spellStart"/>
+      <w:r>
+        <w:rPr>
+          <w:rFonts w:cs="Times New Roman"/>
+          <w:szCs w:val="24"/>
+        </w:rPr>
+        <w:t>kualitas</w:t>
+      </w:r>
+      <w:proofErr w:type="spellEnd"/>
+      <w:r>
+        <w:rPr>
+          <w:rFonts w:cs="Times New Roman"/>
+          <w:szCs w:val="24"/>
+        </w:rPr>
+        <w:t xml:space="preserve"> </w:t>
+      </w:r>
+      <w:proofErr w:type="spellStart"/>
+      <w:r>
+        <w:rPr>
+          <w:rFonts w:cs="Times New Roman"/>
+          <w:szCs w:val="24"/>
+        </w:rPr>
+        <w:t>citra</w:t>
+      </w:r>
+      <w:proofErr w:type="spellEnd"/>
+      <w:r>
+        <w:rPr>
+          <w:rFonts w:cs="Times New Roman"/>
+          <w:szCs w:val="24"/>
+        </w:rPr>
+        <w:t xml:space="preserve"> </w:t>
+      </w:r>
+      <w:proofErr w:type="spellStart"/>
+      <w:r>
+        <w:rPr>
+          <w:rFonts w:cs="Times New Roman"/>
+          <w:szCs w:val="24"/>
+        </w:rPr>
+        <w:t>masukan</w:t>
+      </w:r>
+      <w:proofErr w:type="spellEnd"/>
+      <w:r>
+        <w:rPr>
+          <w:rFonts w:cs="Times New Roman"/>
+          <w:szCs w:val="24"/>
+        </w:rPr>
+        <w:t xml:space="preserve"> (</w:t>
+      </w:r>
+      <w:r>
+        <w:rPr>
+          <w:rFonts w:cs="Times New Roman"/>
+          <w:i/>
+          <w:iCs/>
+          <w:szCs w:val="24"/>
+        </w:rPr>
+        <w:t>image quality assessment</w:t>
+      </w:r>
+      <w:r>
+        <w:rPr>
+          <w:rFonts w:cs="Times New Roman"/>
+          <w:szCs w:val="24"/>
+        </w:rPr>
+        <w:t xml:space="preserve">) [12]. Pada </w:t>
+      </w:r>
+      <w:proofErr w:type="spellStart"/>
+      <w:r>
+        <w:rPr>
+          <w:rFonts w:cs="Times New Roman"/>
+          <w:szCs w:val="24"/>
+        </w:rPr>
+        <w:t>kasus</w:t>
+      </w:r>
+      <w:proofErr w:type="spellEnd"/>
+      <w:r>
+        <w:rPr>
+          <w:rFonts w:cs="Times New Roman"/>
+          <w:szCs w:val="24"/>
+        </w:rPr>
+        <w:t xml:space="preserve"> </w:t>
+      </w:r>
+      <w:proofErr w:type="spellStart"/>
+      <w:r>
+        <w:rPr>
+          <w:rFonts w:cs="Times New Roman"/>
+          <w:szCs w:val="24"/>
+        </w:rPr>
+        <w:t>ekstraksi</w:t>
+      </w:r>
+      <w:proofErr w:type="spellEnd"/>
+      <w:r>
+        <w:rPr>
+          <w:rFonts w:cs="Times New Roman"/>
+          <w:szCs w:val="24"/>
+        </w:rPr>
+        <w:t xml:space="preserve"> </w:t>
+      </w:r>
+      <w:proofErr w:type="spellStart"/>
+      <w:r>
+        <w:rPr>
+          <w:rFonts w:cs="Times New Roman"/>
+          <w:szCs w:val="24"/>
+        </w:rPr>
+        <w:t>warna</w:t>
+      </w:r>
+      <w:proofErr w:type="spellEnd"/>
+      <w:r>
+        <w:rPr>
+          <w:rFonts w:cs="Times New Roman"/>
+          <w:szCs w:val="24"/>
+        </w:rPr>
+        <w:t xml:space="preserve"> </w:t>
+      </w:r>
+      <w:proofErr w:type="spellStart"/>
+      <w:r>
+        <w:rPr>
+          <w:rFonts w:cs="Times New Roman"/>
+          <w:szCs w:val="24"/>
+        </w:rPr>
+        <w:t>kulit</w:t>
+      </w:r>
+      <w:proofErr w:type="spellEnd"/>
+      <w:r>
+        <w:rPr>
+          <w:rFonts w:cs="Times New Roman"/>
+          <w:szCs w:val="24"/>
+        </w:rPr>
+        <w:t xml:space="preserve"> di mana </w:t>
+      </w:r>
+      <w:proofErr w:type="spellStart"/>
+      <w:r>
+        <w:rPr>
+          <w:rFonts w:cs="Times New Roman"/>
+          <w:szCs w:val="24"/>
+        </w:rPr>
+        <w:t>variasi</w:t>
+      </w:r>
+      <w:proofErr w:type="spellEnd"/>
+      <w:r>
+        <w:rPr>
+          <w:rFonts w:cs="Times New Roman"/>
+          <w:szCs w:val="24"/>
+        </w:rPr>
+        <w:t xml:space="preserve"> </w:t>
+      </w:r>
+      <w:proofErr w:type="spellStart"/>
+      <w:r>
+        <w:rPr>
+          <w:rFonts w:cs="Times New Roman"/>
+          <w:szCs w:val="24"/>
+        </w:rPr>
+        <w:t>iluminasi</w:t>
+      </w:r>
+      <w:proofErr w:type="spellEnd"/>
+      <w:r>
+        <w:rPr>
+          <w:rFonts w:cs="Times New Roman"/>
+          <w:szCs w:val="24"/>
+        </w:rPr>
+        <w:t xml:space="preserve"> dan </w:t>
+      </w:r>
+      <w:proofErr w:type="spellStart"/>
+      <w:r>
+        <w:rPr>
+          <w:rFonts w:cs="Times New Roman"/>
+          <w:szCs w:val="24"/>
+        </w:rPr>
+        <w:t>perangkat</w:t>
+      </w:r>
+      <w:proofErr w:type="spellEnd"/>
+      <w:r>
+        <w:rPr>
+          <w:rFonts w:cs="Times New Roman"/>
+          <w:szCs w:val="24"/>
+        </w:rPr>
+        <w:t xml:space="preserve"> </w:t>
+      </w:r>
+      <w:proofErr w:type="spellStart"/>
+      <w:r>
+        <w:rPr>
+          <w:rFonts w:cs="Times New Roman"/>
+          <w:szCs w:val="24"/>
+        </w:rPr>
+        <w:t>akuisisi</w:t>
+      </w:r>
+      <w:proofErr w:type="spellEnd"/>
+      <w:r>
+        <w:rPr>
+          <w:rFonts w:cs="Times New Roman"/>
+          <w:szCs w:val="24"/>
+        </w:rPr>
+        <w:t xml:space="preserve"> </w:t>
+      </w:r>
+      <w:proofErr w:type="spellStart"/>
+      <w:r>
+        <w:rPr>
+          <w:rFonts w:cs="Times New Roman"/>
+          <w:szCs w:val="24"/>
+        </w:rPr>
+        <w:t>sering</w:t>
+      </w:r>
+      <w:proofErr w:type="spellEnd"/>
+      <w:r>
+        <w:rPr>
+          <w:rFonts w:cs="Times New Roman"/>
+          <w:szCs w:val="24"/>
+        </w:rPr>
+        <w:t xml:space="preserve"> </w:t>
+      </w:r>
+      <w:proofErr w:type="spellStart"/>
+      <w:r>
+        <w:rPr>
+          <w:rFonts w:cs="Times New Roman"/>
+          <w:szCs w:val="24"/>
+        </w:rPr>
+        <w:t>menurunkan</w:t>
+      </w:r>
+      <w:proofErr w:type="spellEnd"/>
+      <w:r>
+        <w:rPr>
+          <w:rFonts w:cs="Times New Roman"/>
+          <w:szCs w:val="24"/>
+        </w:rPr>
+        <w:t xml:space="preserve"> </w:t>
+      </w:r>
+      <w:proofErr w:type="spellStart"/>
+      <w:r>
+        <w:rPr>
+          <w:rFonts w:cs="Times New Roman"/>
+          <w:szCs w:val="24"/>
+        </w:rPr>
+        <w:t>kualitas</w:t>
+      </w:r>
+      <w:proofErr w:type="spellEnd"/>
+      <w:r>
+        <w:rPr>
+          <w:rFonts w:cs="Times New Roman"/>
+          <w:szCs w:val="24"/>
+        </w:rPr>
+        <w:t xml:space="preserve"> </w:t>
+      </w:r>
+      <w:proofErr w:type="spellStart"/>
+      <w:r>
+        <w:rPr>
+          <w:rFonts w:cs="Times New Roman"/>
+          <w:szCs w:val="24"/>
+        </w:rPr>
+        <w:t>citra</w:t>
+      </w:r>
+      <w:proofErr w:type="spellEnd"/>
+      <w:r>
+        <w:rPr>
+          <w:rFonts w:cs="Times New Roman"/>
+          <w:szCs w:val="24"/>
+        </w:rPr>
+        <w:t xml:space="preserve"> </w:t>
+      </w:r>
+      <w:proofErr w:type="spellStart"/>
+      <w:r>
+        <w:rPr>
+          <w:rFonts w:cs="Times New Roman"/>
+          <w:szCs w:val="24"/>
+        </w:rPr>
+        <w:t>secara</w:t>
+      </w:r>
+      <w:proofErr w:type="spellEnd"/>
+      <w:r>
+        <w:rPr>
+          <w:rFonts w:cs="Times New Roman"/>
+          <w:szCs w:val="24"/>
+        </w:rPr>
+        <w:t xml:space="preserve"> </w:t>
+      </w:r>
+      <w:proofErr w:type="spellStart"/>
+      <w:r>
+        <w:rPr>
+          <w:rFonts w:cs="Times New Roman"/>
+          <w:szCs w:val="24"/>
+        </w:rPr>
+        <w:t>tak</w:t>
+      </w:r>
+      <w:proofErr w:type="spellEnd"/>
+      <w:r>
+        <w:rPr>
+          <w:rFonts w:cs="Times New Roman"/>
+          <w:szCs w:val="24"/>
+        </w:rPr>
+        <w:t xml:space="preserve"> </w:t>
+      </w:r>
+      <w:proofErr w:type="spellStart"/>
+      <w:r>
+        <w:rPr>
+          <w:rFonts w:cs="Times New Roman"/>
+          <w:szCs w:val="24"/>
+        </w:rPr>
+        <w:t>terduga</w:t>
+      </w:r>
+      <w:proofErr w:type="spellEnd"/>
+      <w:r>
+        <w:rPr>
+          <w:rFonts w:cs="Times New Roman"/>
+          <w:szCs w:val="24"/>
+        </w:rPr>
+        <w:t xml:space="preserve">, </w:t>
+      </w:r>
+      <w:proofErr w:type="spellStart"/>
+      <w:r>
+        <w:rPr>
+          <w:rFonts w:cs="Times New Roman"/>
+          <w:szCs w:val="24"/>
+        </w:rPr>
+        <w:t>ketergantungan</w:t>
+      </w:r>
+      <w:proofErr w:type="spellEnd"/>
+      <w:r>
+        <w:rPr>
+          <w:rFonts w:cs="Times New Roman"/>
+          <w:szCs w:val="24"/>
+        </w:rPr>
+        <w:t xml:space="preserve"> pada model ML/DL </w:t>
+      </w:r>
+      <w:proofErr w:type="spellStart"/>
+      <w:r>
+        <w:rPr>
+          <w:rFonts w:cs="Times New Roman"/>
+          <w:szCs w:val="24"/>
+        </w:rPr>
+        <w:t>mengharuskan</w:t>
+      </w:r>
+      <w:proofErr w:type="spellEnd"/>
+      <w:r>
+        <w:rPr>
+          <w:rFonts w:cs="Times New Roman"/>
+          <w:szCs w:val="24"/>
+        </w:rPr>
+        <w:t xml:space="preserve"> </w:t>
+      </w:r>
+      <w:proofErr w:type="spellStart"/>
+      <w:r>
+        <w:rPr>
+          <w:rFonts w:cs="Times New Roman"/>
+          <w:szCs w:val="24"/>
+        </w:rPr>
+        <w:t>ketersediaan</w:t>
+      </w:r>
+      <w:proofErr w:type="spellEnd"/>
+      <w:r>
+        <w:rPr>
+          <w:rFonts w:cs="Times New Roman"/>
+          <w:szCs w:val="24"/>
+        </w:rPr>
+        <w:t xml:space="preserve"> data </w:t>
+      </w:r>
+      <w:proofErr w:type="spellStart"/>
+      <w:r>
+        <w:rPr>
+          <w:rFonts w:cs="Times New Roman"/>
+          <w:szCs w:val="24"/>
+        </w:rPr>
+        <w:t>latih</w:t>
+      </w:r>
+      <w:proofErr w:type="spellEnd"/>
+      <w:r>
+        <w:rPr>
+          <w:rFonts w:cs="Times New Roman"/>
+          <w:szCs w:val="24"/>
+        </w:rPr>
+        <w:t xml:space="preserve"> yang sangat </w:t>
+      </w:r>
+      <w:proofErr w:type="spellStart"/>
+      <w:r>
+        <w:rPr>
+          <w:rFonts w:cs="Times New Roman"/>
+          <w:szCs w:val="24"/>
+        </w:rPr>
+        <w:t>masif</w:t>
+      </w:r>
+      <w:proofErr w:type="spellEnd"/>
+      <w:r>
+        <w:rPr>
+          <w:rFonts w:cs="Times New Roman"/>
+          <w:szCs w:val="24"/>
+        </w:rPr>
+        <w:t xml:space="preserve"> dan </w:t>
+      </w:r>
+      <w:proofErr w:type="spellStart"/>
+      <w:r>
+        <w:rPr>
+          <w:rFonts w:cs="Times New Roman"/>
+          <w:szCs w:val="24"/>
+        </w:rPr>
+        <w:t>spesifik</w:t>
+      </w:r>
+      <w:proofErr w:type="spellEnd"/>
+      <w:r>
+        <w:rPr>
+          <w:rFonts w:cs="Times New Roman"/>
+          <w:szCs w:val="24"/>
+        </w:rPr>
+        <w:t xml:space="preserve">. </w:t>
+      </w:r>
+      <w:proofErr w:type="spellStart"/>
+      <w:r>
+        <w:rPr>
+          <w:rFonts w:cs="Times New Roman"/>
+          <w:szCs w:val="24"/>
+        </w:rPr>
+        <w:t>Kondisi</w:t>
+      </w:r>
+      <w:proofErr w:type="spellEnd"/>
+      <w:r>
+        <w:rPr>
+          <w:rFonts w:cs="Times New Roman"/>
+          <w:szCs w:val="24"/>
+        </w:rPr>
+        <w:t xml:space="preserve"> </w:t>
+      </w:r>
+      <w:proofErr w:type="spellStart"/>
+      <w:r>
+        <w:rPr>
+          <w:rFonts w:cs="Times New Roman"/>
+          <w:szCs w:val="24"/>
+        </w:rPr>
+        <w:t>ini</w:t>
+      </w:r>
+      <w:proofErr w:type="spellEnd"/>
+      <w:r>
+        <w:rPr>
+          <w:rFonts w:cs="Times New Roman"/>
+          <w:szCs w:val="24"/>
+        </w:rPr>
+        <w:t xml:space="preserve"> </w:t>
+      </w:r>
+      <w:proofErr w:type="spellStart"/>
+      <w:r>
+        <w:rPr>
+          <w:rFonts w:cs="Times New Roman"/>
+          <w:szCs w:val="24"/>
+        </w:rPr>
+        <w:t>menegaskan</w:t>
+      </w:r>
+      <w:proofErr w:type="spellEnd"/>
+      <w:r>
+        <w:rPr>
+          <w:rFonts w:cs="Times New Roman"/>
+          <w:szCs w:val="24"/>
+        </w:rPr>
+        <w:t xml:space="preserve"> </w:t>
+      </w:r>
+      <w:proofErr w:type="spellStart"/>
+      <w:r>
+        <w:rPr>
+          <w:rFonts w:cs="Times New Roman"/>
+          <w:szCs w:val="24"/>
+        </w:rPr>
+        <w:t>ruang</w:t>
+      </w:r>
+      <w:proofErr w:type="spellEnd"/>
+      <w:r>
+        <w:rPr>
+          <w:rFonts w:cs="Times New Roman"/>
+          <w:szCs w:val="24"/>
+        </w:rPr>
+        <w:t xml:space="preserve"> </w:t>
+      </w:r>
+      <w:proofErr w:type="spellStart"/>
+      <w:r>
+        <w:rPr>
+          <w:rFonts w:cs="Times New Roman"/>
+          <w:szCs w:val="24"/>
+        </w:rPr>
+        <w:t>penelitian</w:t>
+      </w:r>
+      <w:proofErr w:type="spellEnd"/>
+      <w:r>
+        <w:rPr>
+          <w:rFonts w:cs="Times New Roman"/>
+          <w:szCs w:val="24"/>
+        </w:rPr>
+        <w:t xml:space="preserve"> yang </w:t>
+      </w:r>
+      <w:proofErr w:type="spellStart"/>
+      <w:r>
+        <w:rPr>
+          <w:rFonts w:cs="Times New Roman"/>
+          <w:szCs w:val="24"/>
+        </w:rPr>
+        <w:t>wajar</w:t>
+      </w:r>
+      <w:proofErr w:type="spellEnd"/>
+      <w:r>
+        <w:rPr>
+          <w:rFonts w:cs="Times New Roman"/>
+          <w:szCs w:val="24"/>
+        </w:rPr>
+        <w:t xml:space="preserve">: </w:t>
+      </w:r>
+      <w:proofErr w:type="spellStart"/>
+      <w:r>
+        <w:rPr>
+          <w:rFonts w:cs="Times New Roman"/>
+          <w:szCs w:val="24"/>
+        </w:rPr>
+        <w:t>alih-alih</w:t>
+      </w:r>
+      <w:proofErr w:type="spellEnd"/>
+      <w:r>
+        <w:rPr>
+          <w:rFonts w:cs="Times New Roman"/>
+          <w:szCs w:val="24"/>
+        </w:rPr>
+        <w:t xml:space="preserve"> </w:t>
+      </w:r>
+      <w:proofErr w:type="spellStart"/>
+      <w:r>
+        <w:rPr>
+          <w:rFonts w:cs="Times New Roman"/>
+          <w:szCs w:val="24"/>
+        </w:rPr>
+        <w:t>menegasikan</w:t>
+      </w:r>
+      <w:proofErr w:type="spellEnd"/>
+      <w:r>
+        <w:rPr>
+          <w:rFonts w:cs="Times New Roman"/>
+          <w:szCs w:val="24"/>
+        </w:rPr>
+        <w:t xml:space="preserve"> ML/DL, </w:t>
+      </w:r>
+      <w:proofErr w:type="spellStart"/>
+      <w:r>
+        <w:rPr>
+          <w:rFonts w:cs="Times New Roman"/>
+          <w:szCs w:val="24"/>
+        </w:rPr>
+        <w:t>penelitian</w:t>
+      </w:r>
+      <w:proofErr w:type="spellEnd"/>
+      <w:r>
+        <w:rPr>
+          <w:rFonts w:cs="Times New Roman"/>
+          <w:szCs w:val="24"/>
+        </w:rPr>
+        <w:t xml:space="preserve"> </w:t>
+      </w:r>
+      <w:proofErr w:type="spellStart"/>
+      <w:r>
+        <w:rPr>
+          <w:rFonts w:cs="Times New Roman"/>
+          <w:szCs w:val="24"/>
+        </w:rPr>
+        <w:t>ini</w:t>
+      </w:r>
+      <w:proofErr w:type="spellEnd"/>
+      <w:r>
+        <w:rPr>
+          <w:rFonts w:cs="Times New Roman"/>
+          <w:szCs w:val="24"/>
+        </w:rPr>
+        <w:t xml:space="preserve"> </w:t>
+      </w:r>
+      <w:proofErr w:type="spellStart"/>
+      <w:r>
+        <w:rPr>
+          <w:rFonts w:cs="Times New Roman"/>
+          <w:szCs w:val="24"/>
+        </w:rPr>
+        <w:t>memosisikan</w:t>
+      </w:r>
+      <w:proofErr w:type="spellEnd"/>
+      <w:r>
+        <w:rPr>
+          <w:rFonts w:cs="Times New Roman"/>
+          <w:szCs w:val="24"/>
+        </w:rPr>
+        <w:t xml:space="preserve"> </w:t>
+      </w:r>
+      <w:proofErr w:type="spellStart"/>
+      <w:r>
+        <w:rPr>
+          <w:rFonts w:cs="Times New Roman"/>
+          <w:szCs w:val="24"/>
+        </w:rPr>
+        <w:t>integrasi</w:t>
+      </w:r>
+      <w:proofErr w:type="spellEnd"/>
+      <w:r>
+        <w:rPr>
+          <w:rFonts w:cs="Times New Roman"/>
+          <w:szCs w:val="24"/>
+        </w:rPr>
+        <w:t xml:space="preserve"> </w:t>
+      </w:r>
+      <w:proofErr w:type="spellStart"/>
+      <w:r>
+        <w:rPr>
+          <w:rFonts w:cs="Times New Roman"/>
+          <w:szCs w:val="24"/>
+        </w:rPr>
+        <w:t>pengolahan</w:t>
+      </w:r>
+      <w:proofErr w:type="spellEnd"/>
+      <w:r>
+        <w:rPr>
+          <w:rFonts w:cs="Times New Roman"/>
+          <w:szCs w:val="24"/>
+        </w:rPr>
+        <w:t xml:space="preserve"> </w:t>
+      </w:r>
+      <w:proofErr w:type="spellStart"/>
+      <w:r>
+        <w:rPr>
+          <w:rFonts w:cs="Times New Roman"/>
+          <w:szCs w:val="24"/>
+        </w:rPr>
+        <w:t>citra</w:t>
+      </w:r>
+      <w:proofErr w:type="spellEnd"/>
+      <w:r>
+        <w:rPr>
+          <w:rFonts w:cs="Times New Roman"/>
+          <w:szCs w:val="24"/>
+        </w:rPr>
+        <w:t xml:space="preserve"> dan </w:t>
+      </w:r>
+      <w:r>
+        <w:rPr>
+          <w:rFonts w:cs="Times New Roman"/>
+          <w:i/>
+          <w:iCs/>
+          <w:szCs w:val="24"/>
+        </w:rPr>
+        <w:t>clustering</w:t>
+      </w:r>
+      <w:r>
+        <w:rPr>
+          <w:rFonts w:cs="Times New Roman"/>
+          <w:szCs w:val="24"/>
+        </w:rPr>
+        <w:t xml:space="preserve"> </w:t>
+      </w:r>
+      <w:proofErr w:type="spellStart"/>
+      <w:r>
+        <w:rPr>
+          <w:rFonts w:cs="Times New Roman"/>
+          <w:szCs w:val="24"/>
+        </w:rPr>
+        <w:t>konvensional</w:t>
+      </w:r>
+      <w:proofErr w:type="spellEnd"/>
+      <w:r>
+        <w:rPr>
+          <w:rFonts w:cs="Times New Roman"/>
+          <w:szCs w:val="24"/>
+        </w:rPr>
+        <w:t xml:space="preserve"> </w:t>
+      </w:r>
+      <w:proofErr w:type="spellStart"/>
+      <w:r>
+        <w:rPr>
+          <w:rFonts w:cs="Times New Roman"/>
+          <w:szCs w:val="24"/>
+        </w:rPr>
+        <w:t>sebagai</w:t>
+      </w:r>
+      <w:proofErr w:type="spellEnd"/>
+      <w:r>
+        <w:rPr>
+          <w:rFonts w:cs="Times New Roman"/>
+          <w:szCs w:val="24"/>
+        </w:rPr>
+        <w:t xml:space="preserve"> </w:t>
+      </w:r>
+      <w:proofErr w:type="spellStart"/>
+      <w:r>
+        <w:rPr>
+          <w:rFonts w:cs="Times New Roman"/>
+          <w:szCs w:val="24"/>
+        </w:rPr>
+        <w:t>pendekatan</w:t>
+      </w:r>
+      <w:proofErr w:type="spellEnd"/>
+      <w:r>
+        <w:rPr>
+          <w:rFonts w:cs="Times New Roman"/>
+          <w:szCs w:val="24"/>
+        </w:rPr>
+        <w:t xml:space="preserve"> yang </w:t>
+      </w:r>
+      <w:proofErr w:type="spellStart"/>
+      <w:r>
+        <w:rPr>
+          <w:rFonts w:cs="Times New Roman"/>
+          <w:szCs w:val="24"/>
         </w:rPr>
         <w:t>lebih</w:t>
       </w:r>
@@ -40545,25 +41583,22 @@
         <w:rPr>
           <w:rFonts w:cs="Times New Roman"/>
           <w:szCs w:val="24"/>
-          <w:lang w:val="en-ID"/>
-        </w:rPr>
-        <w:t xml:space="preserve"> </w:t>
-      </w:r>
-      <w:proofErr w:type="spellStart"/>
-      <w:r>
-        <w:rPr>
-          <w:rFonts w:cs="Times New Roman"/>
-          <w:szCs w:val="24"/>
-          <w:lang w:val="en-ID"/>
-        </w:rPr>
-        <w:t>tinggi</w:t>
-      </w:r>
-      <w:proofErr w:type="spellEnd"/>
-      <w:r>
-        <w:rPr>
-          <w:rFonts w:cs="Times New Roman"/>
-          <w:szCs w:val="24"/>
-          <w:lang w:val="en-ID"/>
+        </w:rPr>
+        <w:t xml:space="preserve"> </w:t>
+      </w:r>
+      <w:proofErr w:type="spellStart"/>
+      <w:r>
+        <w:rPr>
+          <w:rFonts w:cs="Times New Roman"/>
+          <w:szCs w:val="24"/>
+        </w:rPr>
+        <w:t>proporsional</w:t>
+      </w:r>
+      <w:proofErr w:type="spellEnd"/>
+      <w:r>
+        <w:rPr>
+          <w:rFonts w:cs="Times New Roman"/>
+          <w:szCs w:val="24"/>
         </w:rPr>
         <w:t xml:space="preserve">, </w:t>
       </w:r>
@@ -40572,207 +41607,922 @@
         <w:rPr>
           <w:rFonts w:cs="Times New Roman"/>
           <w:szCs w:val="24"/>
-          <w:lang w:val="en-ID"/>
-        </w:rPr>
-        <w:t>tetapi</w:t>
-      </w:r>
-      <w:proofErr w:type="spellEnd"/>
-      <w:r>
-        <w:rPr>
-          <w:rFonts w:cs="Times New Roman"/>
-          <w:szCs w:val="24"/>
-          <w:lang w:val="en-ID"/>
-        </w:rPr>
-        <w:t xml:space="preserve"> </w:t>
-      </w:r>
-      <w:proofErr w:type="spellStart"/>
-      <w:r>
-        <w:rPr>
-          <w:rFonts w:cs="Times New Roman"/>
-          <w:szCs w:val="24"/>
-          <w:lang w:val="en-ID"/>
-        </w:rPr>
-        <w:t>waktu</w:t>
-      </w:r>
-      <w:proofErr w:type="spellEnd"/>
-      <w:r>
-        <w:rPr>
-          <w:rFonts w:cs="Times New Roman"/>
-          <w:szCs w:val="24"/>
-          <w:lang w:val="en-ID"/>
-        </w:rPr>
-        <w:t xml:space="preserve"> </w:t>
-      </w:r>
-      <w:proofErr w:type="spellStart"/>
-      <w:r>
-        <w:rPr>
-          <w:rFonts w:cs="Times New Roman"/>
-          <w:szCs w:val="24"/>
-          <w:lang w:val="en-ID"/>
-        </w:rPr>
-        <w:t>komputasinya</w:t>
-      </w:r>
-      <w:proofErr w:type="spellEnd"/>
-      <w:r>
-        <w:rPr>
-          <w:rFonts w:cs="Times New Roman"/>
-          <w:szCs w:val="24"/>
-          <w:lang w:val="en-ID"/>
-        </w:rPr>
-        <w:t xml:space="preserve"> </w:t>
-      </w:r>
-      <w:proofErr w:type="spellStart"/>
-      <w:r>
-        <w:rPr>
-          <w:rFonts w:cs="Times New Roman"/>
-          <w:szCs w:val="24"/>
-          <w:lang w:val="en-ID"/>
-        </w:rPr>
-        <w:t>jauh</w:t>
-      </w:r>
-      <w:proofErr w:type="spellEnd"/>
-      <w:r>
-        <w:rPr>
-          <w:rFonts w:cs="Times New Roman"/>
-          <w:szCs w:val="24"/>
-          <w:lang w:val="en-ID"/>
-        </w:rPr>
-        <w:t xml:space="preserve"> </w:t>
-      </w:r>
-      <w:proofErr w:type="spellStart"/>
-      <w:r>
-        <w:rPr>
-          <w:rFonts w:cs="Times New Roman"/>
-          <w:szCs w:val="24"/>
-          <w:lang w:val="en-ID"/>
-        </w:rPr>
-        <w:t>lebih</w:t>
-      </w:r>
-      <w:proofErr w:type="spellEnd"/>
-      <w:r>
-        <w:rPr>
-          <w:rFonts w:cs="Times New Roman"/>
-          <w:szCs w:val="24"/>
-          <w:lang w:val="en-ID"/>
-        </w:rPr>
-        <w:t xml:space="preserve"> </w:t>
-      </w:r>
-      <w:proofErr w:type="spellStart"/>
-      <w:r>
-        <w:rPr>
-          <w:rFonts w:cs="Times New Roman"/>
-          <w:szCs w:val="24"/>
-          <w:lang w:val="en-ID"/>
-        </w:rPr>
-        <w:t>besar</w:t>
-      </w:r>
-      <w:proofErr w:type="spellEnd"/>
-      <w:r>
-        <w:rPr>
-          <w:rFonts w:cs="Times New Roman"/>
-          <w:szCs w:val="24"/>
-          <w:lang w:val="en-ID"/>
-        </w:rPr>
-        <w:t xml:space="preserve"> </w:t>
-      </w:r>
-      <w:proofErr w:type="spellStart"/>
-      <w:r>
-        <w:rPr>
-          <w:rFonts w:cs="Times New Roman"/>
-          <w:szCs w:val="24"/>
-          <w:lang w:val="en-ID"/>
-        </w:rPr>
-        <w:t>dibanding</w:t>
-      </w:r>
-      <w:proofErr w:type="spellEnd"/>
-      <w:r>
-        <w:rPr>
-          <w:rFonts w:cs="Times New Roman"/>
-          <w:szCs w:val="24"/>
-          <w:lang w:val="en-ID"/>
-        </w:rPr>
-        <w:t xml:space="preserve"> </w:t>
-      </w:r>
-      <w:proofErr w:type="spellStart"/>
-      <w:r>
-        <w:rPr>
-          <w:rFonts w:cs="Times New Roman"/>
-          <w:szCs w:val="24"/>
-          <w:lang w:val="en-ID"/>
-        </w:rPr>
-        <w:t>pendekatan</w:t>
-      </w:r>
-      <w:proofErr w:type="spellEnd"/>
-      <w:r>
-        <w:rPr>
-          <w:rFonts w:cs="Times New Roman"/>
-          <w:szCs w:val="24"/>
-          <w:lang w:val="en-ID"/>
-        </w:rPr>
-        <w:t xml:space="preserve"> </w:t>
-      </w:r>
-      <w:proofErr w:type="spellStart"/>
-      <w:r>
-        <w:rPr>
-          <w:rFonts w:cs="Times New Roman"/>
-          <w:szCs w:val="24"/>
-          <w:lang w:val="en-ID"/>
-        </w:rPr>
-        <w:t>ringan</w:t>
-      </w:r>
-      <w:proofErr w:type="spellEnd"/>
-      <w:r>
-        <w:rPr>
-          <w:rFonts w:cs="Times New Roman"/>
-          <w:szCs w:val="24"/>
-          <w:lang w:val="en-ID"/>
-        </w:rPr>
-        <w:t xml:space="preserve"> </w:t>
-      </w:r>
-      <w:proofErr w:type="spellStart"/>
-      <w:r>
-        <w:rPr>
-          <w:rFonts w:cs="Times New Roman"/>
-          <w:szCs w:val="24"/>
-          <w:lang w:val="en-ID"/>
-        </w:rPr>
-        <w:t>berbasis</w:t>
-      </w:r>
-      <w:proofErr w:type="spellEnd"/>
-      <w:r>
-        <w:rPr>
-          <w:rFonts w:cs="Times New Roman"/>
-          <w:szCs w:val="24"/>
-          <w:lang w:val="en-ID"/>
-        </w:rPr>
-        <w:t xml:space="preserve"> </w:t>
-      </w:r>
-      <w:proofErr w:type="spellStart"/>
-      <w:r>
-        <w:rPr>
-          <w:rFonts w:cs="Times New Roman"/>
-          <w:szCs w:val="24"/>
-          <w:lang w:val="en-ID"/>
-        </w:rPr>
-        <w:t>ambang</w:t>
-      </w:r>
-      <w:proofErr w:type="spellEnd"/>
-      <w:r>
-        <w:rPr>
-          <w:rFonts w:cs="Times New Roman"/>
-          <w:szCs w:val="24"/>
-          <w:lang w:val="en-ID"/>
-        </w:rPr>
-        <w:t xml:space="preserve"> </w:t>
-      </w:r>
-      <w:proofErr w:type="spellStart"/>
-      <w:r>
-        <w:rPr>
-          <w:rFonts w:cs="Times New Roman"/>
-          <w:szCs w:val="24"/>
-          <w:lang w:val="en-ID"/>
-        </w:rPr>
-        <w:t>adaptif</w:t>
+        </w:rPr>
+        <w:t>efisien</w:t>
+      </w:r>
+      <w:proofErr w:type="spellEnd"/>
+      <w:r>
+        <w:rPr>
+          <w:rFonts w:cs="Times New Roman"/>
+          <w:szCs w:val="24"/>
+        </w:rPr>
+        <w:t xml:space="preserve">, dan </w:t>
+      </w:r>
+      <w:proofErr w:type="spellStart"/>
+      <w:r>
+        <w:rPr>
+          <w:rFonts w:cs="Times New Roman"/>
+          <w:szCs w:val="24"/>
+        </w:rPr>
+        <w:t>representatif</w:t>
+      </w:r>
+      <w:proofErr w:type="spellEnd"/>
+      <w:r>
+        <w:rPr>
+          <w:rFonts w:cs="Times New Roman"/>
+          <w:szCs w:val="24"/>
+        </w:rPr>
+        <w:t xml:space="preserve"> </w:t>
+      </w:r>
+      <w:proofErr w:type="spellStart"/>
+      <w:r>
+        <w:rPr>
+          <w:rFonts w:cs="Times New Roman"/>
+          <w:szCs w:val="24"/>
+        </w:rPr>
+        <w:t>untuk</w:t>
+      </w:r>
+      <w:proofErr w:type="spellEnd"/>
+      <w:r>
+        <w:rPr>
+          <w:rFonts w:cs="Times New Roman"/>
+          <w:szCs w:val="24"/>
+        </w:rPr>
+        <w:t xml:space="preserve"> </w:t>
+      </w:r>
+      <w:proofErr w:type="spellStart"/>
+      <w:r>
+        <w:rPr>
+          <w:rFonts w:cs="Times New Roman"/>
+          <w:szCs w:val="24"/>
+        </w:rPr>
+        <w:t>membangun</w:t>
+      </w:r>
+      <w:proofErr w:type="spellEnd"/>
+      <w:r>
+        <w:rPr>
+          <w:rFonts w:cs="Times New Roman"/>
+          <w:szCs w:val="24"/>
+        </w:rPr>
+        <w:t xml:space="preserve"> </w:t>
+      </w:r>
+      <w:proofErr w:type="spellStart"/>
+      <w:r>
+        <w:rPr>
+          <w:rFonts w:cs="Times New Roman"/>
+          <w:szCs w:val="24"/>
+        </w:rPr>
+        <w:t>sistem</w:t>
+      </w:r>
+      <w:proofErr w:type="spellEnd"/>
+      <w:r>
+        <w:rPr>
+          <w:rFonts w:cs="Times New Roman"/>
+          <w:szCs w:val="24"/>
+        </w:rPr>
+        <w:t xml:space="preserve"> </w:t>
+      </w:r>
+      <w:proofErr w:type="spellStart"/>
+      <w:r>
+        <w:rPr>
+          <w:rFonts w:cs="Times New Roman"/>
+          <w:szCs w:val="24"/>
+        </w:rPr>
+        <w:t>rekomendasi</w:t>
+      </w:r>
+      <w:proofErr w:type="spellEnd"/>
+      <w:r>
+        <w:rPr>
+          <w:rFonts w:cs="Times New Roman"/>
+          <w:szCs w:val="24"/>
+        </w:rPr>
+        <w:t xml:space="preserve"> </w:t>
+      </w:r>
+      <w:proofErr w:type="spellStart"/>
+      <w:r>
+        <w:rPr>
+          <w:rFonts w:cs="Times New Roman"/>
+          <w:szCs w:val="24"/>
+        </w:rPr>
+        <w:t>warna</w:t>
+      </w:r>
+      <w:proofErr w:type="spellEnd"/>
+      <w:r>
+        <w:rPr>
+          <w:rFonts w:cs="Times New Roman"/>
+          <w:szCs w:val="24"/>
+        </w:rPr>
+        <w:t xml:space="preserve"> </w:t>
+      </w:r>
+      <w:proofErr w:type="spellStart"/>
+      <w:r>
+        <w:rPr>
+          <w:rFonts w:cs="Times New Roman"/>
+          <w:szCs w:val="24"/>
+        </w:rPr>
+        <w:t>tanpa</w:t>
+      </w:r>
+      <w:proofErr w:type="spellEnd"/>
+      <w:r>
+        <w:rPr>
+          <w:rFonts w:cs="Times New Roman"/>
+          <w:szCs w:val="24"/>
+        </w:rPr>
+        <w:t xml:space="preserve"> </w:t>
+      </w:r>
+      <w:proofErr w:type="spellStart"/>
+      <w:r>
+        <w:rPr>
+          <w:rFonts w:cs="Times New Roman"/>
+          <w:szCs w:val="24"/>
+        </w:rPr>
+        <w:t>harus</w:t>
+      </w:r>
+      <w:proofErr w:type="spellEnd"/>
+      <w:r>
+        <w:rPr>
+          <w:rFonts w:cs="Times New Roman"/>
+          <w:szCs w:val="24"/>
+        </w:rPr>
+        <w:t xml:space="preserve"> </w:t>
+      </w:r>
+      <w:proofErr w:type="spellStart"/>
+      <w:r>
+        <w:rPr>
+          <w:rFonts w:cs="Times New Roman"/>
+          <w:szCs w:val="24"/>
+        </w:rPr>
+        <w:t>terbebani</w:t>
+      </w:r>
+      <w:proofErr w:type="spellEnd"/>
+      <w:r>
+        <w:rPr>
+          <w:rFonts w:cs="Times New Roman"/>
+          <w:szCs w:val="24"/>
+        </w:rPr>
+        <w:t xml:space="preserve"> oleh </w:t>
+      </w:r>
+      <w:proofErr w:type="spellStart"/>
+      <w:r>
+        <w:rPr>
+          <w:rFonts w:cs="Times New Roman"/>
+          <w:szCs w:val="24"/>
+        </w:rPr>
+        <w:t>kompleksitas</w:t>
+      </w:r>
+      <w:proofErr w:type="spellEnd"/>
+      <w:r>
+        <w:rPr>
+          <w:rFonts w:cs="Times New Roman"/>
+          <w:szCs w:val="24"/>
+        </w:rPr>
+        <w:t xml:space="preserve"> </w:t>
+      </w:r>
+      <w:proofErr w:type="spellStart"/>
+      <w:r>
+        <w:rPr>
+          <w:rFonts w:cs="Times New Roman"/>
+          <w:szCs w:val="24"/>
+        </w:rPr>
+        <w:t>komputasi</w:t>
+      </w:r>
+      <w:proofErr w:type="spellEnd"/>
+      <w:r>
+        <w:rPr>
+          <w:rFonts w:cs="Times New Roman"/>
+          <w:szCs w:val="24"/>
+        </w:rPr>
+        <w:t xml:space="preserve"> model </w:t>
+      </w:r>
+      <w:r>
+        <w:rPr>
+          <w:rFonts w:cs="Times New Roman"/>
+          <w:i/>
+          <w:iCs/>
+          <w:szCs w:val="24"/>
+        </w:rPr>
+        <w:t>deep learning</w:t>
+      </w:r>
+      <w:r>
+        <w:rPr>
+          <w:rFonts w:cs="Times New Roman"/>
+          <w:szCs w:val="24"/>
+        </w:rPr>
+        <w:t>.</w:t>
+      </w:r>
+      <w:r>
+        <w:rPr>
+          <w:rFonts w:cs="Times New Roman"/>
+          <w:szCs w:val="24"/>
+          <w:lang w:val="en-ID"/>
+        </w:rPr>
+        <w:t xml:space="preserve"> </w:t>
+      </w:r>
+    </w:p>
+    <w:p>
+      <w:pPr>
+        <w:spacing w:after="0"/>
+        <w:ind w:left="720"/>
+        <w:jc w:val="both"/>
+        <w:rPr>
+          <w:rFonts w:cs="Times New Roman"/>
+          <w:szCs w:val="24"/>
+          <w:lang w:val="en-ID"/>
+        </w:rPr>
+      </w:pPr>
+      <w:proofErr w:type="spellStart"/>
+      <w:r>
+        <w:rPr>
+          <w:rFonts w:cs="Times New Roman"/>
+          <w:szCs w:val="24"/>
+          <w:lang w:val="en-ID"/>
+        </w:rPr>
+        <w:lastRenderedPageBreak/>
+        <w:t>Terakhir</w:t>
+      </w:r>
+      <w:proofErr w:type="spellEnd"/>
+      <w:r>
+        <w:rPr>
+          <w:rFonts w:cs="Times New Roman"/>
+          <w:szCs w:val="24"/>
+          <w:lang w:val="en-ID"/>
+        </w:rPr>
+        <w:t xml:space="preserve">, pada domain fashion, </w:t>
+      </w:r>
+      <w:proofErr w:type="spellStart"/>
+      <w:r>
+        <w:rPr>
+          <w:rFonts w:cs="Times New Roman"/>
+          <w:szCs w:val="24"/>
+          <w:lang w:val="en-ID"/>
+        </w:rPr>
+        <w:t>penelitian</w:t>
+      </w:r>
+      <w:proofErr w:type="spellEnd"/>
+      <w:r>
+        <w:rPr>
+          <w:rFonts w:cs="Times New Roman"/>
+          <w:szCs w:val="24"/>
+          <w:lang w:val="en-ID"/>
+        </w:rPr>
+        <w:t xml:space="preserve"> </w:t>
+      </w:r>
+      <w:proofErr w:type="spellStart"/>
+      <w:r>
+        <w:rPr>
+          <w:rFonts w:cs="Times New Roman"/>
+          <w:szCs w:val="24"/>
+          <w:lang w:val="en-ID"/>
+        </w:rPr>
+        <w:t>psikologi</w:t>
+      </w:r>
+      <w:proofErr w:type="spellEnd"/>
+      <w:r>
+        <w:rPr>
+          <w:rFonts w:cs="Times New Roman"/>
+          <w:szCs w:val="24"/>
+          <w:lang w:val="en-ID"/>
+        </w:rPr>
+        <w:t xml:space="preserve"> </w:t>
+      </w:r>
+      <w:proofErr w:type="spellStart"/>
+      <w:r>
+        <w:rPr>
+          <w:rFonts w:cs="Times New Roman"/>
+          <w:szCs w:val="24"/>
+          <w:lang w:val="en-ID"/>
+        </w:rPr>
+        <w:t>warna</w:t>
+      </w:r>
+      <w:proofErr w:type="spellEnd"/>
+      <w:r>
+        <w:rPr>
+          <w:rFonts w:cs="Times New Roman"/>
+          <w:szCs w:val="24"/>
+          <w:lang w:val="en-ID"/>
+        </w:rPr>
+        <w:t xml:space="preserve"> </w:t>
+      </w:r>
+      <w:proofErr w:type="spellStart"/>
+      <w:r>
+        <w:rPr>
+          <w:rFonts w:cs="Times New Roman"/>
+          <w:szCs w:val="24"/>
+          <w:lang w:val="en-ID"/>
+        </w:rPr>
+        <w:t>menegaskan</w:t>
+      </w:r>
+      <w:proofErr w:type="spellEnd"/>
+      <w:r>
+        <w:rPr>
+          <w:rFonts w:cs="Times New Roman"/>
+          <w:szCs w:val="24"/>
+          <w:lang w:val="en-ID"/>
+        </w:rPr>
+        <w:t xml:space="preserve"> </w:t>
+      </w:r>
+      <w:proofErr w:type="spellStart"/>
+      <w:r>
+        <w:rPr>
+          <w:rFonts w:cs="Times New Roman"/>
+          <w:szCs w:val="24"/>
+          <w:lang w:val="en-ID"/>
+        </w:rPr>
+        <w:t>bahwa</w:t>
+      </w:r>
+      <w:proofErr w:type="spellEnd"/>
+      <w:r>
+        <w:rPr>
+          <w:rFonts w:cs="Times New Roman"/>
+          <w:szCs w:val="24"/>
+          <w:lang w:val="en-ID"/>
+        </w:rPr>
+        <w:t xml:space="preserve"> </w:t>
+      </w:r>
+      <w:proofErr w:type="spellStart"/>
+      <w:r>
+        <w:rPr>
+          <w:rFonts w:cs="Times New Roman"/>
+          <w:szCs w:val="24"/>
+          <w:lang w:val="en-ID"/>
+        </w:rPr>
+        <w:t>rekomendasi</w:t>
+      </w:r>
+      <w:proofErr w:type="spellEnd"/>
+      <w:r>
+        <w:rPr>
+          <w:rFonts w:cs="Times New Roman"/>
+          <w:szCs w:val="24"/>
+          <w:lang w:val="en-ID"/>
+        </w:rPr>
+        <w:t xml:space="preserve"> </w:t>
+      </w:r>
+      <w:proofErr w:type="spellStart"/>
+      <w:r>
+        <w:rPr>
+          <w:rFonts w:cs="Times New Roman"/>
+          <w:szCs w:val="24"/>
+          <w:lang w:val="en-ID"/>
+        </w:rPr>
+        <w:t>warna</w:t>
+      </w:r>
+      <w:proofErr w:type="spellEnd"/>
+      <w:r>
+        <w:rPr>
+          <w:rFonts w:cs="Times New Roman"/>
+          <w:szCs w:val="24"/>
+          <w:lang w:val="en-ID"/>
+        </w:rPr>
+        <w:t xml:space="preserve"> </w:t>
+      </w:r>
+      <w:proofErr w:type="spellStart"/>
+      <w:r>
+        <w:rPr>
+          <w:rFonts w:cs="Times New Roman"/>
+          <w:szCs w:val="24"/>
+          <w:lang w:val="en-ID"/>
+        </w:rPr>
+        <w:t>tidak</w:t>
+      </w:r>
+      <w:proofErr w:type="spellEnd"/>
+      <w:r>
+        <w:rPr>
+          <w:rFonts w:cs="Times New Roman"/>
+          <w:szCs w:val="24"/>
+          <w:lang w:val="en-ID"/>
+        </w:rPr>
+        <w:t xml:space="preserve"> </w:t>
+      </w:r>
+      <w:proofErr w:type="spellStart"/>
+      <w:r>
+        <w:rPr>
+          <w:rFonts w:cs="Times New Roman"/>
+          <w:szCs w:val="24"/>
+          <w:lang w:val="en-ID"/>
+        </w:rPr>
+        <w:t>cukup</w:t>
+      </w:r>
+      <w:proofErr w:type="spellEnd"/>
+      <w:r>
+        <w:rPr>
+          <w:rFonts w:cs="Times New Roman"/>
+          <w:szCs w:val="24"/>
+          <w:lang w:val="en-ID"/>
+        </w:rPr>
+        <w:t xml:space="preserve"> </w:t>
+      </w:r>
+      <w:proofErr w:type="spellStart"/>
+      <w:r>
+        <w:rPr>
+          <w:rFonts w:cs="Times New Roman"/>
+          <w:szCs w:val="24"/>
+          <w:lang w:val="en-ID"/>
+        </w:rPr>
+        <w:t>hanya</w:t>
+      </w:r>
+      <w:proofErr w:type="spellEnd"/>
+      <w:r>
+        <w:rPr>
+          <w:rFonts w:cs="Times New Roman"/>
+          <w:szCs w:val="24"/>
+          <w:lang w:val="en-ID"/>
+        </w:rPr>
+        <w:t xml:space="preserve"> “</w:t>
+      </w:r>
+      <w:proofErr w:type="spellStart"/>
+      <w:r>
+        <w:rPr>
+          <w:rFonts w:cs="Times New Roman"/>
+          <w:szCs w:val="24"/>
+          <w:lang w:val="en-ID"/>
+        </w:rPr>
+        <w:t>benar</w:t>
+      </w:r>
+      <w:proofErr w:type="spellEnd"/>
+      <w:r>
+        <w:rPr>
+          <w:rFonts w:cs="Times New Roman"/>
+          <w:szCs w:val="24"/>
+          <w:lang w:val="en-ID"/>
+        </w:rPr>
+        <w:t xml:space="preserve">” </w:t>
+      </w:r>
+      <w:proofErr w:type="spellStart"/>
+      <w:r>
+        <w:rPr>
+          <w:rFonts w:cs="Times New Roman"/>
+          <w:szCs w:val="24"/>
+          <w:lang w:val="en-ID"/>
+        </w:rPr>
+        <w:t>secara</w:t>
+      </w:r>
+      <w:proofErr w:type="spellEnd"/>
+      <w:r>
+        <w:rPr>
+          <w:rFonts w:cs="Times New Roman"/>
+          <w:szCs w:val="24"/>
+          <w:lang w:val="en-ID"/>
+        </w:rPr>
+        <w:t xml:space="preserve"> </w:t>
+      </w:r>
+      <w:proofErr w:type="spellStart"/>
+      <w:r>
+        <w:rPr>
+          <w:rFonts w:cs="Times New Roman"/>
+          <w:szCs w:val="24"/>
+          <w:lang w:val="en-ID"/>
+        </w:rPr>
+        <w:t>komputasional</w:t>
+      </w:r>
+      <w:proofErr w:type="spellEnd"/>
+      <w:r>
+        <w:rPr>
+          <w:rFonts w:cs="Times New Roman"/>
+          <w:szCs w:val="24"/>
+          <w:lang w:val="en-ID"/>
+        </w:rPr>
+        <w:t xml:space="preserve">; </w:t>
+      </w:r>
+      <w:proofErr w:type="spellStart"/>
+      <w:r>
+        <w:rPr>
+          <w:rFonts w:cs="Times New Roman"/>
+          <w:szCs w:val="24"/>
+          <w:lang w:val="en-ID"/>
+        </w:rPr>
+        <w:t>rekomendasi</w:t>
+      </w:r>
+      <w:proofErr w:type="spellEnd"/>
+      <w:r>
+        <w:rPr>
+          <w:rFonts w:cs="Times New Roman"/>
+          <w:szCs w:val="24"/>
+          <w:lang w:val="en-ID"/>
+        </w:rPr>
+        <w:t xml:space="preserve"> </w:t>
+      </w:r>
+      <w:proofErr w:type="spellStart"/>
+      <w:r>
+        <w:rPr>
+          <w:rFonts w:cs="Times New Roman"/>
+          <w:szCs w:val="24"/>
+          <w:lang w:val="en-ID"/>
+        </w:rPr>
+        <w:t>perlu</w:t>
+      </w:r>
+      <w:proofErr w:type="spellEnd"/>
+      <w:r>
+        <w:rPr>
+          <w:rFonts w:cs="Times New Roman"/>
+          <w:szCs w:val="24"/>
+          <w:lang w:val="en-ID"/>
+        </w:rPr>
+        <w:t xml:space="preserve"> </w:t>
+      </w:r>
+      <w:proofErr w:type="spellStart"/>
+      <w:r>
+        <w:rPr>
+          <w:rFonts w:cs="Times New Roman"/>
+          <w:szCs w:val="24"/>
+          <w:lang w:val="en-ID"/>
+        </w:rPr>
+        <w:t>masuk</w:t>
+      </w:r>
+      <w:proofErr w:type="spellEnd"/>
+      <w:r>
+        <w:rPr>
+          <w:rFonts w:cs="Times New Roman"/>
+          <w:szCs w:val="24"/>
+          <w:lang w:val="en-ID"/>
+        </w:rPr>
+        <w:t xml:space="preserve"> </w:t>
+      </w:r>
+      <w:proofErr w:type="spellStart"/>
+      <w:r>
+        <w:rPr>
+          <w:rFonts w:cs="Times New Roman"/>
+          <w:szCs w:val="24"/>
+          <w:lang w:val="en-ID"/>
+        </w:rPr>
+        <w:t>akal</w:t>
+      </w:r>
+      <w:proofErr w:type="spellEnd"/>
+      <w:r>
+        <w:rPr>
+          <w:rFonts w:cs="Times New Roman"/>
+          <w:szCs w:val="24"/>
+          <w:lang w:val="en-ID"/>
+        </w:rPr>
+        <w:t xml:space="preserve"> </w:t>
+      </w:r>
+      <w:proofErr w:type="spellStart"/>
+      <w:r>
+        <w:rPr>
+          <w:rFonts w:cs="Times New Roman"/>
+          <w:szCs w:val="24"/>
+          <w:lang w:val="en-ID"/>
+        </w:rPr>
+        <w:t>secara</w:t>
+      </w:r>
+      <w:proofErr w:type="spellEnd"/>
+      <w:r>
+        <w:rPr>
+          <w:rFonts w:cs="Times New Roman"/>
+          <w:szCs w:val="24"/>
+          <w:lang w:val="en-ID"/>
+        </w:rPr>
+        <w:t xml:space="preserve"> </w:t>
+      </w:r>
+      <w:proofErr w:type="spellStart"/>
+      <w:r>
+        <w:rPr>
+          <w:rFonts w:cs="Times New Roman"/>
+          <w:szCs w:val="24"/>
+          <w:lang w:val="en-ID"/>
+        </w:rPr>
+        <w:t>persepsi</w:t>
+      </w:r>
+      <w:proofErr w:type="spellEnd"/>
+      <w:r>
+        <w:rPr>
+          <w:rFonts w:cs="Times New Roman"/>
+          <w:szCs w:val="24"/>
+          <w:lang w:val="en-ID"/>
+        </w:rPr>
+        <w:t xml:space="preserve"> dan </w:t>
+      </w:r>
+      <w:proofErr w:type="spellStart"/>
+      <w:r>
+        <w:rPr>
+          <w:rFonts w:cs="Times New Roman"/>
+          <w:szCs w:val="24"/>
+          <w:lang w:val="en-ID"/>
+        </w:rPr>
+        <w:t>preferensi</w:t>
+      </w:r>
+      <w:proofErr w:type="spellEnd"/>
+      <w:r>
+        <w:rPr>
+          <w:rFonts w:cs="Times New Roman"/>
+          <w:szCs w:val="24"/>
+          <w:lang w:val="en-ID"/>
+        </w:rPr>
+        <w:t xml:space="preserve"> </w:t>
+      </w:r>
+      <w:proofErr w:type="spellStart"/>
+      <w:r>
+        <w:rPr>
+          <w:rFonts w:cs="Times New Roman"/>
+          <w:szCs w:val="24"/>
+          <w:lang w:val="en-ID"/>
+        </w:rPr>
+        <w:t>pengguna</w:t>
+      </w:r>
+      <w:proofErr w:type="spellEnd"/>
+      <w:r>
+        <w:rPr>
+          <w:rFonts w:cs="Times New Roman"/>
+          <w:szCs w:val="24"/>
+          <w:lang w:val="en-ID"/>
+        </w:rPr>
+        <w:t xml:space="preserve">. </w:t>
+      </w:r>
+      <w:proofErr w:type="spellStart"/>
+      <w:r>
+        <w:rPr>
+          <w:rFonts w:cs="Times New Roman"/>
+          <w:szCs w:val="24"/>
+          <w:lang w:val="en-ID"/>
+        </w:rPr>
+        <w:t>Namun</w:t>
+      </w:r>
+      <w:proofErr w:type="spellEnd"/>
+      <w:r>
+        <w:rPr>
+          <w:rFonts w:cs="Times New Roman"/>
+          <w:szCs w:val="24"/>
+          <w:lang w:val="en-ID"/>
+        </w:rPr>
+        <w:t xml:space="preserve"> </w:t>
+      </w:r>
+      <w:proofErr w:type="spellStart"/>
+      <w:r>
+        <w:rPr>
+          <w:rFonts w:cs="Times New Roman"/>
+          <w:szCs w:val="24"/>
+          <w:lang w:val="en-ID"/>
+        </w:rPr>
+        <w:t>integrasi</w:t>
+      </w:r>
+      <w:proofErr w:type="spellEnd"/>
+      <w:r>
+        <w:rPr>
+          <w:rFonts w:cs="Times New Roman"/>
+          <w:szCs w:val="24"/>
+          <w:lang w:val="en-ID"/>
+        </w:rPr>
+        <w:t xml:space="preserve"> </w:t>
+      </w:r>
+      <w:proofErr w:type="spellStart"/>
+      <w:r>
+        <w:rPr>
+          <w:rFonts w:cs="Times New Roman"/>
+          <w:szCs w:val="24"/>
+          <w:lang w:val="en-ID"/>
+        </w:rPr>
+        <w:t>aspek</w:t>
+      </w:r>
+      <w:proofErr w:type="spellEnd"/>
+      <w:r>
+        <w:rPr>
+          <w:rFonts w:cs="Times New Roman"/>
+          <w:szCs w:val="24"/>
+          <w:lang w:val="en-ID"/>
+        </w:rPr>
+        <w:t xml:space="preserve"> </w:t>
+      </w:r>
+      <w:proofErr w:type="spellStart"/>
+      <w:r>
+        <w:rPr>
+          <w:rFonts w:cs="Times New Roman"/>
+          <w:szCs w:val="24"/>
+          <w:lang w:val="en-ID"/>
+        </w:rPr>
+        <w:t>persepsi</w:t>
+      </w:r>
+      <w:proofErr w:type="spellEnd"/>
+      <w:r>
+        <w:rPr>
+          <w:rFonts w:cs="Times New Roman"/>
+          <w:szCs w:val="24"/>
+          <w:lang w:val="en-ID"/>
+        </w:rPr>
+        <w:t xml:space="preserve"> </w:t>
+      </w:r>
+      <w:proofErr w:type="spellStart"/>
+      <w:r>
+        <w:rPr>
+          <w:rFonts w:cs="Times New Roman"/>
+          <w:szCs w:val="24"/>
+          <w:lang w:val="en-ID"/>
+        </w:rPr>
+        <w:t>ini</w:t>
+      </w:r>
+      <w:proofErr w:type="spellEnd"/>
+      <w:r>
+        <w:rPr>
+          <w:rFonts w:cs="Times New Roman"/>
+          <w:szCs w:val="24"/>
+          <w:lang w:val="en-ID"/>
+        </w:rPr>
+        <w:t xml:space="preserve"> </w:t>
+      </w:r>
+      <w:proofErr w:type="spellStart"/>
+      <w:r>
+        <w:rPr>
+          <w:rFonts w:cs="Times New Roman"/>
+          <w:szCs w:val="24"/>
+          <w:lang w:val="en-ID"/>
+        </w:rPr>
+        <w:t>dengan</w:t>
+      </w:r>
+      <w:proofErr w:type="spellEnd"/>
+      <w:r>
+        <w:rPr>
+          <w:rFonts w:cs="Times New Roman"/>
+          <w:szCs w:val="24"/>
+          <w:lang w:val="en-ID"/>
+        </w:rPr>
+        <w:t xml:space="preserve"> pipeline </w:t>
+      </w:r>
+      <w:proofErr w:type="spellStart"/>
+      <w:r>
+        <w:rPr>
+          <w:rFonts w:cs="Times New Roman"/>
+          <w:szCs w:val="24"/>
+          <w:lang w:val="en-ID"/>
+        </w:rPr>
+        <w:t>teknis</w:t>
+      </w:r>
+      <w:proofErr w:type="spellEnd"/>
+      <w:r>
+        <w:rPr>
+          <w:rFonts w:cs="Times New Roman"/>
+          <w:szCs w:val="24"/>
+          <w:lang w:val="en-ID"/>
+        </w:rPr>
+        <w:t xml:space="preserve"> </w:t>
+      </w:r>
+      <w:proofErr w:type="spellStart"/>
+      <w:r>
+        <w:rPr>
+          <w:rFonts w:cs="Times New Roman"/>
+          <w:szCs w:val="24"/>
+          <w:lang w:val="en-ID"/>
+        </w:rPr>
+        <w:t>ekstraksi</w:t>
+      </w:r>
+      <w:proofErr w:type="spellEnd"/>
+      <w:r>
+        <w:rPr>
+          <w:rFonts w:cs="Times New Roman"/>
+          <w:szCs w:val="24"/>
+          <w:lang w:val="en-ID"/>
+        </w:rPr>
+        <w:t xml:space="preserve"> </w:t>
+      </w:r>
+      <w:proofErr w:type="spellStart"/>
+      <w:r>
+        <w:rPr>
+          <w:rFonts w:cs="Times New Roman"/>
+          <w:szCs w:val="24"/>
+          <w:lang w:val="en-ID"/>
+        </w:rPr>
+        <w:t>warna</w:t>
+      </w:r>
+      <w:proofErr w:type="spellEnd"/>
+      <w:r>
+        <w:rPr>
+          <w:rFonts w:cs="Times New Roman"/>
+          <w:szCs w:val="24"/>
+          <w:lang w:val="en-ID"/>
+        </w:rPr>
+        <w:t xml:space="preserve"> </w:t>
+      </w:r>
+      <w:proofErr w:type="spellStart"/>
+      <w:r>
+        <w:rPr>
+          <w:rFonts w:cs="Times New Roman"/>
+          <w:szCs w:val="24"/>
+          <w:lang w:val="en-ID"/>
+        </w:rPr>
+        <w:t>kulit</w:t>
+      </w:r>
+      <w:proofErr w:type="spellEnd"/>
+      <w:r>
+        <w:rPr>
+          <w:rFonts w:cs="Times New Roman"/>
+          <w:szCs w:val="24"/>
+          <w:lang w:val="en-ID"/>
+        </w:rPr>
+        <w:t xml:space="preserve"> → </w:t>
+      </w:r>
+      <w:proofErr w:type="spellStart"/>
+      <w:r>
+        <w:rPr>
+          <w:rFonts w:cs="Times New Roman"/>
+          <w:szCs w:val="24"/>
+          <w:lang w:val="en-ID"/>
+        </w:rPr>
+        <w:t>representasi</w:t>
+      </w:r>
+      <w:proofErr w:type="spellEnd"/>
+      <w:r>
+        <w:rPr>
+          <w:rFonts w:cs="Times New Roman"/>
+          <w:szCs w:val="24"/>
+          <w:lang w:val="en-ID"/>
+        </w:rPr>
+        <w:t xml:space="preserve"> (clustering) → </w:t>
+      </w:r>
+      <w:proofErr w:type="spellStart"/>
+      <w:r>
+        <w:rPr>
+          <w:rFonts w:cs="Times New Roman"/>
+          <w:szCs w:val="24"/>
+          <w:lang w:val="en-ID"/>
+        </w:rPr>
+        <w:t>evaluasi</w:t>
+      </w:r>
+      <w:proofErr w:type="spellEnd"/>
+      <w:r>
+        <w:rPr>
+          <w:rFonts w:cs="Times New Roman"/>
+          <w:szCs w:val="24"/>
+          <w:lang w:val="en-ID"/>
+        </w:rPr>
+        <w:t xml:space="preserve"> multi-</w:t>
+      </w:r>
+      <w:proofErr w:type="spellStart"/>
+      <w:r>
+        <w:rPr>
+          <w:rFonts w:cs="Times New Roman"/>
+          <w:szCs w:val="24"/>
+          <w:lang w:val="en-ID"/>
+        </w:rPr>
+        <w:t>color</w:t>
+      </w:r>
+      <w:proofErr w:type="spellEnd"/>
+      <w:r>
+        <w:rPr>
+          <w:rFonts w:cs="Times New Roman"/>
+          <w:szCs w:val="24"/>
+          <w:lang w:val="en-ID"/>
+        </w:rPr>
+        <w:t xml:space="preserve"> space </w:t>
+      </w:r>
+      <w:proofErr w:type="spellStart"/>
+      <w:r>
+        <w:rPr>
+          <w:rFonts w:cs="Times New Roman"/>
+          <w:szCs w:val="24"/>
+          <w:lang w:val="en-ID"/>
+        </w:rPr>
+        <w:t>masih</w:t>
+      </w:r>
+      <w:proofErr w:type="spellEnd"/>
+      <w:r>
+        <w:rPr>
+          <w:rFonts w:cs="Times New Roman"/>
+          <w:szCs w:val="24"/>
+          <w:lang w:val="en-ID"/>
+        </w:rPr>
+        <w:t xml:space="preserve"> </w:t>
+      </w:r>
+      <w:proofErr w:type="spellStart"/>
+      <w:r>
+        <w:rPr>
+          <w:rFonts w:cs="Times New Roman"/>
+          <w:szCs w:val="24"/>
+          <w:lang w:val="en-ID"/>
+        </w:rPr>
+        <w:t>belum</w:t>
+      </w:r>
+      <w:proofErr w:type="spellEnd"/>
+      <w:r>
+        <w:rPr>
+          <w:rFonts w:cs="Times New Roman"/>
+          <w:szCs w:val="24"/>
+          <w:lang w:val="en-ID"/>
+        </w:rPr>
+        <w:t xml:space="preserve"> </w:t>
+      </w:r>
+      <w:proofErr w:type="spellStart"/>
+      <w:r>
+        <w:rPr>
+          <w:rFonts w:cs="Times New Roman"/>
+          <w:szCs w:val="24"/>
+          <w:lang w:val="en-ID"/>
+        </w:rPr>
+        <w:t>terlihat</w:t>
+      </w:r>
+      <w:proofErr w:type="spellEnd"/>
+      <w:r>
+        <w:rPr>
+          <w:rFonts w:cs="Times New Roman"/>
+          <w:szCs w:val="24"/>
+          <w:lang w:val="en-ID"/>
+        </w:rPr>
+        <w:t xml:space="preserve"> </w:t>
+      </w:r>
+      <w:proofErr w:type="spellStart"/>
+      <w:r>
+        <w:rPr>
+          <w:rFonts w:cs="Times New Roman"/>
+          <w:szCs w:val="24"/>
+          <w:lang w:val="en-ID"/>
+        </w:rPr>
+        <w:t>jelas</w:t>
       </w:r>
       <w:proofErr w:type="spellEnd"/>
       <w:r>
@@ -40790,79 +42540,7 @@
           <w:szCs w:val="24"/>
           <w:lang w:val="en-ID"/>
         </w:rPr>
-        <w:t>skenario</w:t>
-      </w:r>
-      <w:proofErr w:type="spellEnd"/>
-      <w:r>
-        <w:rPr>
-          <w:rFonts w:cs="Times New Roman"/>
-          <w:szCs w:val="24"/>
-          <w:lang w:val="en-ID"/>
-        </w:rPr>
-        <w:t xml:space="preserve"> real-time. </w:t>
-      </w:r>
-      <w:proofErr w:type="spellStart"/>
-      <w:r>
-        <w:rPr>
-          <w:rFonts w:cs="Times New Roman"/>
-          <w:szCs w:val="24"/>
-          <w:lang w:val="en-ID"/>
-        </w:rPr>
-        <w:t>Ini</w:t>
-      </w:r>
-      <w:proofErr w:type="spellEnd"/>
-      <w:r>
-        <w:rPr>
-          <w:rFonts w:cs="Times New Roman"/>
-          <w:szCs w:val="24"/>
-          <w:lang w:val="en-ID"/>
-        </w:rPr>
-        <w:t xml:space="preserve"> </w:t>
-      </w:r>
-      <w:proofErr w:type="spellStart"/>
-      <w:r>
-        <w:rPr>
-          <w:rFonts w:cs="Times New Roman"/>
-          <w:szCs w:val="24"/>
-          <w:lang w:val="en-ID"/>
-        </w:rPr>
-        <w:t>menegaskan</w:t>
-      </w:r>
-      <w:proofErr w:type="spellEnd"/>
-      <w:r>
-        <w:rPr>
-          <w:rFonts w:cs="Times New Roman"/>
-          <w:szCs w:val="24"/>
-          <w:lang w:val="en-ID"/>
-        </w:rPr>
-        <w:t xml:space="preserve"> </w:t>
-      </w:r>
-      <w:proofErr w:type="spellStart"/>
-      <w:r>
-        <w:rPr>
-          <w:rFonts w:cs="Times New Roman"/>
-          <w:szCs w:val="24"/>
-          <w:lang w:val="en-ID"/>
-        </w:rPr>
-        <w:t>ruang</w:t>
-      </w:r>
-      <w:proofErr w:type="spellEnd"/>
-      <w:r>
-        <w:rPr>
-          <w:rFonts w:cs="Times New Roman"/>
-          <w:szCs w:val="24"/>
-          <w:lang w:val="en-ID"/>
-        </w:rPr>
-        <w:t xml:space="preserve"> </w:t>
-      </w:r>
-      <w:proofErr w:type="spellStart"/>
-      <w:r>
-        <w:rPr>
-          <w:rFonts w:cs="Times New Roman"/>
-          <w:szCs w:val="24"/>
-          <w:lang w:val="en-ID"/>
-        </w:rPr>
-        <w:t>penelitian</w:t>
+        <w:t>rujukan</w:t>
       </w:r>
       <w:proofErr w:type="spellEnd"/>
       <w:r>
@@ -40880,358 +42558,94 @@
           <w:szCs w:val="24"/>
           <w:lang w:val="en-ID"/>
         </w:rPr>
-        <w:t>wajar</w:t>
-      </w:r>
-      <w:proofErr w:type="spellEnd"/>
-      <w:r>
-        <w:rPr>
-          <w:rFonts w:cs="Times New Roman"/>
-          <w:szCs w:val="24"/>
-          <w:lang w:val="en-ID"/>
-        </w:rPr>
-        <w:t xml:space="preserve">: </w:t>
-      </w:r>
-      <w:proofErr w:type="spellStart"/>
-      <w:r>
-        <w:rPr>
-          <w:rFonts w:cs="Times New Roman"/>
-          <w:szCs w:val="24"/>
-          <w:lang w:val="en-ID"/>
-        </w:rPr>
-        <w:t>bukan</w:t>
-      </w:r>
-      <w:proofErr w:type="spellEnd"/>
-      <w:r>
-        <w:rPr>
-          <w:rFonts w:cs="Times New Roman"/>
-          <w:szCs w:val="24"/>
-          <w:lang w:val="en-ID"/>
-        </w:rPr>
-        <w:t xml:space="preserve"> </w:t>
-      </w:r>
-      <w:proofErr w:type="spellStart"/>
-      <w:r>
-        <w:rPr>
-          <w:rFonts w:cs="Times New Roman"/>
-          <w:szCs w:val="24"/>
-          <w:lang w:val="en-ID"/>
-        </w:rPr>
-        <w:t>menegasikan</w:t>
-      </w:r>
-      <w:proofErr w:type="spellEnd"/>
-      <w:r>
-        <w:rPr>
-          <w:rFonts w:cs="Times New Roman"/>
-          <w:szCs w:val="24"/>
-          <w:lang w:val="en-ID"/>
-        </w:rPr>
-        <w:t xml:space="preserve"> ML/DL, </w:t>
-      </w:r>
-      <w:proofErr w:type="spellStart"/>
-      <w:r>
-        <w:rPr>
-          <w:rFonts w:cs="Times New Roman"/>
-          <w:szCs w:val="24"/>
-          <w:lang w:val="en-ID"/>
-        </w:rPr>
-        <w:t>melainkan</w:t>
-      </w:r>
-      <w:proofErr w:type="spellEnd"/>
-      <w:r>
-        <w:rPr>
-          <w:rFonts w:cs="Times New Roman"/>
-          <w:szCs w:val="24"/>
-          <w:lang w:val="en-ID"/>
-        </w:rPr>
-        <w:t xml:space="preserve"> </w:t>
-      </w:r>
-      <w:proofErr w:type="spellStart"/>
-      <w:r>
-        <w:rPr>
-          <w:rFonts w:cs="Times New Roman"/>
-          <w:szCs w:val="24"/>
-          <w:lang w:val="en-ID"/>
-        </w:rPr>
-        <w:t>memosisikan</w:t>
-      </w:r>
-      <w:proofErr w:type="spellEnd"/>
-      <w:r>
-        <w:rPr>
-          <w:rFonts w:cs="Times New Roman"/>
-          <w:szCs w:val="24"/>
-          <w:lang w:val="en-ID"/>
-        </w:rPr>
-        <w:t xml:space="preserve"> </w:t>
-      </w:r>
-      <w:proofErr w:type="spellStart"/>
-      <w:r>
-        <w:rPr>
-          <w:rFonts w:cs="Times New Roman"/>
-          <w:szCs w:val="24"/>
-          <w:lang w:val="en-ID"/>
-        </w:rPr>
-        <w:t>pengolahan</w:t>
-      </w:r>
-      <w:proofErr w:type="spellEnd"/>
-      <w:r>
-        <w:rPr>
-          <w:rFonts w:cs="Times New Roman"/>
-          <w:szCs w:val="24"/>
-          <w:lang w:val="en-ID"/>
-        </w:rPr>
-        <w:t xml:space="preserve"> </w:t>
-      </w:r>
-      <w:proofErr w:type="spellStart"/>
-      <w:r>
-        <w:rPr>
-          <w:rFonts w:cs="Times New Roman"/>
-          <w:szCs w:val="24"/>
-          <w:lang w:val="en-ID"/>
-        </w:rPr>
-        <w:t>citra</w:t>
-      </w:r>
-      <w:proofErr w:type="spellEnd"/>
-      <w:r>
-        <w:rPr>
-          <w:rFonts w:cs="Times New Roman"/>
-          <w:szCs w:val="24"/>
-          <w:lang w:val="en-ID"/>
-        </w:rPr>
-        <w:t xml:space="preserve"> + clustering </w:t>
-      </w:r>
-      <w:proofErr w:type="spellStart"/>
-      <w:r>
-        <w:rPr>
-          <w:rFonts w:cs="Times New Roman"/>
-          <w:szCs w:val="24"/>
-          <w:lang w:val="en-ID"/>
-        </w:rPr>
-        <w:t>sebagai</w:t>
-      </w:r>
-      <w:proofErr w:type="spellEnd"/>
-      <w:r>
-        <w:rPr>
-          <w:rFonts w:cs="Times New Roman"/>
-          <w:szCs w:val="24"/>
-          <w:lang w:val="en-ID"/>
-        </w:rPr>
-        <w:t xml:space="preserve"> </w:t>
-      </w:r>
-      <w:proofErr w:type="spellStart"/>
-      <w:r>
-        <w:rPr>
-          <w:rFonts w:cs="Times New Roman"/>
-          <w:szCs w:val="24"/>
-          <w:lang w:val="en-ID"/>
-        </w:rPr>
-        <w:t>pendekatan</w:t>
-      </w:r>
-      <w:proofErr w:type="spellEnd"/>
-      <w:r>
-        <w:rPr>
-          <w:rFonts w:cs="Times New Roman"/>
-          <w:szCs w:val="24"/>
-          <w:lang w:val="en-ID"/>
-        </w:rPr>
-        <w:t xml:space="preserve"> yang </w:t>
-      </w:r>
-      <w:proofErr w:type="spellStart"/>
-      <w:r>
-        <w:rPr>
-          <w:rFonts w:cs="Times New Roman"/>
-          <w:szCs w:val="24"/>
-          <w:lang w:val="en-ID"/>
-        </w:rPr>
-        <w:t>lebih</w:t>
-      </w:r>
-      <w:proofErr w:type="spellEnd"/>
-      <w:r>
-        <w:rPr>
-          <w:rFonts w:cs="Times New Roman"/>
-          <w:szCs w:val="24"/>
-          <w:lang w:val="en-ID"/>
-        </w:rPr>
-        <w:t xml:space="preserve"> </w:t>
-      </w:r>
-      <w:proofErr w:type="spellStart"/>
-      <w:r>
-        <w:rPr>
-          <w:rFonts w:cs="Times New Roman"/>
-          <w:szCs w:val="24"/>
-          <w:lang w:val="en-ID"/>
-        </w:rPr>
-        <w:t>proporsional</w:t>
-      </w:r>
-      <w:proofErr w:type="spellEnd"/>
-      <w:r>
-        <w:rPr>
-          <w:rFonts w:cs="Times New Roman"/>
-          <w:szCs w:val="24"/>
-          <w:lang w:val="en-ID"/>
-        </w:rPr>
-        <w:t xml:space="preserve"> </w:t>
-      </w:r>
-      <w:proofErr w:type="spellStart"/>
-      <w:r>
-        <w:rPr>
-          <w:rFonts w:cs="Times New Roman"/>
-          <w:szCs w:val="24"/>
-          <w:lang w:val="en-ID"/>
-        </w:rPr>
-        <w:t>untuk</w:t>
-      </w:r>
-      <w:proofErr w:type="spellEnd"/>
-      <w:r>
-        <w:rPr>
-          <w:rFonts w:cs="Times New Roman"/>
-          <w:szCs w:val="24"/>
-          <w:lang w:val="en-ID"/>
-        </w:rPr>
-        <w:t xml:space="preserve"> </w:t>
-      </w:r>
-      <w:proofErr w:type="spellStart"/>
-      <w:r>
-        <w:rPr>
-          <w:rFonts w:cs="Times New Roman"/>
-          <w:szCs w:val="24"/>
-          <w:lang w:val="en-ID"/>
-        </w:rPr>
-        <w:t>sistem</w:t>
-      </w:r>
-      <w:proofErr w:type="spellEnd"/>
-      <w:r>
-        <w:rPr>
-          <w:rFonts w:cs="Times New Roman"/>
-          <w:szCs w:val="24"/>
-          <w:lang w:val="en-ID"/>
-        </w:rPr>
-        <w:t xml:space="preserve"> yang </w:t>
-      </w:r>
-      <w:proofErr w:type="spellStart"/>
-      <w:r>
-        <w:rPr>
-          <w:rFonts w:cs="Times New Roman"/>
-          <w:szCs w:val="24"/>
-          <w:lang w:val="en-ID"/>
-        </w:rPr>
-        <w:t>menargetkan</w:t>
-      </w:r>
-      <w:proofErr w:type="spellEnd"/>
-      <w:r>
-        <w:rPr>
-          <w:rFonts w:cs="Times New Roman"/>
-          <w:szCs w:val="24"/>
-          <w:lang w:val="en-ID"/>
-        </w:rPr>
-        <w:t xml:space="preserve"> </w:t>
-      </w:r>
-      <w:proofErr w:type="spellStart"/>
-      <w:r>
-        <w:rPr>
-          <w:rFonts w:cs="Times New Roman"/>
-          <w:szCs w:val="24"/>
-          <w:lang w:val="en-ID"/>
-        </w:rPr>
-        <w:t>efisiensi</w:t>
-      </w:r>
-      <w:proofErr w:type="spellEnd"/>
-      <w:r>
-        <w:rPr>
-          <w:rFonts w:cs="Times New Roman"/>
-          <w:szCs w:val="24"/>
-          <w:lang w:val="en-ID"/>
-        </w:rPr>
-        <w:t xml:space="preserve"> </w:t>
-      </w:r>
-      <w:proofErr w:type="spellStart"/>
-      <w:r>
-        <w:rPr>
-          <w:rFonts w:cs="Times New Roman"/>
-          <w:szCs w:val="24"/>
-          <w:lang w:val="en-ID"/>
-        </w:rPr>
-        <w:t>komputasi</w:t>
-      </w:r>
-      <w:proofErr w:type="spellEnd"/>
-      <w:r>
-        <w:rPr>
-          <w:rFonts w:cs="Times New Roman"/>
-          <w:szCs w:val="24"/>
-          <w:lang w:val="en-ID"/>
-        </w:rPr>
-        <w:t xml:space="preserve"> dan </w:t>
-      </w:r>
-      <w:proofErr w:type="spellStart"/>
-      <w:r>
-        <w:rPr>
-          <w:rFonts w:cs="Times New Roman"/>
-          <w:szCs w:val="24"/>
-          <w:lang w:val="en-ID"/>
-        </w:rPr>
-        <w:t>konsistensi</w:t>
-      </w:r>
-      <w:proofErr w:type="spellEnd"/>
-      <w:r>
-        <w:rPr>
-          <w:rFonts w:cs="Times New Roman"/>
-          <w:szCs w:val="24"/>
-          <w:lang w:val="en-ID"/>
-        </w:rPr>
-        <w:t xml:space="preserve"> </w:t>
-      </w:r>
-      <w:proofErr w:type="spellStart"/>
-      <w:r>
-        <w:rPr>
-          <w:rFonts w:cs="Times New Roman"/>
-          <w:szCs w:val="24"/>
-          <w:lang w:val="en-ID"/>
-        </w:rPr>
-        <w:t>representasi</w:t>
-      </w:r>
-      <w:proofErr w:type="spellEnd"/>
-      <w:r>
-        <w:rPr>
-          <w:rFonts w:cs="Times New Roman"/>
-          <w:szCs w:val="24"/>
-          <w:lang w:val="en-ID"/>
-        </w:rPr>
-        <w:t xml:space="preserve"> </w:t>
-      </w:r>
-      <w:proofErr w:type="spellStart"/>
-      <w:r>
-        <w:rPr>
-          <w:rFonts w:cs="Times New Roman"/>
-          <w:szCs w:val="24"/>
-          <w:lang w:val="en-ID"/>
-        </w:rPr>
-        <w:t>warna</w:t>
-      </w:r>
-      <w:proofErr w:type="spellEnd"/>
-      <w:r>
-        <w:rPr>
-          <w:rFonts w:cs="Times New Roman"/>
-          <w:szCs w:val="24"/>
-          <w:lang w:val="en-ID"/>
-        </w:rPr>
-        <w:t xml:space="preserve">. ([Real Time Skin </w:t>
-      </w:r>
-      <w:proofErr w:type="spellStart"/>
-      <w:r>
-        <w:rPr>
-          <w:rFonts w:cs="Times New Roman"/>
-          <w:szCs w:val="24"/>
-          <w:lang w:val="en-ID"/>
-        </w:rPr>
-        <w:t>Color</w:t>
-      </w:r>
-      <w:proofErr w:type="spellEnd"/>
-      <w:r>
-        <w:rPr>
-          <w:rFonts w:cs="Times New Roman"/>
-          <w:szCs w:val="24"/>
-          <w:lang w:val="en-ID"/>
-        </w:rPr>
-        <w:t xml:space="preserve"> Detection Based on Adaptive HSV Thresholding])</w:t>
+        <w:t>kita</w:t>
+      </w:r>
+      <w:proofErr w:type="spellEnd"/>
+      <w:r>
+        <w:rPr>
+          <w:rFonts w:cs="Times New Roman"/>
+          <w:szCs w:val="24"/>
+          <w:lang w:val="en-ID"/>
+        </w:rPr>
+        <w:t xml:space="preserve"> </w:t>
+      </w:r>
+      <w:proofErr w:type="spellStart"/>
+      <w:r>
+        <w:rPr>
+          <w:rFonts w:cs="Times New Roman"/>
+          <w:szCs w:val="24"/>
+          <w:lang w:val="en-ID"/>
+        </w:rPr>
+        <w:t>gunakan</w:t>
+      </w:r>
+      <w:proofErr w:type="spellEnd"/>
+      <w:r>
+        <w:rPr>
+          <w:rFonts w:cs="Times New Roman"/>
+          <w:szCs w:val="24"/>
+          <w:lang w:val="en-ID"/>
+        </w:rPr>
+        <w:t xml:space="preserve"> </w:t>
+      </w:r>
+      <w:proofErr w:type="spellStart"/>
+      <w:r>
+        <w:rPr>
+          <w:rFonts w:cs="Times New Roman"/>
+          <w:szCs w:val="24"/>
+          <w:lang w:val="en-ID"/>
+        </w:rPr>
+        <w:t>saat</w:t>
+      </w:r>
+      <w:proofErr w:type="spellEnd"/>
+      <w:r>
+        <w:rPr>
+          <w:rFonts w:cs="Times New Roman"/>
+          <w:szCs w:val="24"/>
+          <w:lang w:val="en-ID"/>
+        </w:rPr>
+        <w:t xml:space="preserve"> </w:t>
+      </w:r>
+      <w:proofErr w:type="spellStart"/>
+      <w:r>
+        <w:rPr>
+          <w:rFonts w:cs="Times New Roman"/>
+          <w:szCs w:val="24"/>
+          <w:lang w:val="en-ID"/>
+        </w:rPr>
+        <w:t>ini</w:t>
+      </w:r>
+      <w:proofErr w:type="spellEnd"/>
+      <w:r>
+        <w:rPr>
+          <w:rFonts w:cs="Times New Roman"/>
+          <w:szCs w:val="24"/>
+          <w:lang w:val="en-ID"/>
+        </w:rPr>
+        <w:t xml:space="preserve">. </w:t>
+      </w:r>
+      <w:r>
+        <w:rPr>
+          <w:rFonts w:cs="Times New Roman"/>
+          <w:szCs w:val="24"/>
+          <w:lang w:val="en-ID"/>
+        </w:rPr>
+        <w:t>[8]</w:t>
+      </w:r>
+      <w:r>
+        <w:rPr>
+          <w:rFonts w:cs="Times New Roman"/>
+          <w:szCs w:val="24"/>
+          <w:lang w:val="en-ID"/>
+        </w:rPr>
+        <w:t xml:space="preserve"> </w:t>
+      </w:r>
+      <w:r>
+        <w:rPr>
+          <w:rFonts w:cs="Times New Roman"/>
+          <w:szCs w:val="24"/>
+          <w:lang w:val="en-ID"/>
+        </w:rPr>
+        <w:t>[9]</w:t>
       </w:r>
     </w:p>
     <w:p>
@@ -41244,827 +42658,6 @@
           <w:lang w:val="en-ID"/>
         </w:rPr>
       </w:pPr>
-      <w:proofErr w:type="spellStart"/>
-      <w:r>
-        <w:rPr>
-          <w:rFonts w:cs="Times New Roman"/>
-          <w:szCs w:val="24"/>
-          <w:lang w:val="en-ID"/>
-        </w:rPr>
-        <w:t>Terakhir</w:t>
-      </w:r>
-      <w:proofErr w:type="spellEnd"/>
-      <w:r>
-        <w:rPr>
-          <w:rFonts w:cs="Times New Roman"/>
-          <w:szCs w:val="24"/>
-          <w:lang w:val="en-ID"/>
-        </w:rPr>
-        <w:t xml:space="preserve">, pada domain fashion, </w:t>
-      </w:r>
-      <w:proofErr w:type="spellStart"/>
-      <w:r>
-        <w:rPr>
-          <w:rFonts w:cs="Times New Roman"/>
-          <w:szCs w:val="24"/>
-          <w:lang w:val="en-ID"/>
-        </w:rPr>
-        <w:t>penelitian</w:t>
-      </w:r>
-      <w:proofErr w:type="spellEnd"/>
-      <w:r>
-        <w:rPr>
-          <w:rFonts w:cs="Times New Roman"/>
-          <w:szCs w:val="24"/>
-          <w:lang w:val="en-ID"/>
-        </w:rPr>
-        <w:t xml:space="preserve"> </w:t>
-      </w:r>
-      <w:proofErr w:type="spellStart"/>
-      <w:r>
-        <w:rPr>
-          <w:rFonts w:cs="Times New Roman"/>
-          <w:szCs w:val="24"/>
-          <w:lang w:val="en-ID"/>
-        </w:rPr>
-        <w:t>psikologi</w:t>
-      </w:r>
-      <w:proofErr w:type="spellEnd"/>
-      <w:r>
-        <w:rPr>
-          <w:rFonts w:cs="Times New Roman"/>
-          <w:szCs w:val="24"/>
-          <w:lang w:val="en-ID"/>
-        </w:rPr>
-        <w:t xml:space="preserve"> </w:t>
-      </w:r>
-      <w:proofErr w:type="spellStart"/>
-      <w:r>
-        <w:rPr>
-          <w:rFonts w:cs="Times New Roman"/>
-          <w:szCs w:val="24"/>
-          <w:lang w:val="en-ID"/>
-        </w:rPr>
-        <w:t>warna</w:t>
-      </w:r>
-      <w:proofErr w:type="spellEnd"/>
-      <w:r>
-        <w:rPr>
-          <w:rFonts w:cs="Times New Roman"/>
-          <w:szCs w:val="24"/>
-          <w:lang w:val="en-ID"/>
-        </w:rPr>
-        <w:t xml:space="preserve"> </w:t>
-      </w:r>
-      <w:proofErr w:type="spellStart"/>
-      <w:r>
-        <w:rPr>
-          <w:rFonts w:cs="Times New Roman"/>
-          <w:szCs w:val="24"/>
-          <w:lang w:val="en-ID"/>
-        </w:rPr>
-        <w:t>menegaskan</w:t>
-      </w:r>
-      <w:proofErr w:type="spellEnd"/>
-      <w:r>
-        <w:rPr>
-          <w:rFonts w:cs="Times New Roman"/>
-          <w:szCs w:val="24"/>
-          <w:lang w:val="en-ID"/>
-        </w:rPr>
-        <w:t xml:space="preserve"> </w:t>
-      </w:r>
-      <w:proofErr w:type="spellStart"/>
-      <w:r>
-        <w:rPr>
-          <w:rFonts w:cs="Times New Roman"/>
-          <w:szCs w:val="24"/>
-          <w:lang w:val="en-ID"/>
-        </w:rPr>
-        <w:t>bahwa</w:t>
-      </w:r>
-      <w:proofErr w:type="spellEnd"/>
-      <w:r>
-        <w:rPr>
-          <w:rFonts w:cs="Times New Roman"/>
-          <w:szCs w:val="24"/>
-          <w:lang w:val="en-ID"/>
-        </w:rPr>
-        <w:t xml:space="preserve"> </w:t>
-      </w:r>
-      <w:proofErr w:type="spellStart"/>
-      <w:r>
-        <w:rPr>
-          <w:rFonts w:cs="Times New Roman"/>
-          <w:szCs w:val="24"/>
-          <w:lang w:val="en-ID"/>
-        </w:rPr>
-        <w:t>rekomendasi</w:t>
-      </w:r>
-      <w:proofErr w:type="spellEnd"/>
-      <w:r>
-        <w:rPr>
-          <w:rFonts w:cs="Times New Roman"/>
-          <w:szCs w:val="24"/>
-          <w:lang w:val="en-ID"/>
-        </w:rPr>
-        <w:t xml:space="preserve"> </w:t>
-      </w:r>
-      <w:proofErr w:type="spellStart"/>
-      <w:r>
-        <w:rPr>
-          <w:rFonts w:cs="Times New Roman"/>
-          <w:szCs w:val="24"/>
-          <w:lang w:val="en-ID"/>
-        </w:rPr>
-        <w:t>warna</w:t>
-      </w:r>
-      <w:proofErr w:type="spellEnd"/>
-      <w:r>
-        <w:rPr>
-          <w:rFonts w:cs="Times New Roman"/>
-          <w:szCs w:val="24"/>
-          <w:lang w:val="en-ID"/>
-        </w:rPr>
-        <w:t xml:space="preserve"> </w:t>
-      </w:r>
-      <w:proofErr w:type="spellStart"/>
-      <w:r>
-        <w:rPr>
-          <w:rFonts w:cs="Times New Roman"/>
-          <w:szCs w:val="24"/>
-          <w:lang w:val="en-ID"/>
-        </w:rPr>
-        <w:t>tidak</w:t>
-      </w:r>
-      <w:proofErr w:type="spellEnd"/>
-      <w:r>
-        <w:rPr>
-          <w:rFonts w:cs="Times New Roman"/>
-          <w:szCs w:val="24"/>
-          <w:lang w:val="en-ID"/>
-        </w:rPr>
-        <w:t xml:space="preserve"> </w:t>
-      </w:r>
-      <w:proofErr w:type="spellStart"/>
-      <w:r>
-        <w:rPr>
-          <w:rFonts w:cs="Times New Roman"/>
-          <w:szCs w:val="24"/>
-          <w:lang w:val="en-ID"/>
-        </w:rPr>
-        <w:t>cukup</w:t>
-      </w:r>
-      <w:proofErr w:type="spellEnd"/>
-      <w:r>
-        <w:rPr>
-          <w:rFonts w:cs="Times New Roman"/>
-          <w:szCs w:val="24"/>
-          <w:lang w:val="en-ID"/>
-        </w:rPr>
-        <w:t xml:space="preserve"> </w:t>
-      </w:r>
-      <w:proofErr w:type="spellStart"/>
-      <w:r>
-        <w:rPr>
-          <w:rFonts w:cs="Times New Roman"/>
-          <w:szCs w:val="24"/>
-          <w:lang w:val="en-ID"/>
-        </w:rPr>
-        <w:t>hanya</w:t>
-      </w:r>
-      <w:proofErr w:type="spellEnd"/>
-      <w:r>
-        <w:rPr>
-          <w:rFonts w:cs="Times New Roman"/>
-          <w:szCs w:val="24"/>
-          <w:lang w:val="en-ID"/>
-        </w:rPr>
-        <w:t xml:space="preserve"> “</w:t>
-      </w:r>
-      <w:proofErr w:type="spellStart"/>
-      <w:r>
-        <w:rPr>
-          <w:rFonts w:cs="Times New Roman"/>
-          <w:szCs w:val="24"/>
-          <w:lang w:val="en-ID"/>
-        </w:rPr>
-        <w:t>benar</w:t>
-      </w:r>
-      <w:proofErr w:type="spellEnd"/>
-      <w:r>
-        <w:rPr>
-          <w:rFonts w:cs="Times New Roman"/>
-          <w:szCs w:val="24"/>
-          <w:lang w:val="en-ID"/>
-        </w:rPr>
-        <w:t xml:space="preserve">” </w:t>
-      </w:r>
-      <w:proofErr w:type="spellStart"/>
-      <w:r>
-        <w:rPr>
-          <w:rFonts w:cs="Times New Roman"/>
-          <w:szCs w:val="24"/>
-          <w:lang w:val="en-ID"/>
-        </w:rPr>
-        <w:t>secara</w:t>
-      </w:r>
-      <w:proofErr w:type="spellEnd"/>
-      <w:r>
-        <w:rPr>
-          <w:rFonts w:cs="Times New Roman"/>
-          <w:szCs w:val="24"/>
-          <w:lang w:val="en-ID"/>
-        </w:rPr>
-        <w:t xml:space="preserve"> </w:t>
-      </w:r>
-      <w:proofErr w:type="spellStart"/>
-      <w:r>
-        <w:rPr>
-          <w:rFonts w:cs="Times New Roman"/>
-          <w:szCs w:val="24"/>
-          <w:lang w:val="en-ID"/>
-        </w:rPr>
-        <w:t>komputasional</w:t>
-      </w:r>
-      <w:proofErr w:type="spellEnd"/>
-      <w:r>
-        <w:rPr>
-          <w:rFonts w:cs="Times New Roman"/>
-          <w:szCs w:val="24"/>
-          <w:lang w:val="en-ID"/>
-        </w:rPr>
-        <w:t xml:space="preserve">; </w:t>
-      </w:r>
-      <w:proofErr w:type="spellStart"/>
-      <w:r>
-        <w:rPr>
-          <w:rFonts w:cs="Times New Roman"/>
-          <w:szCs w:val="24"/>
-          <w:lang w:val="en-ID"/>
-        </w:rPr>
-        <w:t>rekomendasi</w:t>
-      </w:r>
-      <w:proofErr w:type="spellEnd"/>
-      <w:r>
-        <w:rPr>
-          <w:rFonts w:cs="Times New Roman"/>
-          <w:szCs w:val="24"/>
-          <w:lang w:val="en-ID"/>
-        </w:rPr>
-        <w:t xml:space="preserve"> </w:t>
-      </w:r>
-      <w:proofErr w:type="spellStart"/>
-      <w:r>
-        <w:rPr>
-          <w:rFonts w:cs="Times New Roman"/>
-          <w:szCs w:val="24"/>
-          <w:lang w:val="en-ID"/>
-        </w:rPr>
-        <w:t>perlu</w:t>
-      </w:r>
-      <w:proofErr w:type="spellEnd"/>
-      <w:r>
-        <w:rPr>
-          <w:rFonts w:cs="Times New Roman"/>
-          <w:szCs w:val="24"/>
-          <w:lang w:val="en-ID"/>
-        </w:rPr>
-        <w:t xml:space="preserve"> </w:t>
-      </w:r>
-      <w:proofErr w:type="spellStart"/>
-      <w:r>
-        <w:rPr>
-          <w:rFonts w:cs="Times New Roman"/>
-          <w:szCs w:val="24"/>
-          <w:lang w:val="en-ID"/>
-        </w:rPr>
-        <w:t>masuk</w:t>
-      </w:r>
-      <w:proofErr w:type="spellEnd"/>
-      <w:r>
-        <w:rPr>
-          <w:rFonts w:cs="Times New Roman"/>
-          <w:szCs w:val="24"/>
-          <w:lang w:val="en-ID"/>
-        </w:rPr>
-        <w:t xml:space="preserve"> </w:t>
-      </w:r>
-      <w:proofErr w:type="spellStart"/>
-      <w:r>
-        <w:rPr>
-          <w:rFonts w:cs="Times New Roman"/>
-          <w:szCs w:val="24"/>
-          <w:lang w:val="en-ID"/>
-        </w:rPr>
-        <w:t>akal</w:t>
-      </w:r>
-      <w:proofErr w:type="spellEnd"/>
-      <w:r>
-        <w:rPr>
-          <w:rFonts w:cs="Times New Roman"/>
-          <w:szCs w:val="24"/>
-          <w:lang w:val="en-ID"/>
-        </w:rPr>
-        <w:t xml:space="preserve"> </w:t>
-      </w:r>
-      <w:proofErr w:type="spellStart"/>
-      <w:r>
-        <w:rPr>
-          <w:rFonts w:cs="Times New Roman"/>
-          <w:szCs w:val="24"/>
-          <w:lang w:val="en-ID"/>
-        </w:rPr>
-        <w:t>secara</w:t>
-      </w:r>
-      <w:proofErr w:type="spellEnd"/>
-      <w:r>
-        <w:rPr>
-          <w:rFonts w:cs="Times New Roman"/>
-          <w:szCs w:val="24"/>
-          <w:lang w:val="en-ID"/>
-        </w:rPr>
-        <w:t xml:space="preserve"> </w:t>
-      </w:r>
-      <w:proofErr w:type="spellStart"/>
-      <w:r>
-        <w:rPr>
-          <w:rFonts w:cs="Times New Roman"/>
-          <w:szCs w:val="24"/>
-          <w:lang w:val="en-ID"/>
-        </w:rPr>
-        <w:t>persepsi</w:t>
-      </w:r>
-      <w:proofErr w:type="spellEnd"/>
-      <w:r>
-        <w:rPr>
-          <w:rFonts w:cs="Times New Roman"/>
-          <w:szCs w:val="24"/>
-          <w:lang w:val="en-ID"/>
-        </w:rPr>
-        <w:t xml:space="preserve"> dan </w:t>
-      </w:r>
-      <w:proofErr w:type="spellStart"/>
-      <w:r>
-        <w:rPr>
-          <w:rFonts w:cs="Times New Roman"/>
-          <w:szCs w:val="24"/>
-          <w:lang w:val="en-ID"/>
-        </w:rPr>
-        <w:t>preferensi</w:t>
-      </w:r>
-      <w:proofErr w:type="spellEnd"/>
-      <w:r>
-        <w:rPr>
-          <w:rFonts w:cs="Times New Roman"/>
-          <w:szCs w:val="24"/>
-          <w:lang w:val="en-ID"/>
-        </w:rPr>
-        <w:t xml:space="preserve"> </w:t>
-      </w:r>
-      <w:proofErr w:type="spellStart"/>
-      <w:r>
-        <w:rPr>
-          <w:rFonts w:cs="Times New Roman"/>
-          <w:szCs w:val="24"/>
-          <w:lang w:val="en-ID"/>
-        </w:rPr>
-        <w:t>pengguna</w:t>
-      </w:r>
-      <w:proofErr w:type="spellEnd"/>
-      <w:r>
-        <w:rPr>
-          <w:rFonts w:cs="Times New Roman"/>
-          <w:szCs w:val="24"/>
-          <w:lang w:val="en-ID"/>
-        </w:rPr>
-        <w:t xml:space="preserve">. </w:t>
-      </w:r>
-      <w:proofErr w:type="spellStart"/>
-      <w:r>
-        <w:rPr>
-          <w:rFonts w:cs="Times New Roman"/>
-          <w:szCs w:val="24"/>
-          <w:lang w:val="en-ID"/>
-        </w:rPr>
-        <w:t>Namun</w:t>
-      </w:r>
-      <w:proofErr w:type="spellEnd"/>
-      <w:r>
-        <w:rPr>
-          <w:rFonts w:cs="Times New Roman"/>
-          <w:szCs w:val="24"/>
-          <w:lang w:val="en-ID"/>
-        </w:rPr>
-        <w:t xml:space="preserve"> </w:t>
-      </w:r>
-      <w:proofErr w:type="spellStart"/>
-      <w:r>
-        <w:rPr>
-          <w:rFonts w:cs="Times New Roman"/>
-          <w:szCs w:val="24"/>
-          <w:lang w:val="en-ID"/>
-        </w:rPr>
-        <w:t>integrasi</w:t>
-      </w:r>
-      <w:proofErr w:type="spellEnd"/>
-      <w:r>
-        <w:rPr>
-          <w:rFonts w:cs="Times New Roman"/>
-          <w:szCs w:val="24"/>
-          <w:lang w:val="en-ID"/>
-        </w:rPr>
-        <w:t xml:space="preserve"> </w:t>
-      </w:r>
-      <w:proofErr w:type="spellStart"/>
-      <w:r>
-        <w:rPr>
-          <w:rFonts w:cs="Times New Roman"/>
-          <w:szCs w:val="24"/>
-          <w:lang w:val="en-ID"/>
-        </w:rPr>
-        <w:t>aspek</w:t>
-      </w:r>
-      <w:proofErr w:type="spellEnd"/>
-      <w:r>
-        <w:rPr>
-          <w:rFonts w:cs="Times New Roman"/>
-          <w:szCs w:val="24"/>
-          <w:lang w:val="en-ID"/>
-        </w:rPr>
-        <w:t xml:space="preserve"> </w:t>
-      </w:r>
-      <w:proofErr w:type="spellStart"/>
-      <w:r>
-        <w:rPr>
-          <w:rFonts w:cs="Times New Roman"/>
-          <w:szCs w:val="24"/>
-          <w:lang w:val="en-ID"/>
-        </w:rPr>
-        <w:t>persepsi</w:t>
-      </w:r>
-      <w:proofErr w:type="spellEnd"/>
-      <w:r>
-        <w:rPr>
-          <w:rFonts w:cs="Times New Roman"/>
-          <w:szCs w:val="24"/>
-          <w:lang w:val="en-ID"/>
-        </w:rPr>
-        <w:t xml:space="preserve"> </w:t>
-      </w:r>
-      <w:proofErr w:type="spellStart"/>
-      <w:r>
-        <w:rPr>
-          <w:rFonts w:cs="Times New Roman"/>
-          <w:szCs w:val="24"/>
-          <w:lang w:val="en-ID"/>
-        </w:rPr>
-        <w:t>ini</w:t>
-      </w:r>
-      <w:proofErr w:type="spellEnd"/>
-      <w:r>
-        <w:rPr>
-          <w:rFonts w:cs="Times New Roman"/>
-          <w:szCs w:val="24"/>
-          <w:lang w:val="en-ID"/>
-        </w:rPr>
-        <w:t xml:space="preserve"> </w:t>
-      </w:r>
-      <w:proofErr w:type="spellStart"/>
-      <w:r>
-        <w:rPr>
-          <w:rFonts w:cs="Times New Roman"/>
-          <w:szCs w:val="24"/>
-          <w:lang w:val="en-ID"/>
-        </w:rPr>
-        <w:t>dengan</w:t>
-      </w:r>
-      <w:proofErr w:type="spellEnd"/>
-      <w:r>
-        <w:rPr>
-          <w:rFonts w:cs="Times New Roman"/>
-          <w:szCs w:val="24"/>
-          <w:lang w:val="en-ID"/>
-        </w:rPr>
-        <w:t xml:space="preserve"> pipeline </w:t>
-      </w:r>
-      <w:proofErr w:type="spellStart"/>
-      <w:r>
-        <w:rPr>
-          <w:rFonts w:cs="Times New Roman"/>
-          <w:szCs w:val="24"/>
-          <w:lang w:val="en-ID"/>
-        </w:rPr>
-        <w:t>teknis</w:t>
-      </w:r>
-      <w:proofErr w:type="spellEnd"/>
-      <w:r>
-        <w:rPr>
-          <w:rFonts w:cs="Times New Roman"/>
-          <w:szCs w:val="24"/>
-          <w:lang w:val="en-ID"/>
-        </w:rPr>
-        <w:t xml:space="preserve"> </w:t>
-      </w:r>
-      <w:proofErr w:type="spellStart"/>
-      <w:r>
-        <w:rPr>
-          <w:rFonts w:cs="Times New Roman"/>
-          <w:szCs w:val="24"/>
-          <w:lang w:val="en-ID"/>
-        </w:rPr>
-        <w:t>ekstraksi</w:t>
-      </w:r>
-      <w:proofErr w:type="spellEnd"/>
-      <w:r>
-        <w:rPr>
-          <w:rFonts w:cs="Times New Roman"/>
-          <w:szCs w:val="24"/>
-          <w:lang w:val="en-ID"/>
-        </w:rPr>
-        <w:t xml:space="preserve"> </w:t>
-      </w:r>
-      <w:proofErr w:type="spellStart"/>
-      <w:r>
-        <w:rPr>
-          <w:rFonts w:cs="Times New Roman"/>
-          <w:szCs w:val="24"/>
-          <w:lang w:val="en-ID"/>
-        </w:rPr>
-        <w:t>warna</w:t>
-      </w:r>
-      <w:proofErr w:type="spellEnd"/>
-      <w:r>
-        <w:rPr>
-          <w:rFonts w:cs="Times New Roman"/>
-          <w:szCs w:val="24"/>
-          <w:lang w:val="en-ID"/>
-        </w:rPr>
-        <w:t xml:space="preserve"> </w:t>
-      </w:r>
-      <w:proofErr w:type="spellStart"/>
-      <w:r>
-        <w:rPr>
-          <w:rFonts w:cs="Times New Roman"/>
-          <w:szCs w:val="24"/>
-          <w:lang w:val="en-ID"/>
-        </w:rPr>
-        <w:t>kulit</w:t>
-      </w:r>
-      <w:proofErr w:type="spellEnd"/>
-      <w:r>
-        <w:rPr>
-          <w:rFonts w:cs="Times New Roman"/>
-          <w:szCs w:val="24"/>
-          <w:lang w:val="en-ID"/>
-        </w:rPr>
-        <w:t xml:space="preserve"> → </w:t>
-      </w:r>
-      <w:proofErr w:type="spellStart"/>
-      <w:r>
-        <w:rPr>
-          <w:rFonts w:cs="Times New Roman"/>
-          <w:szCs w:val="24"/>
-          <w:lang w:val="en-ID"/>
-        </w:rPr>
-        <w:t>representasi</w:t>
-      </w:r>
-      <w:proofErr w:type="spellEnd"/>
-      <w:r>
-        <w:rPr>
-          <w:rFonts w:cs="Times New Roman"/>
-          <w:szCs w:val="24"/>
-          <w:lang w:val="en-ID"/>
-        </w:rPr>
-        <w:t xml:space="preserve"> (clustering) → </w:t>
-      </w:r>
-      <w:proofErr w:type="spellStart"/>
-      <w:r>
-        <w:rPr>
-          <w:rFonts w:cs="Times New Roman"/>
-          <w:szCs w:val="24"/>
-          <w:lang w:val="en-ID"/>
-        </w:rPr>
-        <w:t>evaluasi</w:t>
-      </w:r>
-      <w:proofErr w:type="spellEnd"/>
-      <w:r>
-        <w:rPr>
-          <w:rFonts w:cs="Times New Roman"/>
-          <w:szCs w:val="24"/>
-          <w:lang w:val="en-ID"/>
-        </w:rPr>
-        <w:t xml:space="preserve"> multi-</w:t>
-      </w:r>
-      <w:proofErr w:type="spellStart"/>
-      <w:r>
-        <w:rPr>
-          <w:rFonts w:cs="Times New Roman"/>
-          <w:szCs w:val="24"/>
-          <w:lang w:val="en-ID"/>
-        </w:rPr>
-        <w:t>color</w:t>
-      </w:r>
-      <w:proofErr w:type="spellEnd"/>
-      <w:r>
-        <w:rPr>
-          <w:rFonts w:cs="Times New Roman"/>
-          <w:szCs w:val="24"/>
-          <w:lang w:val="en-ID"/>
-        </w:rPr>
-        <w:t xml:space="preserve"> space </w:t>
-      </w:r>
-      <w:proofErr w:type="spellStart"/>
-      <w:r>
-        <w:rPr>
-          <w:rFonts w:cs="Times New Roman"/>
-          <w:szCs w:val="24"/>
-          <w:lang w:val="en-ID"/>
-        </w:rPr>
-        <w:t>masih</w:t>
-      </w:r>
-      <w:proofErr w:type="spellEnd"/>
-      <w:r>
-        <w:rPr>
-          <w:rFonts w:cs="Times New Roman"/>
-          <w:szCs w:val="24"/>
-          <w:lang w:val="en-ID"/>
-        </w:rPr>
-        <w:t xml:space="preserve"> </w:t>
-      </w:r>
-      <w:proofErr w:type="spellStart"/>
-      <w:r>
-        <w:rPr>
-          <w:rFonts w:cs="Times New Roman"/>
-          <w:szCs w:val="24"/>
-          <w:lang w:val="en-ID"/>
-        </w:rPr>
-        <w:t>belum</w:t>
-      </w:r>
-      <w:proofErr w:type="spellEnd"/>
-      <w:r>
-        <w:rPr>
-          <w:rFonts w:cs="Times New Roman"/>
-          <w:szCs w:val="24"/>
-          <w:lang w:val="en-ID"/>
-        </w:rPr>
-        <w:t xml:space="preserve"> </w:t>
-      </w:r>
-      <w:proofErr w:type="spellStart"/>
-      <w:r>
-        <w:rPr>
-          <w:rFonts w:cs="Times New Roman"/>
-          <w:szCs w:val="24"/>
-          <w:lang w:val="en-ID"/>
-        </w:rPr>
-        <w:t>terlihat</w:t>
-      </w:r>
-      <w:proofErr w:type="spellEnd"/>
-      <w:r>
-        <w:rPr>
-          <w:rFonts w:cs="Times New Roman"/>
-          <w:szCs w:val="24"/>
-          <w:lang w:val="en-ID"/>
-        </w:rPr>
-        <w:t xml:space="preserve"> </w:t>
-      </w:r>
-      <w:proofErr w:type="spellStart"/>
-      <w:r>
-        <w:rPr>
-          <w:rFonts w:cs="Times New Roman"/>
-          <w:szCs w:val="24"/>
-          <w:lang w:val="en-ID"/>
-        </w:rPr>
-        <w:t>jelas</w:t>
-      </w:r>
-      <w:proofErr w:type="spellEnd"/>
-      <w:r>
-        <w:rPr>
-          <w:rFonts w:cs="Times New Roman"/>
-          <w:szCs w:val="24"/>
-          <w:lang w:val="en-ID"/>
-        </w:rPr>
-        <w:t xml:space="preserve"> pada </w:t>
-      </w:r>
-      <w:proofErr w:type="spellStart"/>
-      <w:r>
-        <w:rPr>
-          <w:rFonts w:cs="Times New Roman"/>
-          <w:szCs w:val="24"/>
-          <w:lang w:val="en-ID"/>
-        </w:rPr>
-        <w:t>rujukan</w:t>
-      </w:r>
-      <w:proofErr w:type="spellEnd"/>
-      <w:r>
-        <w:rPr>
-          <w:rFonts w:cs="Times New Roman"/>
-          <w:szCs w:val="24"/>
-          <w:lang w:val="en-ID"/>
-        </w:rPr>
-        <w:t xml:space="preserve"> yang </w:t>
-      </w:r>
-      <w:proofErr w:type="spellStart"/>
-      <w:r>
-        <w:rPr>
-          <w:rFonts w:cs="Times New Roman"/>
-          <w:szCs w:val="24"/>
-          <w:lang w:val="en-ID"/>
-        </w:rPr>
-        <w:t>kita</w:t>
-      </w:r>
-      <w:proofErr w:type="spellEnd"/>
-      <w:r>
-        <w:rPr>
-          <w:rFonts w:cs="Times New Roman"/>
-          <w:szCs w:val="24"/>
-          <w:lang w:val="en-ID"/>
-        </w:rPr>
-        <w:t xml:space="preserve"> </w:t>
-      </w:r>
-      <w:proofErr w:type="spellStart"/>
-      <w:r>
-        <w:rPr>
-          <w:rFonts w:cs="Times New Roman"/>
-          <w:szCs w:val="24"/>
-          <w:lang w:val="en-ID"/>
-        </w:rPr>
-        <w:t>gunakan</w:t>
-      </w:r>
-      <w:proofErr w:type="spellEnd"/>
-      <w:r>
-        <w:rPr>
-          <w:rFonts w:cs="Times New Roman"/>
-          <w:szCs w:val="24"/>
-          <w:lang w:val="en-ID"/>
-        </w:rPr>
-        <w:t xml:space="preserve"> </w:t>
-      </w:r>
-      <w:proofErr w:type="spellStart"/>
-      <w:r>
-        <w:rPr>
-          <w:rFonts w:cs="Times New Roman"/>
-          <w:szCs w:val="24"/>
-          <w:lang w:val="en-ID"/>
-        </w:rPr>
-        <w:t>saat</w:t>
-      </w:r>
-      <w:proofErr w:type="spellEnd"/>
-      <w:r>
-        <w:rPr>
-          <w:rFonts w:cs="Times New Roman"/>
-          <w:szCs w:val="24"/>
-          <w:lang w:val="en-ID"/>
-        </w:rPr>
-        <w:t xml:space="preserve"> </w:t>
-      </w:r>
-      <w:proofErr w:type="spellStart"/>
-      <w:r>
-        <w:rPr>
-          <w:rFonts w:cs="Times New Roman"/>
-          <w:szCs w:val="24"/>
-          <w:lang w:val="en-ID"/>
-        </w:rPr>
-        <w:t>ini</w:t>
-      </w:r>
-      <w:proofErr w:type="spellEnd"/>
-      <w:r>
-        <w:rPr>
-          <w:rFonts w:cs="Times New Roman"/>
-          <w:szCs w:val="24"/>
-          <w:lang w:val="en-ID"/>
-        </w:rPr>
-        <w:t>. ([THE APPLICATION OF COLOR PSYCHOLOGY IN FASHION DESIGN]) ([</w:t>
-      </w:r>
-      <w:proofErr w:type="spellStart"/>
-      <w:r>
-        <w:rPr>
-          <w:rFonts w:cs="Times New Roman"/>
-          <w:szCs w:val="24"/>
-          <w:lang w:val="en-ID"/>
-        </w:rPr>
-        <w:t>Color</w:t>
-      </w:r>
-      <w:proofErr w:type="spellEnd"/>
-      <w:r>
-        <w:rPr>
-          <w:rFonts w:cs="Times New Roman"/>
-          <w:szCs w:val="24"/>
-          <w:lang w:val="en-ID"/>
-        </w:rPr>
-        <w:t xml:space="preserve"> Models in Image Processing: A Review and Experimental Comparison])</w:t>
-      </w:r>
-    </w:p>
-    <w:p>
-      <w:pPr>
-        <w:spacing w:after="0"/>
-        <w:jc w:val="both"/>
-        <w:rPr>
-          <w:rFonts w:cs="Times New Roman"/>
-          <w:szCs w:val="24"/>
-          <w:lang w:val="en-ID"/>
-        </w:rPr>
-      </w:pPr>
       <w:r>
         <w:rPr>
           <w:rFonts w:cs="Times New Roman"/>
@@ -42867,52 +43460,47 @@
           <w:szCs w:val="24"/>
           <w:lang w:val="en-ID"/>
         </w:rPr>
-        <w:t xml:space="preserve">. ([Real Time Skin </w:t>
-      </w:r>
-      <w:proofErr w:type="spellStart"/>
-      <w:r>
-        <w:rPr>
-          <w:rFonts w:cs="Times New Roman"/>
-          <w:szCs w:val="24"/>
-          <w:lang w:val="en-ID"/>
-        </w:rPr>
-        <w:t>Color</w:t>
-      </w:r>
-      <w:proofErr w:type="spellEnd"/>
-      <w:r>
-        <w:rPr>
-          <w:rFonts w:cs="Times New Roman"/>
-          <w:szCs w:val="24"/>
-          <w:lang w:val="en-ID"/>
-        </w:rPr>
-        <w:t xml:space="preserve"> Detection Based on Adaptive HSV Thresholding]) </w:t>
-      </w:r>
-      <w:r>
-        <w:rPr>
-          <w:rFonts w:cs="Times New Roman"/>
-          <w:szCs w:val="24"/>
-          <w:lang w:val="en-ID"/>
-        </w:rPr>
-        <w:lastRenderedPageBreak/>
-        <w:t>([Unsupervised K-Means Clustering Algorithm]) ([</w:t>
-      </w:r>
-      <w:proofErr w:type="spellStart"/>
-      <w:r>
-        <w:rPr>
-          <w:rFonts w:cs="Times New Roman"/>
-          <w:szCs w:val="24"/>
-          <w:lang w:val="en-ID"/>
-        </w:rPr>
-        <w:t>Color</w:t>
-      </w:r>
-      <w:proofErr w:type="spellEnd"/>
-      <w:r>
-        <w:rPr>
-          <w:rFonts w:cs="Times New Roman"/>
-          <w:szCs w:val="24"/>
-          <w:lang w:val="en-ID"/>
-        </w:rPr>
-        <w:t xml:space="preserve"> Models in Image Processing: A Review and Experimental Comparison])</w:t>
+        <w:t xml:space="preserve">. </w:t>
+      </w:r>
+      <w:r>
+        <w:rPr>
+          <w:rFonts w:cs="Times New Roman"/>
+          <w:szCs w:val="24"/>
+          <w:lang w:val="en-ID"/>
+        </w:rPr>
+        <w:t>[2]</w:t>
+      </w:r>
+      <w:r>
+        <w:rPr>
+          <w:rFonts w:cs="Times New Roman"/>
+          <w:szCs w:val="24"/>
+          <w:lang w:val="en-ID"/>
+        </w:rPr>
+        <w:t xml:space="preserve"> </w:t>
+      </w:r>
+      <w:r>
+        <w:rPr>
+          <w:rFonts w:cs="Times New Roman"/>
+          <w:szCs w:val="24"/>
+          <w:lang w:val="en-ID"/>
+        </w:rPr>
+        <w:t>[6]</w:t>
+      </w:r>
+      <w:r>
+        <w:rPr>
+          <w:rFonts w:cs="Times New Roman"/>
+          <w:szCs w:val="24"/>
+          <w:lang w:val="en-ID"/>
+        </w:rPr>
+        <w:t xml:space="preserve"> </w:t>
+      </w:r>
+      <w:r>
+        <w:rPr>
+          <w:rFonts w:cs="Times New Roman"/>
+          <w:szCs w:val="24"/>
+          <w:lang w:val="en-ID"/>
+        </w:rPr>
+        <w:t>[9]</w:t>
       </w:r>
     </w:p>
     <w:p>
@@ -44378,9 +44966,8 @@
                 <w:lang w:val="en-ID" w:eastAsia="en-ID"/>
                 <w14:ligatures w14:val="none"/>
               </w:rPr>
-              <w:t xml:space="preserve"> ([</w:t>
+              <w:t xml:space="preserve"> </w:t>
             </w:r>
-            <w:proofErr w:type="spellStart"/>
             <w:r>
               <w:rPr>
                 <w:rFonts w:eastAsia="Times New Roman" w:cs="Times New Roman"/>
@@ -44389,18 +44976,7 @@
                 <w:lang w:val="en-ID" w:eastAsia="en-ID"/>
                 <w14:ligatures w14:val="none"/>
               </w:rPr>
-              <w:t>Color</w:t>
-            </w:r>
-            <w:proofErr w:type="spellEnd"/>
-            <w:r>
-              <w:rPr>
-                <w:rFonts w:eastAsia="Times New Roman" w:cs="Times New Roman"/>
-                <w:kern w:val="0"/>
-                <w:szCs w:val="24"/>
-                <w:lang w:val="en-ID" w:eastAsia="en-ID"/>
-                <w14:ligatures w14:val="none"/>
-              </w:rPr>
-              <w:t xml:space="preserve"> Models in Image Processing: A Review and Experimental Comparison])</w:t>
+              <w:t>[9]</w:t>
             </w:r>
           </w:p>
         </w:tc>
@@ -45326,9 +45902,8 @@
                 <w:lang w:val="en-ID" w:eastAsia="en-ID"/>
                 <w14:ligatures w14:val="none"/>
               </w:rPr>
-              <w:t xml:space="preserve"> fashion ([</w:t>
+              <w:t xml:space="preserve"> fashion </w:t>
             </w:r>
-            <w:proofErr w:type="spellStart"/>
             <w:r>
               <w:rPr>
                 <w:rFonts w:eastAsia="Times New Roman" w:cs="Times New Roman"/>
@@ -45337,40 +45912,7 @@
                 <w:lang w:val="en-ID" w:eastAsia="en-ID"/>
                 <w14:ligatures w14:val="none"/>
               </w:rPr>
-              <w:t>Color</w:t>
-            </w:r>
-            <w:proofErr w:type="spellEnd"/>
-            <w:r>
-              <w:rPr>
-                <w:rFonts w:eastAsia="Times New Roman" w:cs="Times New Roman"/>
-                <w:kern w:val="0"/>
-                <w:szCs w:val="24"/>
-                <w:lang w:val="en-ID" w:eastAsia="en-ID"/>
-                <w14:ligatures w14:val="none"/>
-              </w:rPr>
-              <w:t xml:space="preserve"> Feature Based Dominant </w:t>
-            </w:r>
-            <w:proofErr w:type="spellStart"/>
-            <w:r>
-              <w:rPr>
-                <w:rFonts w:eastAsia="Times New Roman" w:cs="Times New Roman"/>
-                <w:kern w:val="0"/>
-                <w:szCs w:val="24"/>
-                <w:lang w:val="en-ID" w:eastAsia="en-ID"/>
-                <w14:ligatures w14:val="none"/>
-              </w:rPr>
-              <w:t>Color</w:t>
-            </w:r>
-            <w:proofErr w:type="spellEnd"/>
-            <w:r>
-              <w:rPr>
-                <w:rFonts w:eastAsia="Times New Roman" w:cs="Times New Roman"/>
-                <w:kern w:val="0"/>
-                <w:szCs w:val="24"/>
-                <w:lang w:val="en-ID" w:eastAsia="en-ID"/>
-                <w14:ligatures w14:val="none"/>
-              </w:rPr>
-              <w:t xml:space="preserve"> Extraction])</w:t>
+              <w:t>[3]</w:t>
             </w:r>
           </w:p>
         </w:tc>
@@ -45937,6 +46479,7 @@
                 <w:lang w:val="en-ID" w:eastAsia="en-ID"/>
                 <w14:ligatures w14:val="none"/>
               </w:rPr>
+              <w:lastRenderedPageBreak/>
               <w:t>pendekatan</w:t>
             </w:r>
             <w:proofErr w:type="spellEnd"/>
@@ -45976,6 +46519,7 @@
                 <w:lang w:val="en-ID" w:eastAsia="en-ID"/>
                 <w14:ligatures w14:val="none"/>
               </w:rPr>
+              <w:lastRenderedPageBreak/>
               <w:t xml:space="preserve">Hanya </w:t>
             </w:r>
             <w:proofErr w:type="spellStart"/>
@@ -46174,29 +46718,7 @@
                 <w:lang w:val="en-ID" w:eastAsia="en-ID"/>
                 <w14:ligatures w14:val="none"/>
               </w:rPr>
-              <w:t xml:space="preserve"> clustering ([Real Time Skin </w:t>
-            </w:r>
-            <w:proofErr w:type="spellStart"/>
-            <w:r>
-              <w:rPr>
-                <w:rFonts w:eastAsia="Times New Roman" w:cs="Times New Roman"/>
-                <w:kern w:val="0"/>
-                <w:szCs w:val="24"/>
-                <w:lang w:val="en-ID" w:eastAsia="en-ID"/>
-                <w14:ligatures w14:val="none"/>
-              </w:rPr>
-              <w:t>Color</w:t>
-            </w:r>
-            <w:proofErr w:type="spellEnd"/>
-            <w:r>
-              <w:rPr>
-                <w:rFonts w:eastAsia="Times New Roman" w:cs="Times New Roman"/>
-                <w:kern w:val="0"/>
-                <w:szCs w:val="24"/>
-                <w:lang w:val="en-ID" w:eastAsia="en-ID"/>
-                <w14:ligatures w14:val="none"/>
-              </w:rPr>
-              <w:t xml:space="preserve"> Detection </w:t>
+              <w:t xml:space="preserve"> clustering </w:t>
             </w:r>
             <w:r>
               <w:rPr>
@@ -46206,8 +46728,7 @@
                 <w:lang w:val="en-ID" w:eastAsia="en-ID"/>
                 <w14:ligatures w14:val="none"/>
               </w:rPr>
-              <w:lastRenderedPageBreak/>
-              <w:t>Based on Adaptive HSV Thresholding])</w:t>
+              <w:t>[2]</w:t>
             </w:r>
           </w:p>
         </w:tc>
@@ -46238,7 +46759,6 @@
                 <w:lang w:val="en-ID" w:eastAsia="en-ID"/>
                 <w14:ligatures w14:val="none"/>
               </w:rPr>
-              <w:lastRenderedPageBreak/>
               <w:t>4</w:t>
             </w:r>
           </w:p>
@@ -46904,7 +47424,17 @@
                 <w:lang w:val="en-ID" w:eastAsia="en-ID"/>
                 <w14:ligatures w14:val="none"/>
               </w:rPr>
-              <w:t xml:space="preserve"> pada domain visual ([A Unified Formulation of k-Means, Fuzzy c-Means and Gaussian Mixture Model by the Kolmogorov–Nagumo Average])</w:t>
+              <w:t xml:space="preserve"> pada domain visual </w:t>
+            </w:r>
+            <w:r>
+              <w:rPr>
+                <w:rFonts w:eastAsia="Times New Roman" w:cs="Times New Roman"/>
+                <w:kern w:val="0"/>
+                <w:szCs w:val="24"/>
+                <w:lang w:val="en-ID" w:eastAsia="en-ID"/>
+                <w14:ligatures w14:val="none"/>
+              </w:rPr>
+              <w:t>[4]</w:t>
             </w:r>
           </w:p>
         </w:tc>
@@ -47786,7 +48316,17 @@
                 <w:lang w:val="en-ID" w:eastAsia="en-ID"/>
                 <w14:ligatures w14:val="none"/>
               </w:rPr>
-              <w:t xml:space="preserve"> ([THE APPLICATION OF COLOR PSYCHOLOGY IN FASHION DESIGN])</w:t>
+              <w:t xml:space="preserve"> </w:t>
+            </w:r>
+            <w:r>
+              <w:rPr>
+                <w:rFonts w:eastAsia="Times New Roman" w:cs="Times New Roman"/>
+                <w:kern w:val="0"/>
+                <w:szCs w:val="24"/>
+                <w:lang w:val="en-ID" w:eastAsia="en-ID"/>
+                <w14:ligatures w14:val="none"/>
+              </w:rPr>
+              <w:t>[8]</w:t>
             </w:r>
           </w:p>
         </w:tc>
@@ -49289,6 +49829,7 @@
           <w:szCs w:val="24"/>
           <w:lang w:val="en-ID"/>
         </w:rPr>
+        <w:lastRenderedPageBreak/>
         <w:t>Karakteristik</w:t>
       </w:r>
       <w:proofErr w:type="spellEnd"/>
@@ -51343,6 +51884,7 @@
           <w:szCs w:val="24"/>
           <w:lang w:val="en-ID"/>
         </w:rPr>
+        <w:lastRenderedPageBreak/>
         <w:t>Tabel</w:t>
       </w:r>
       <w:proofErr w:type="spellEnd"/>
